--- a/mapeo_clinicas_oruro/Mapeo_Establecimientos_Oruro.docx
+++ b/mapeo_clinicas_oruro/Mapeo_Establecimientos_Oruro.docx
@@ -46,7 +46,7 @@
         <w:pStyle w:val="ListBullet"/>
       </w:pPr>
       <w:r>
-        <w:t>Estatal: 16 registros (9 en la ciudad de Oruro, 7 en provincias).</w:t>
+        <w:t>Estatal: 17 registros (10 en la ciudad de Oruro, 7 en provincias).</w:t>
       </w:r>
     </w:p>
     <w:p>
@@ -70,6 +70,14 @@
         <w:pStyle w:val="ListBullet"/>
       </w:pPr>
       <w:r>
+        <w:t>Con terapia intensiva: 6 · con emergencia: 12 · de 3er nivel: 5.</w:t>
+      </w:r>
+    </w:p>
+    <w:p>
+      <w:pPr>
+        <w:pStyle w:val="ListBullet"/>
+      </w:pPr>
+      <w:r>
         <w:t>Oportunidades activas (prioridad alta o compra pública): 12.</w:t>
       </w:r>
     </w:p>
@@ -78,7 +86,12 @@
         <w:pStyle w:val="Heading2"/>
       </w:pPr>
       <w:r>
-        <w:t>1. Estatal</w:t>
+        <w:t>Tercer nivel, terapia intensiva y emergencias</w:t>
+      </w:r>
+    </w:p>
+    <w:p>
+      <w:r>
+        <w:t>Establecimientos con 3er nivel, unidad de terapia intensiva (UTI) o emergencias, ordenados de mayor a menor complejidad. Datos de los sitios de cada clínica y de prensa (algunos de 2020-2021): confirmar por teléfono. El Centro Coordinador de Emergencias del Sedes (5287222) sabe qué hospitales tienen UTI y camas.</w:t>
       </w:r>
     </w:p>
     <w:tbl>
@@ -88,18 +101,19 @@
         <w:tblLook w:firstColumn="1" w:firstRow="1" w:lastColumn="0" w:lastRow="0" w:noHBand="0" w:noVBand="1" w:val="04A0"/>
       </w:tblPr>
       <w:tblGrid>
-        <w:gridCol w:w="1971"/>
-        <w:gridCol w:w="1971"/>
-        <w:gridCol w:w="1971"/>
-        <w:gridCol w:w="1971"/>
-        <w:gridCol w:w="1971"/>
-        <w:gridCol w:w="1971"/>
-        <w:gridCol w:w="1971"/>
+        <w:gridCol w:w="1725"/>
+        <w:gridCol w:w="1725"/>
+        <w:gridCol w:w="1725"/>
+        <w:gridCol w:w="1725"/>
+        <w:gridCol w:w="1725"/>
+        <w:gridCol w:w="1725"/>
+        <w:gridCol w:w="1725"/>
+        <w:gridCol w:w="1725"/>
       </w:tblGrid>
       <w:tr>
         <w:tc>
           <w:tcPr>
-            <w:tcW w:type="dxa" w:w="2608"/>
+            <w:tcW w:type="dxa" w:w="2835"/>
             <w:shd w:val="clear" w:fill="0B6E6E"/>
           </w:tcPr>
           <w:p>
@@ -109,13 +123,13 @@
                 <w:b/>
                 <w:color w:val="FFFFFF"/>
               </w:rPr>
-              <w:t>Nombre</w:t>
-            </w:r>
-          </w:p>
-        </w:tc>
-        <w:tc>
-          <w:tcPr>
-            <w:tcW w:type="dxa" w:w="1701"/>
+              <w:t>Establecimiento</w:t>
+            </w:r>
+          </w:p>
+        </w:tc>
+        <w:tc>
+          <w:tcPr>
+            <w:tcW w:type="dxa" w:w="1474"/>
             <w:shd w:val="clear" w:fill="0B6E6E"/>
           </w:tcPr>
           <w:p>
@@ -125,13 +139,29 @@
                 <w:b/>
                 <w:color w:val="FFFFFF"/>
               </w:rPr>
-              <w:t>Tipo</w:t>
-            </w:r>
-          </w:p>
-        </w:tc>
-        <w:tc>
-          <w:tcPr>
-            <w:tcW w:type="dxa" w:w="1474"/>
+              <w:t>Sector</w:t>
+            </w:r>
+          </w:p>
+        </w:tc>
+        <w:tc>
+          <w:tcPr>
+            <w:tcW w:type="dxa" w:w="1247"/>
+            <w:shd w:val="clear" w:fill="0B6E6E"/>
+          </w:tcPr>
+          <w:p>
+            <w:r/>
+            <w:r>
+              <w:rPr>
+                <w:b/>
+                <w:color w:val="FFFFFF"/>
+              </w:rPr>
+              <w:t>Municipio</w:t>
+            </w:r>
+          </w:p>
+        </w:tc>
+        <w:tc>
+          <w:tcPr>
+            <w:tcW w:type="dxa" w:w="1587"/>
             <w:shd w:val="clear" w:fill="0B6E6E"/>
           </w:tcPr>
           <w:p>
@@ -147,7 +177,7 @@
         </w:tc>
         <w:tc>
           <w:tcPr>
-            <w:tcW w:type="dxa" w:w="1247"/>
+            <w:tcW w:type="dxa" w:w="2268"/>
             <w:shd w:val="clear" w:fill="0B6E6E"/>
           </w:tcPr>
           <w:p>
@@ -157,7 +187,23 @@
                 <w:b/>
                 <w:color w:val="FFFFFF"/>
               </w:rPr>
-              <w:t>Municipio</w:t>
+              <w:t>Terapia intensiva</w:t>
+            </w:r>
+          </w:p>
+        </w:tc>
+        <w:tc>
+          <w:tcPr>
+            <w:tcW w:type="dxa" w:w="1474"/>
+            <w:shd w:val="clear" w:fill="0B6E6E"/>
+          </w:tcPr>
+          <w:p>
+            <w:r/>
+            <w:r>
+              <w:rPr>
+                <w:b/>
+                <w:color w:val="FFFFFF"/>
+              </w:rPr>
+              <w:t>Emergencia</w:t>
             </w:r>
           </w:p>
         </w:tc>
@@ -179,7 +225,7 @@
         </w:tc>
         <w:tc>
           <w:tcPr>
-            <w:tcW w:type="dxa" w:w="1134"/>
+            <w:tcW w:type="dxa" w:w="1701"/>
             <w:shd w:val="clear" w:fill="0B6E6E"/>
           </w:tcPr>
           <w:p>
@@ -193,32 +239,82 @@
             </w:r>
           </w:p>
         </w:tc>
-        <w:tc>
-          <w:tcPr>
-            <w:tcW w:type="dxa" w:w="3628"/>
-            <w:shd w:val="clear" w:fill="0B6E6E"/>
-          </w:tcPr>
-          <w:p>
-            <w:r/>
-            <w:r>
-              <w:rPr>
-                <w:b/>
-                <w:color w:val="FFFFFF"/>
-              </w:rPr>
-              <w:t>Novedad / oportunidad</w:t>
-            </w:r>
-          </w:p>
-        </w:tc>
       </w:tr>
       <w:tr>
         <w:tc>
           <w:tcPr>
-            <w:tcW w:type="dxa" w:w="2608"/>
+            <w:tcW w:type="dxa" w:w="2835"/>
             <w:shd w:val="clear" w:fill="E3F2F1"/>
           </w:tcPr>
           <w:p>
             <w:r>
               <w:t>Hospital General San Juan de Dios</w:t>
+            </w:r>
+          </w:p>
+        </w:tc>
+        <w:tc>
+          <w:tcPr>
+            <w:tcW w:type="dxa" w:w="1474"/>
+            <w:shd w:val="clear" w:fill="E3F2F1"/>
+          </w:tcPr>
+          <w:p>
+            <w:r>
+              <w:t>Estatal</w:t>
+            </w:r>
+          </w:p>
+        </w:tc>
+        <w:tc>
+          <w:tcPr>
+            <w:tcW w:type="dxa" w:w="1247"/>
+            <w:shd w:val="clear" w:fill="E3F2F1"/>
+          </w:tcPr>
+          <w:p>
+            <w:r>
+              <w:t>Oruro</w:t>
+            </w:r>
+          </w:p>
+        </w:tc>
+        <w:tc>
+          <w:tcPr>
+            <w:tcW w:type="dxa" w:w="1587"/>
+            <w:shd w:val="clear" w:fill="E3F2F1"/>
+          </w:tcPr>
+          <w:p>
+            <w:r>
+              <w:t>3er nivel</w:t>
+            </w:r>
+          </w:p>
+        </w:tc>
+        <w:tc>
+          <w:tcPr>
+            <w:tcW w:type="dxa" w:w="2268"/>
+            <w:shd w:val="clear" w:fill="E3F2F1"/>
+          </w:tcPr>
+          <w:p>
+            <w:r>
+              <w:t>Sí (6 camas según reporte de 2020)</w:t>
+            </w:r>
+          </w:p>
+        </w:tc>
+        <w:tc>
+          <w:tcPr>
+            <w:tcW w:type="dxa" w:w="1474"/>
+            <w:shd w:val="clear" w:fill="E3F2F1"/>
+          </w:tcPr>
+          <w:p>
+            <w:r>
+              <w:t>Sí 24 h</w:t>
+            </w:r>
+          </w:p>
+        </w:tc>
+        <w:tc>
+          <w:tcPr>
+            <w:tcW w:type="dxa" w:w="2381"/>
+            <w:shd w:val="clear" w:fill="E3F2F1"/>
+          </w:tcPr>
+          <w:p>
+            <w:r>
+              <w:t>Calle San Felipe 538</w:t>
             </w:r>
           </w:p>
         </w:tc>
@@ -228,8 +324,181 @@
             <w:shd w:val="clear" w:fill="E3F2F1"/>
           </w:tcPr>
           <w:p>
-            <w:r>
-              <w:t>Gobernación / Sedes</w:t>
+            <w:r/>
+          </w:p>
+        </w:tc>
+      </w:tr>
+      <w:tr>
+        <w:tc>
+          <w:tcPr>
+            <w:tcW w:type="dxa" w:w="2835"/>
+          </w:tcPr>
+          <w:p>
+            <w:r>
+              <w:t>Policlínica Oruro</w:t>
+            </w:r>
+          </w:p>
+        </w:tc>
+        <w:tc>
+          <w:tcPr>
+            <w:tcW w:type="dxa" w:w="1474"/>
+          </w:tcPr>
+          <w:p>
+            <w:r>
+              <w:t>Privado</w:t>
+            </w:r>
+          </w:p>
+        </w:tc>
+        <w:tc>
+          <w:tcPr>
+            <w:tcW w:type="dxa" w:w="1247"/>
+          </w:tcPr>
+          <w:p>
+            <w:r>
+              <w:t>Oruro</w:t>
+            </w:r>
+          </w:p>
+        </w:tc>
+        <w:tc>
+          <w:tcPr>
+            <w:tcW w:type="dxa" w:w="1587"/>
+          </w:tcPr>
+          <w:p>
+            <w:r>
+              <w:t>3er nivel</w:t>
+            </w:r>
+          </w:p>
+        </w:tc>
+        <w:tc>
+          <w:tcPr>
+            <w:tcW w:type="dxa" w:w="2268"/>
+          </w:tcPr>
+          <w:p>
+            <w:r>
+              <w:t>Sí (adultos y pediátrica, 24 h)</w:t>
+            </w:r>
+          </w:p>
+        </w:tc>
+        <w:tc>
+          <w:tcPr>
+            <w:tcW w:type="dxa" w:w="1474"/>
+          </w:tcPr>
+          <w:p>
+            <w:r>
+              <w:t>Sí 24 h</w:t>
+            </w:r>
+          </w:p>
+        </w:tc>
+        <w:tc>
+          <w:tcPr>
+            <w:tcW w:type="dxa" w:w="2381"/>
+          </w:tcPr>
+          <w:p>
+            <w:r>
+              <w:t>Calle Rodríguez 579 entre La Paz y 6 de Octubre</w:t>
+            </w:r>
+          </w:p>
+        </w:tc>
+        <w:tc>
+          <w:tcPr>
+            <w:tcW w:type="dxa" w:w="1701"/>
+          </w:tcPr>
+          <w:p>
+            <w:r>
+              <w:t>2 5275082 / WhatsApp 72495862</w:t>
+            </w:r>
+          </w:p>
+        </w:tc>
+      </w:tr>
+      <w:tr>
+        <w:tc>
+          <w:tcPr>
+            <w:tcW w:type="dxa" w:w="2835"/>
+          </w:tcPr>
+          <w:p>
+            <w:r>
+              <w:t>Hospital Obrero N°4 (CNS)</w:t>
+            </w:r>
+          </w:p>
+        </w:tc>
+        <w:tc>
+          <w:tcPr>
+            <w:tcW w:type="dxa" w:w="1474"/>
+          </w:tcPr>
+          <w:p>
+            <w:r>
+              <w:t>Seguridad social</w:t>
+            </w:r>
+          </w:p>
+        </w:tc>
+        <w:tc>
+          <w:tcPr>
+            <w:tcW w:type="dxa" w:w="1247"/>
+          </w:tcPr>
+          <w:p>
+            <w:r>
+              <w:t>Oruro</w:t>
+            </w:r>
+          </w:p>
+        </w:tc>
+        <w:tc>
+          <w:tcPr>
+            <w:tcW w:type="dxa" w:w="1587"/>
+          </w:tcPr>
+          <w:p>
+            <w:r>
+              <w:t>3er nivel</w:t>
+            </w:r>
+          </w:p>
+        </w:tc>
+        <w:tc>
+          <w:tcPr>
+            <w:tcW w:type="dxa" w:w="2268"/>
+          </w:tcPr>
+          <w:p>
+            <w:r>
+              <w:t>Sí</w:t>
+            </w:r>
+          </w:p>
+        </w:tc>
+        <w:tc>
+          <w:tcPr>
+            <w:tcW w:type="dxa" w:w="1474"/>
+          </w:tcPr>
+          <w:p>
+            <w:r>
+              <w:t>Sí 24 h</w:t>
+            </w:r>
+          </w:p>
+        </w:tc>
+        <w:tc>
+          <w:tcPr>
+            <w:tcW w:type="dxa" w:w="2381"/>
+          </w:tcPr>
+          <w:p>
+            <w:r>
+              <w:t>Rotonda Sargento Flores y La Patria</w:t>
+            </w:r>
+          </w:p>
+        </w:tc>
+        <w:tc>
+          <w:tcPr>
+            <w:tcW w:type="dxa" w:w="1701"/>
+          </w:tcPr>
+          <w:p>
+            <w:r/>
+          </w:p>
+        </w:tc>
+      </w:tr>
+      <w:tr>
+        <w:tc>
+          <w:tcPr>
+            <w:tcW w:type="dxa" w:w="2835"/>
+            <w:shd w:val="clear" w:fill="E3F2F1"/>
+          </w:tcPr>
+          <w:p>
+            <w:r>
+              <w:t>Hospital Oruro-Corea</w:t>
             </w:r>
           </w:p>
         </w:tc>
@@ -240,7 +509,7 @@
           </w:tcPr>
           <w:p>
             <w:r>
-              <w:t>3er nivel</w:t>
+              <w:t>Estatal</w:t>
             </w:r>
           </w:p>
         </w:tc>
@@ -257,45 +526,131 @@
         </w:tc>
         <w:tc>
           <w:tcPr>
+            <w:tcW w:type="dxa" w:w="1587"/>
+            <w:shd w:val="clear" w:fill="E3F2F1"/>
+          </w:tcPr>
+          <w:p>
+            <w:r>
+              <w:t>3er nivel</w:t>
+            </w:r>
+          </w:p>
+        </w:tc>
+        <w:tc>
+          <w:tcPr>
+            <w:tcW w:type="dxa" w:w="2268"/>
+            <w:shd w:val="clear" w:fill="E3F2F1"/>
+          </w:tcPr>
+          <w:p>
+            <w:r>
+              <w:t>Por confirmar</w:t>
+            </w:r>
+          </w:p>
+        </w:tc>
+        <w:tc>
+          <w:tcPr>
+            <w:tcW w:type="dxa" w:w="1474"/>
+            <w:shd w:val="clear" w:fill="E3F2F1"/>
+          </w:tcPr>
+          <w:p>
+            <w:r>
+              <w:t>Sí</w:t>
+            </w:r>
+          </w:p>
+        </w:tc>
+        <w:tc>
+          <w:tcPr>
             <w:tcW w:type="dxa" w:w="2381"/>
             <w:shd w:val="clear" w:fill="E3F2F1"/>
           </w:tcPr>
           <w:p>
-            <w:r>
-              <w:t>Calle San Felipe 538</w:t>
-            </w:r>
-          </w:p>
-        </w:tc>
-        <w:tc>
-          <w:tcPr>
-            <w:tcW w:type="dxa" w:w="1134"/>
+            <w:r/>
+          </w:p>
+        </w:tc>
+        <w:tc>
+          <w:tcPr>
+            <w:tcW w:type="dxa" w:w="1701"/>
             <w:shd w:val="clear" w:fill="E3F2F1"/>
           </w:tcPr>
           <w:p>
             <w:r/>
-          </w:p>
-        </w:tc>
-        <w:tc>
-          <w:tcPr>
-            <w:tcW w:type="dxa" w:w="3628"/>
-            <w:shd w:val="clear" w:fill="E3F2F1"/>
-          </w:tcPr>
-          <w:p>
-            <w:r>
-              <w:t>Hemodiálisis con equipos desgastados; gestiona máquinas nuevas.</w:t>
-            </w:r>
           </w:p>
         </w:tc>
       </w:tr>
       <w:tr>
         <w:tc>
           <w:tcPr>
-            <w:tcW w:type="dxa" w:w="2608"/>
+            <w:tcW w:type="dxa" w:w="2835"/>
             <w:shd w:val="clear" w:fill="E3F2F1"/>
           </w:tcPr>
           <w:p>
             <w:r>
               <w:t>Hospital de Especialidades de Alta Complejidad</w:t>
+            </w:r>
+          </w:p>
+        </w:tc>
+        <w:tc>
+          <w:tcPr>
+            <w:tcW w:type="dxa" w:w="1474"/>
+            <w:shd w:val="clear" w:fill="E3F2F1"/>
+          </w:tcPr>
+          <w:p>
+            <w:r>
+              <w:t>Estatal</w:t>
+            </w:r>
+          </w:p>
+        </w:tc>
+        <w:tc>
+          <w:tcPr>
+            <w:tcW w:type="dxa" w:w="1247"/>
+            <w:shd w:val="clear" w:fill="E3F2F1"/>
+          </w:tcPr>
+          <w:p>
+            <w:r>
+              <w:t>Oruro</w:t>
+            </w:r>
+          </w:p>
+        </w:tc>
+        <w:tc>
+          <w:tcPr>
+            <w:tcW w:type="dxa" w:w="1587"/>
+            <w:shd w:val="clear" w:fill="E3F2F1"/>
+          </w:tcPr>
+          <w:p>
+            <w:r>
+              <w:t>3er nivel (en construcción)</w:t>
+            </w:r>
+          </w:p>
+        </w:tc>
+        <w:tc>
+          <w:tcPr>
+            <w:tcW w:type="dxa" w:w="2268"/>
+            <w:shd w:val="clear" w:fill="E3F2F1"/>
+          </w:tcPr>
+          <w:p>
+            <w:r>
+              <w:t>Proyectada</w:t>
+            </w:r>
+          </w:p>
+        </w:tc>
+        <w:tc>
+          <w:tcPr>
+            <w:tcW w:type="dxa" w:w="1474"/>
+            <w:shd w:val="clear" w:fill="E3F2F1"/>
+          </w:tcPr>
+          <w:p>
+            <w:r>
+              <w:t>Proyectada</w:t>
+            </w:r>
+          </w:p>
+        </w:tc>
+        <w:tc>
+          <w:tcPr>
+            <w:tcW w:type="dxa" w:w="2381"/>
+            <w:shd w:val="clear" w:fill="E3F2F1"/>
+          </w:tcPr>
+          <w:p>
+            <w:r>
+              <w:t>Complejo Hospital San Juan de Dios</w:t>
             </w:r>
           </w:p>
         </w:tc>
@@ -305,8 +660,421 @@
             <w:shd w:val="clear" w:fill="E3F2F1"/>
           </w:tcPr>
           <w:p>
-            <w:r>
-              <w:t>Gobernación / Sedes</w:t>
+            <w:r/>
+          </w:p>
+        </w:tc>
+      </w:tr>
+      <w:tr>
+        <w:tc>
+          <w:tcPr>
+            <w:tcW w:type="dxa" w:w="2835"/>
+          </w:tcPr>
+          <w:p>
+            <w:r>
+              <w:t>Clínica Cristo Rey</w:t>
+            </w:r>
+          </w:p>
+        </w:tc>
+        <w:tc>
+          <w:tcPr>
+            <w:tcW w:type="dxa" w:w="1474"/>
+          </w:tcPr>
+          <w:p>
+            <w:r>
+              <w:t>Privado</w:t>
+            </w:r>
+          </w:p>
+        </w:tc>
+        <w:tc>
+          <w:tcPr>
+            <w:tcW w:type="dxa" w:w="1247"/>
+          </w:tcPr>
+          <w:p>
+            <w:r>
+              <w:t>Oruro</w:t>
+            </w:r>
+          </w:p>
+        </w:tc>
+        <w:tc>
+          <w:tcPr>
+            <w:tcW w:type="dxa" w:w="1587"/>
+          </w:tcPr>
+          <w:p>
+            <w:r>
+              <w:t>2do nivel</w:t>
+            </w:r>
+          </w:p>
+        </w:tc>
+        <w:tc>
+          <w:tcPr>
+            <w:tcW w:type="dxa" w:w="2268"/>
+          </w:tcPr>
+          <w:p>
+            <w:r>
+              <w:t>Sí</w:t>
+            </w:r>
+          </w:p>
+        </w:tc>
+        <w:tc>
+          <w:tcPr>
+            <w:tcW w:type="dxa" w:w="1474"/>
+          </w:tcPr>
+          <w:p>
+            <w:r>
+              <w:t>Sí 24 h</w:t>
+            </w:r>
+          </w:p>
+        </w:tc>
+        <w:tc>
+          <w:tcPr>
+            <w:tcW w:type="dxa" w:w="2381"/>
+          </w:tcPr>
+          <w:p>
+            <w:r>
+              <w:t>Velasco Galvarro esq. Arce 6709</w:t>
+            </w:r>
+          </w:p>
+        </w:tc>
+        <w:tc>
+          <w:tcPr>
+            <w:tcW w:type="dxa" w:w="1701"/>
+          </w:tcPr>
+          <w:p>
+            <w:r>
+              <w:t>5275796 / 5274440</w:t>
+            </w:r>
+          </w:p>
+        </w:tc>
+      </w:tr>
+      <w:tr>
+        <w:tc>
+          <w:tcPr>
+            <w:tcW w:type="dxa" w:w="2835"/>
+          </w:tcPr>
+          <w:p>
+            <w:r>
+              <w:t>Clínica Natividad</w:t>
+            </w:r>
+          </w:p>
+        </w:tc>
+        <w:tc>
+          <w:tcPr>
+            <w:tcW w:type="dxa" w:w="1474"/>
+          </w:tcPr>
+          <w:p>
+            <w:r>
+              <w:t>Privado</w:t>
+            </w:r>
+          </w:p>
+        </w:tc>
+        <w:tc>
+          <w:tcPr>
+            <w:tcW w:type="dxa" w:w="1247"/>
+          </w:tcPr>
+          <w:p>
+            <w:r>
+              <w:t>Oruro</w:t>
+            </w:r>
+          </w:p>
+        </w:tc>
+        <w:tc>
+          <w:tcPr>
+            <w:tcW w:type="dxa" w:w="1587"/>
+          </w:tcPr>
+          <w:p>
+            <w:r>
+              <w:t>2do nivel</w:t>
+            </w:r>
+          </w:p>
+        </w:tc>
+        <w:tc>
+          <w:tcPr>
+            <w:tcW w:type="dxa" w:w="2268"/>
+          </w:tcPr>
+          <w:p>
+            <w:r>
+              <w:t>Sí</w:t>
+            </w:r>
+          </w:p>
+        </w:tc>
+        <w:tc>
+          <w:tcPr>
+            <w:tcW w:type="dxa" w:w="1474"/>
+          </w:tcPr>
+          <w:p>
+            <w:r>
+              <w:t>Por confirmar</w:t>
+            </w:r>
+          </w:p>
+        </w:tc>
+        <w:tc>
+          <w:tcPr>
+            <w:tcW w:type="dxa" w:w="2381"/>
+          </w:tcPr>
+          <w:p>
+            <w:r>
+              <w:t>Calle Bolívar 501 / 753</w:t>
+            </w:r>
+          </w:p>
+        </w:tc>
+        <w:tc>
+          <w:tcPr>
+            <w:tcW w:type="dxa" w:w="1701"/>
+          </w:tcPr>
+          <w:p>
+            <w:r>
+              <w:t>5254721</w:t>
+            </w:r>
+          </w:p>
+        </w:tc>
+      </w:tr>
+      <w:tr>
+        <w:tc>
+          <w:tcPr>
+            <w:tcW w:type="dxa" w:w="2835"/>
+          </w:tcPr>
+          <w:p>
+            <w:r>
+              <w:t>Hospital Petrolero Oruro</w:t>
+            </w:r>
+          </w:p>
+        </w:tc>
+        <w:tc>
+          <w:tcPr>
+            <w:tcW w:type="dxa" w:w="1474"/>
+          </w:tcPr>
+          <w:p>
+            <w:r>
+              <w:t>Seguridad social</w:t>
+            </w:r>
+          </w:p>
+        </w:tc>
+        <w:tc>
+          <w:tcPr>
+            <w:tcW w:type="dxa" w:w="1247"/>
+          </w:tcPr>
+          <w:p>
+            <w:r>
+              <w:t>Oruro</w:t>
+            </w:r>
+          </w:p>
+        </w:tc>
+        <w:tc>
+          <w:tcPr>
+            <w:tcW w:type="dxa" w:w="1587"/>
+          </w:tcPr>
+          <w:p>
+            <w:r>
+              <w:t>2do nivel</w:t>
+            </w:r>
+          </w:p>
+        </w:tc>
+        <w:tc>
+          <w:tcPr>
+            <w:tcW w:type="dxa" w:w="2268"/>
+          </w:tcPr>
+          <w:p>
+            <w:r>
+              <w:t>Neonatología</w:t>
+            </w:r>
+          </w:p>
+        </w:tc>
+        <w:tc>
+          <w:tcPr>
+            <w:tcW w:type="dxa" w:w="1474"/>
+          </w:tcPr>
+          <w:p>
+            <w:r>
+              <w:t>Por confirmar</w:t>
+            </w:r>
+          </w:p>
+        </w:tc>
+        <w:tc>
+          <w:tcPr>
+            <w:tcW w:type="dxa" w:w="2381"/>
+          </w:tcPr>
+          <w:p>
+            <w:r>
+              <w:t>Carretera a Vinto Km 4, frente a Enalbo</w:t>
+            </w:r>
+          </w:p>
+        </w:tc>
+        <w:tc>
+          <w:tcPr>
+            <w:tcW w:type="dxa" w:w="1701"/>
+          </w:tcPr>
+          <w:p>
+            <w:r>
+              <w:t>5255867 / 5256444</w:t>
+            </w:r>
+          </w:p>
+        </w:tc>
+      </w:tr>
+      <w:tr>
+        <w:tc>
+          <w:tcPr>
+            <w:tcW w:type="dxa" w:w="2835"/>
+          </w:tcPr>
+          <w:p>
+            <w:r>
+              <w:t>Hospital Barrios Mineros</w:t>
+            </w:r>
+          </w:p>
+        </w:tc>
+        <w:tc>
+          <w:tcPr>
+            <w:tcW w:type="dxa" w:w="1474"/>
+          </w:tcPr>
+          <w:p>
+            <w:r>
+              <w:t>Estatal</w:t>
+            </w:r>
+          </w:p>
+        </w:tc>
+        <w:tc>
+          <w:tcPr>
+            <w:tcW w:type="dxa" w:w="1247"/>
+          </w:tcPr>
+          <w:p>
+            <w:r>
+              <w:t>Oruro</w:t>
+            </w:r>
+          </w:p>
+        </w:tc>
+        <w:tc>
+          <w:tcPr>
+            <w:tcW w:type="dxa" w:w="1587"/>
+          </w:tcPr>
+          <w:p>
+            <w:r>
+              <w:t>2do nivel</w:t>
+            </w:r>
+          </w:p>
+        </w:tc>
+        <w:tc>
+          <w:tcPr>
+            <w:tcW w:type="dxa" w:w="2268"/>
+          </w:tcPr>
+          <w:p>
+            <w:r>
+              <w:t>No</w:t>
+            </w:r>
+          </w:p>
+        </w:tc>
+        <w:tc>
+          <w:tcPr>
+            <w:tcW w:type="dxa" w:w="1474"/>
+          </w:tcPr>
+          <w:p>
+            <w:r>
+              <w:t>Sí</w:t>
+            </w:r>
+          </w:p>
+        </w:tc>
+        <w:tc>
+          <w:tcPr>
+            <w:tcW w:type="dxa" w:w="2381"/>
+          </w:tcPr>
+          <w:p>
+            <w:r/>
+          </w:p>
+        </w:tc>
+        <w:tc>
+          <w:tcPr>
+            <w:tcW w:type="dxa" w:w="1701"/>
+          </w:tcPr>
+          <w:p>
+            <w:r/>
+          </w:p>
+        </w:tc>
+      </w:tr>
+      <w:tr>
+        <w:tc>
+          <w:tcPr>
+            <w:tcW w:type="dxa" w:w="2835"/>
+          </w:tcPr>
+          <w:p>
+            <w:r>
+              <w:t>Hospital Walter Khon</w:t>
+            </w:r>
+          </w:p>
+        </w:tc>
+        <w:tc>
+          <w:tcPr>
+            <w:tcW w:type="dxa" w:w="1474"/>
+          </w:tcPr>
+          <w:p>
+            <w:r>
+              <w:t>Estatal</w:t>
+            </w:r>
+          </w:p>
+        </w:tc>
+        <w:tc>
+          <w:tcPr>
+            <w:tcW w:type="dxa" w:w="1247"/>
+          </w:tcPr>
+          <w:p>
+            <w:r>
+              <w:t>Oruro</w:t>
+            </w:r>
+          </w:p>
+        </w:tc>
+        <w:tc>
+          <w:tcPr>
+            <w:tcW w:type="dxa" w:w="1587"/>
+          </w:tcPr>
+          <w:p>
+            <w:r>
+              <w:t>2do nivel</w:t>
+            </w:r>
+          </w:p>
+        </w:tc>
+        <w:tc>
+          <w:tcPr>
+            <w:tcW w:type="dxa" w:w="2268"/>
+          </w:tcPr>
+          <w:p>
+            <w:r>
+              <w:t>No</w:t>
+            </w:r>
+          </w:p>
+        </w:tc>
+        <w:tc>
+          <w:tcPr>
+            <w:tcW w:type="dxa" w:w="1474"/>
+          </w:tcPr>
+          <w:p>
+            <w:r>
+              <w:t>Sí</w:t>
+            </w:r>
+          </w:p>
+        </w:tc>
+        <w:tc>
+          <w:tcPr>
+            <w:tcW w:type="dxa" w:w="2381"/>
+          </w:tcPr>
+          <w:p>
+            <w:r/>
+          </w:p>
+        </w:tc>
+        <w:tc>
+          <w:tcPr>
+            <w:tcW w:type="dxa" w:w="1701"/>
+          </w:tcPr>
+          <w:p>
+            <w:r/>
+          </w:p>
+        </w:tc>
+      </w:tr>
+      <w:tr>
+        <w:tc>
+          <w:tcPr>
+            <w:tcW w:type="dxa" w:w="2835"/>
+            <w:shd w:val="clear" w:fill="E3F2F1"/>
+          </w:tcPr>
+          <w:p>
+            <w:r>
+              <w:t>Hospital de 2do nivel de Huanuni</w:t>
             </w:r>
           </w:p>
         </w:tc>
@@ -317,7 +1085,7 @@
           </w:tcPr>
           <w:p>
             <w:r>
-              <w:t>3er nivel (en construcción)</w:t>
+              <w:t>Estatal</w:t>
             </w:r>
           </w:p>
         </w:tc>
@@ -328,7 +1096,40 @@
           </w:tcPr>
           <w:p>
             <w:r>
-              <w:t>Oruro</w:t>
+              <w:t>Huanuni</w:t>
+            </w:r>
+          </w:p>
+        </w:tc>
+        <w:tc>
+          <w:tcPr>
+            <w:tcW w:type="dxa" w:w="1587"/>
+            <w:shd w:val="clear" w:fill="E3F2F1"/>
+          </w:tcPr>
+          <w:p>
+            <w:r>
+              <w:t>2do nivel</w:t>
+            </w:r>
+          </w:p>
+        </w:tc>
+        <w:tc>
+          <w:tcPr>
+            <w:tcW w:type="dxa" w:w="2268"/>
+            <w:shd w:val="clear" w:fill="E3F2F1"/>
+          </w:tcPr>
+          <w:p>
+            <w:r>
+              <w:t>No</w:t>
+            </w:r>
+          </w:p>
+        </w:tc>
+        <w:tc>
+          <w:tcPr>
+            <w:tcW w:type="dxa" w:w="1474"/>
+            <w:shd w:val="clear" w:fill="E3F2F1"/>
+          </w:tcPr>
+          <w:p>
+            <w:r>
+              <w:t>Sí 24 h</w:t>
             </w:r>
           </w:p>
         </w:tc>
@@ -338,103 +1139,93 @@
             <w:shd w:val="clear" w:fill="E3F2F1"/>
           </w:tcPr>
           <w:p>
-            <w:r>
-              <w:t>Complejo Hospital San Juan de Dios</w:t>
-            </w:r>
-          </w:p>
-        </w:tc>
-        <w:tc>
-          <w:tcPr>
-            <w:tcW w:type="dxa" w:w="1134"/>
+            <w:r/>
+          </w:p>
+        </w:tc>
+        <w:tc>
+          <w:tcPr>
+            <w:tcW w:type="dxa" w:w="1701"/>
             <w:shd w:val="clear" w:fill="E3F2F1"/>
           </w:tcPr>
           <w:p>
             <w:r/>
-          </w:p>
-        </w:tc>
-        <w:tc>
-          <w:tcPr>
-            <w:tcW w:type="dxa" w:w="3628"/>
-            <w:shd w:val="clear" w:fill="E3F2F1"/>
-          </w:tcPr>
-          <w:p>
-            <w:r>
-              <w:t>Conclusión prevista 08/2026; equipamiento estimado Bs 15-20 M.</w:t>
-            </w:r>
           </w:p>
         </w:tc>
       </w:tr>
       <w:tr>
         <w:tc>
           <w:tcPr>
-            <w:tcW w:type="dxa" w:w="2608"/>
-            <w:shd w:val="clear" w:fill="E3F2F1"/>
-          </w:tcPr>
-          <w:p>
-            <w:r>
-              <w:t>Hospital Oruro-Corea</w:t>
-            </w:r>
+            <w:tcW w:type="dxa" w:w="2835"/>
+          </w:tcPr>
+          <w:p>
+            <w:r>
+              <w:t>Centro Coordinador de Emergencias en Salud (Sedes)</w:t>
+            </w:r>
+          </w:p>
+        </w:tc>
+        <w:tc>
+          <w:tcPr>
+            <w:tcW w:type="dxa" w:w="1474"/>
+          </w:tcPr>
+          <w:p>
+            <w:r>
+              <w:t>Estatal</w:t>
+            </w:r>
+          </w:p>
+        </w:tc>
+        <w:tc>
+          <w:tcPr>
+            <w:tcW w:type="dxa" w:w="1247"/>
+          </w:tcPr>
+          <w:p>
+            <w:r>
+              <w:t>Oruro</w:t>
+            </w:r>
+          </w:p>
+        </w:tc>
+        <w:tc>
+          <w:tcPr>
+            <w:tcW w:type="dxa" w:w="1587"/>
+          </w:tcPr>
+          <w:p>
+            <w:r>
+              <w:t>Coordinación</w:t>
+            </w:r>
+          </w:p>
+        </w:tc>
+        <w:tc>
+          <w:tcPr>
+            <w:tcW w:type="dxa" w:w="2268"/>
+          </w:tcPr>
+          <w:p>
+            <w:r/>
+          </w:p>
+        </w:tc>
+        <w:tc>
+          <w:tcPr>
+            <w:tcW w:type="dxa" w:w="1474"/>
+          </w:tcPr>
+          <w:p>
+            <w:r>
+              <w:t>Sí 24 h</w:t>
+            </w:r>
+          </w:p>
+        </w:tc>
+        <w:tc>
+          <w:tcPr>
+            <w:tcW w:type="dxa" w:w="2381"/>
+          </w:tcPr>
+          <w:p>
+            <w:r/>
           </w:p>
         </w:tc>
         <w:tc>
           <w:tcPr>
             <w:tcW w:type="dxa" w:w="1701"/>
-            <w:shd w:val="clear" w:fill="E3F2F1"/>
-          </w:tcPr>
-          <w:p>
-            <w:r>
-              <w:t>Gobernación</w:t>
-            </w:r>
-          </w:p>
-        </w:tc>
-        <w:tc>
-          <w:tcPr>
-            <w:tcW w:type="dxa" w:w="1474"/>
-            <w:shd w:val="clear" w:fill="E3F2F1"/>
-          </w:tcPr>
-          <w:p>
-            <w:r>
-              <w:t>3er nivel</w:t>
-            </w:r>
-          </w:p>
-        </w:tc>
-        <w:tc>
-          <w:tcPr>
-            <w:tcW w:type="dxa" w:w="1247"/>
-            <w:shd w:val="clear" w:fill="E3F2F1"/>
-          </w:tcPr>
-          <w:p>
-            <w:r>
-              <w:t>Oruro</w:t>
-            </w:r>
-          </w:p>
-        </w:tc>
-        <w:tc>
-          <w:tcPr>
-            <w:tcW w:type="dxa" w:w="2381"/>
-            <w:shd w:val="clear" w:fill="E3F2F1"/>
-          </w:tcPr>
-          <w:p>
-            <w:r/>
-          </w:p>
-        </w:tc>
-        <w:tc>
-          <w:tcPr>
-            <w:tcW w:type="dxa" w:w="1134"/>
-            <w:shd w:val="clear" w:fill="E3F2F1"/>
-          </w:tcPr>
-          <w:p>
-            <w:r/>
-          </w:p>
-        </w:tc>
-        <w:tc>
-          <w:tcPr>
-            <w:tcW w:type="dxa" w:w="3628"/>
-            <w:shd w:val="clear" w:fill="E3F2F1"/>
-          </w:tcPr>
-          <w:p>
-            <w:r>
-              <w:t>II fase adjudicada a consorcio coreano: 194 camas con equipamiento (hasta US$110 M).</w:t>
+          </w:tcPr>
+          <w:p>
+            <w:r>
+              <w:t>5287222 / 5274111 / 5267111</w:t>
             </w:r>
           </w:p>
         </w:tc>
@@ -442,76 +1233,81 @@
       <w:tr>
         <w:tc>
           <w:tcPr>
-            <w:tcW w:type="dxa" w:w="2608"/>
-            <w:shd w:val="clear" w:fill="E3F2F1"/>
-          </w:tcPr>
-          <w:p>
-            <w:r>
-              <w:t>Hospital Isaías</w:t>
+            <w:tcW w:type="dxa" w:w="2835"/>
+          </w:tcPr>
+          <w:p>
+            <w:r>
+              <w:t>Clínica URME (Urgencias Médico Quirúrgicas)</w:t>
+            </w:r>
+          </w:p>
+        </w:tc>
+        <w:tc>
+          <w:tcPr>
+            <w:tcW w:type="dxa" w:w="1474"/>
+          </w:tcPr>
+          <w:p>
+            <w:r>
+              <w:t>Privado</w:t>
+            </w:r>
+          </w:p>
+        </w:tc>
+        <w:tc>
+          <w:tcPr>
+            <w:tcW w:type="dxa" w:w="1247"/>
+          </w:tcPr>
+          <w:p>
+            <w:r>
+              <w:t>Oruro</w:t>
+            </w:r>
+          </w:p>
+        </w:tc>
+        <w:tc>
+          <w:tcPr>
+            <w:tcW w:type="dxa" w:w="1587"/>
+          </w:tcPr>
+          <w:p>
+            <w:r>
+              <w:t>2do nivel</w:t>
+            </w:r>
+          </w:p>
+        </w:tc>
+        <w:tc>
+          <w:tcPr>
+            <w:tcW w:type="dxa" w:w="2268"/>
+          </w:tcPr>
+          <w:p>
+            <w:r>
+              <w:t>Por confirmar</w:t>
+            </w:r>
+          </w:p>
+        </w:tc>
+        <w:tc>
+          <w:tcPr>
+            <w:tcW w:type="dxa" w:w="1474"/>
+          </w:tcPr>
+          <w:p>
+            <w:r>
+              <w:t>Sí 24 h</w:t>
+            </w:r>
+          </w:p>
+        </w:tc>
+        <w:tc>
+          <w:tcPr>
+            <w:tcW w:type="dxa" w:w="2381"/>
+          </w:tcPr>
+          <w:p>
+            <w:r>
+              <w:t>Calle Cochabamba 548 esq. 6 de Octubre</w:t>
             </w:r>
           </w:p>
         </w:tc>
         <w:tc>
           <w:tcPr>
             <w:tcW w:type="dxa" w:w="1701"/>
-            <w:shd w:val="clear" w:fill="E3F2F1"/>
-          </w:tcPr>
-          <w:p>
-            <w:r>
-              <w:t>Municipal (GAMO)</w:t>
-            </w:r>
-          </w:p>
-        </w:tc>
-        <w:tc>
-          <w:tcPr>
-            <w:tcW w:type="dxa" w:w="1474"/>
-            <w:shd w:val="clear" w:fill="E3F2F1"/>
-          </w:tcPr>
-          <w:p>
-            <w:r>
-              <w:t>2do nivel (en construcción)</w:t>
-            </w:r>
-          </w:p>
-        </w:tc>
-        <w:tc>
-          <w:tcPr>
-            <w:tcW w:type="dxa" w:w="1247"/>
-            <w:shd w:val="clear" w:fill="E3F2F1"/>
-          </w:tcPr>
-          <w:p>
-            <w:r>
-              <w:t>Oruro</w:t>
-            </w:r>
-          </w:p>
-        </w:tc>
-        <w:tc>
-          <w:tcPr>
-            <w:tcW w:type="dxa" w:w="2381"/>
-            <w:shd w:val="clear" w:fill="E3F2F1"/>
-          </w:tcPr>
-          <w:p>
-            <w:r>
-              <w:t>Zona Las Lomas (sudeste)</w:t>
-            </w:r>
-          </w:p>
-        </w:tc>
-        <w:tc>
-          <w:tcPr>
-            <w:tcW w:type="dxa" w:w="1134"/>
-            <w:shd w:val="clear" w:fill="E3F2F1"/>
-          </w:tcPr>
-          <w:p>
-            <w:r/>
-          </w:p>
-        </w:tc>
-        <w:tc>
-          <w:tcPr>
-            <w:tcW w:type="dxa" w:w="3628"/>
-            <w:shd w:val="clear" w:fill="E3F2F1"/>
-          </w:tcPr>
-          <w:p>
-            <w:r>
-              <w:t>Obra al 40% a mediados de 2026; presupuesto ~Bs 67 M; financiamiento UPRE asegurado en 08/2026.</w:t>
+          </w:tcPr>
+          <w:p>
+            <w:r>
+              <w:t>70424771</w:t>
             </w:r>
           </w:p>
         </w:tc>
@@ -519,11 +1315,71 @@
       <w:tr>
         <w:tc>
           <w:tcPr>
-            <w:tcW w:type="dxa" w:w="2608"/>
-          </w:tcPr>
-          <w:p>
-            <w:r>
-              <w:t>Hospital Barrios Mineros</w:t>
+            <w:tcW w:type="dxa" w:w="2835"/>
+          </w:tcPr>
+          <w:p>
+            <w:r>
+              <w:t>CIES Oruro</w:t>
+            </w:r>
+          </w:p>
+        </w:tc>
+        <w:tc>
+          <w:tcPr>
+            <w:tcW w:type="dxa" w:w="1474"/>
+          </w:tcPr>
+          <w:p>
+            <w:r>
+              <w:t>Privado</w:t>
+            </w:r>
+          </w:p>
+        </w:tc>
+        <w:tc>
+          <w:tcPr>
+            <w:tcW w:type="dxa" w:w="1247"/>
+          </w:tcPr>
+          <w:p>
+            <w:r>
+              <w:t>Oruro</w:t>
+            </w:r>
+          </w:p>
+        </w:tc>
+        <w:tc>
+          <w:tcPr>
+            <w:tcW w:type="dxa" w:w="1587"/>
+          </w:tcPr>
+          <w:p>
+            <w:r>
+              <w:t>1er-2do nivel</w:t>
+            </w:r>
+          </w:p>
+        </w:tc>
+        <w:tc>
+          <w:tcPr>
+            <w:tcW w:type="dxa" w:w="2268"/>
+          </w:tcPr>
+          <w:p>
+            <w:r>
+              <w:t>No</w:t>
+            </w:r>
+          </w:p>
+        </w:tc>
+        <w:tc>
+          <w:tcPr>
+            <w:tcW w:type="dxa" w:w="1474"/>
+          </w:tcPr>
+          <w:p>
+            <w:r>
+              <w:t>Sí 24 h</w:t>
+            </w:r>
+          </w:p>
+        </w:tc>
+        <w:tc>
+          <w:tcPr>
+            <w:tcW w:type="dxa" w:w="2381"/>
+          </w:tcPr>
+          <w:p>
+            <w:r>
+              <w:t>Calle Velasco Galvarro 880</w:t>
             </w:r>
           </w:p>
         </w:tc>
@@ -532,66 +1388,78 @@
             <w:tcW w:type="dxa" w:w="1701"/>
           </w:tcPr>
           <w:p>
-            <w:r>
-              <w:t>Municipal (GAMO)</w:t>
-            </w:r>
-          </w:p>
-        </w:tc>
-        <w:tc>
-          <w:tcPr>
-            <w:tcW w:type="dxa" w:w="1474"/>
-          </w:tcPr>
-          <w:p>
-            <w:r>
-              <w:t>2do nivel</w:t>
-            </w:r>
-          </w:p>
-        </w:tc>
-        <w:tc>
-          <w:tcPr>
-            <w:tcW w:type="dxa" w:w="1247"/>
-          </w:tcPr>
-          <w:p>
-            <w:r>
-              <w:t>Oruro</w:t>
-            </w:r>
-          </w:p>
-        </w:tc>
-        <w:tc>
-          <w:tcPr>
-            <w:tcW w:type="dxa" w:w="2381"/>
-          </w:tcPr>
-          <w:p>
             <w:r/>
-          </w:p>
-        </w:tc>
-        <w:tc>
-          <w:tcPr>
-            <w:tcW w:type="dxa" w:w="1134"/>
-          </w:tcPr>
-          <w:p>
-            <w:r/>
-          </w:p>
-        </w:tc>
-        <w:tc>
-          <w:tcPr>
-            <w:tcW w:type="dxa" w:w="3628"/>
-          </w:tcPr>
-          <w:p>
-            <w:r>
-              <w:t>Centro municipal de hemodiálisis (abierto en 2019 con 7 máquinas).</w:t>
-            </w:r>
           </w:p>
         </w:tc>
       </w:tr>
       <w:tr>
         <w:tc>
           <w:tcPr>
-            <w:tcW w:type="dxa" w:w="2608"/>
-          </w:tcPr>
-          <w:p>
-            <w:r>
-              <w:t>Hospital Walter Khon</w:t>
+            <w:tcW w:type="dxa" w:w="2835"/>
+          </w:tcPr>
+          <w:p>
+            <w:r>
+              <w:t>URPE Urgencias Pediátricas</w:t>
+            </w:r>
+          </w:p>
+        </w:tc>
+        <w:tc>
+          <w:tcPr>
+            <w:tcW w:type="dxa" w:w="1474"/>
+          </w:tcPr>
+          <w:p>
+            <w:r>
+              <w:t>Privado</w:t>
+            </w:r>
+          </w:p>
+        </w:tc>
+        <w:tc>
+          <w:tcPr>
+            <w:tcW w:type="dxa" w:w="1247"/>
+          </w:tcPr>
+          <w:p>
+            <w:r>
+              <w:t>Oruro</w:t>
+            </w:r>
+          </w:p>
+        </w:tc>
+        <w:tc>
+          <w:tcPr>
+            <w:tcW w:type="dxa" w:w="1587"/>
+          </w:tcPr>
+          <w:p>
+            <w:r>
+              <w:t>Por confirmar</w:t>
+            </w:r>
+          </w:p>
+        </w:tc>
+        <w:tc>
+          <w:tcPr>
+            <w:tcW w:type="dxa" w:w="2268"/>
+          </w:tcPr>
+          <w:p>
+            <w:r>
+              <w:t>Por confirmar</w:t>
+            </w:r>
+          </w:p>
+        </w:tc>
+        <w:tc>
+          <w:tcPr>
+            <w:tcW w:type="dxa" w:w="1474"/>
+          </w:tcPr>
+          <w:p>
+            <w:r>
+              <w:t>Sí (pediátrica)</w:t>
+            </w:r>
+          </w:p>
+        </w:tc>
+        <w:tc>
+          <w:tcPr>
+            <w:tcW w:type="dxa" w:w="2381"/>
+          </w:tcPr>
+          <w:p>
+            <w:r>
+              <w:t>Calle La Plata 1220</w:t>
             </w:r>
           </w:p>
         </w:tc>
@@ -600,787 +1468,7 @@
             <w:tcW w:type="dxa" w:w="1701"/>
           </w:tcPr>
           <w:p>
-            <w:r>
-              <w:t>Municipal (GAMO)</w:t>
-            </w:r>
-          </w:p>
-        </w:tc>
-        <w:tc>
-          <w:tcPr>
-            <w:tcW w:type="dxa" w:w="1474"/>
-          </w:tcPr>
-          <w:p>
-            <w:r>
-              <w:t>2do nivel</w:t>
-            </w:r>
-          </w:p>
-        </w:tc>
-        <w:tc>
-          <w:tcPr>
-            <w:tcW w:type="dxa" w:w="1247"/>
-          </w:tcPr>
-          <w:p>
-            <w:r>
-              <w:t>Oruro</w:t>
-            </w:r>
-          </w:p>
-        </w:tc>
-        <w:tc>
-          <w:tcPr>
-            <w:tcW w:type="dxa" w:w="2381"/>
-          </w:tcPr>
-          <w:p>
             <w:r/>
-          </w:p>
-        </w:tc>
-        <w:tc>
-          <w:tcPr>
-            <w:tcW w:type="dxa" w:w="1134"/>
-          </w:tcPr>
-          <w:p>
-            <w:r/>
-          </w:p>
-        </w:tc>
-        <w:tc>
-          <w:tcPr>
-            <w:tcW w:type="dxa" w:w="3628"/>
-          </w:tcPr>
-          <w:p>
-            <w:r>
-              <w:t>Centro de salud ampliado a hospital de 2do nivel.</w:t>
-            </w:r>
-          </w:p>
-        </w:tc>
-      </w:tr>
-      <w:tr>
-        <w:tc>
-          <w:tcPr>
-            <w:tcW w:type="dxa" w:w="2608"/>
-            <w:shd w:val="clear" w:fill="E3F2F1"/>
-          </w:tcPr>
-          <w:p>
-            <w:r>
-              <w:t>Nuevo hospital zona Yugoslavo</w:t>
-            </w:r>
-          </w:p>
-        </w:tc>
-        <w:tc>
-          <w:tcPr>
-            <w:tcW w:type="dxa" w:w="1701"/>
-            <w:shd w:val="clear" w:fill="E3F2F1"/>
-          </w:tcPr>
-          <w:p>
-            <w:r>
-              <w:t>Municipal (GAMO)</w:t>
-            </w:r>
-          </w:p>
-        </w:tc>
-        <w:tc>
-          <w:tcPr>
-            <w:tcW w:type="dxa" w:w="1474"/>
-            <w:shd w:val="clear" w:fill="E3F2F1"/>
-          </w:tcPr>
-          <w:p>
-            <w:r>
-              <w:t>2do nivel (en análisis)</w:t>
-            </w:r>
-          </w:p>
-        </w:tc>
-        <w:tc>
-          <w:tcPr>
-            <w:tcW w:type="dxa" w:w="1247"/>
-            <w:shd w:val="clear" w:fill="E3F2F1"/>
-          </w:tcPr>
-          <w:p>
-            <w:r>
-              <w:t>Oruro</w:t>
-            </w:r>
-          </w:p>
-        </w:tc>
-        <w:tc>
-          <w:tcPr>
-            <w:tcW w:type="dxa" w:w="2381"/>
-            <w:shd w:val="clear" w:fill="E3F2F1"/>
-          </w:tcPr>
-          <w:p>
-            <w:r>
-              <w:t>Zona Yugoslavo</w:t>
-            </w:r>
-          </w:p>
-        </w:tc>
-        <w:tc>
-          <w:tcPr>
-            <w:tcW w:type="dxa" w:w="1134"/>
-            <w:shd w:val="clear" w:fill="E3F2F1"/>
-          </w:tcPr>
-          <w:p>
-            <w:r/>
-          </w:p>
-        </w:tc>
-        <w:tc>
-          <w:tcPr>
-            <w:tcW w:type="dxa" w:w="3628"/>
-            <w:shd w:val="clear" w:fill="E3F2F1"/>
-          </w:tcPr>
-          <w:p>
-            <w:r>
-              <w:t>Autoridades analizan convertir un establecimiento nuevo en hospital de 2do nivel.</w:t>
-            </w:r>
-          </w:p>
-        </w:tc>
-      </w:tr>
-      <w:tr>
-        <w:tc>
-          <w:tcPr>
-            <w:tcW w:type="dxa" w:w="2608"/>
-            <w:shd w:val="clear" w:fill="E3F2F1"/>
-          </w:tcPr>
-          <w:p>
-            <w:r>
-              <w:t>Red municipal de centros de salud</w:t>
-            </w:r>
-          </w:p>
-        </w:tc>
-        <w:tc>
-          <w:tcPr>
-            <w:tcW w:type="dxa" w:w="1701"/>
-            <w:shd w:val="clear" w:fill="E3F2F1"/>
-          </w:tcPr>
-          <w:p>
-            <w:r>
-              <w:t>Municipal (GAMO)</w:t>
-            </w:r>
-          </w:p>
-        </w:tc>
-        <w:tc>
-          <w:tcPr>
-            <w:tcW w:type="dxa" w:w="1474"/>
-            <w:shd w:val="clear" w:fill="E3F2F1"/>
-          </w:tcPr>
-          <w:p>
-            <w:r>
-              <w:t>1er nivel</w:t>
-            </w:r>
-          </w:p>
-        </w:tc>
-        <w:tc>
-          <w:tcPr>
-            <w:tcW w:type="dxa" w:w="1247"/>
-            <w:shd w:val="clear" w:fill="E3F2F1"/>
-          </w:tcPr>
-          <w:p>
-            <w:r>
-              <w:t>Oruro</w:t>
-            </w:r>
-          </w:p>
-        </w:tc>
-        <w:tc>
-          <w:tcPr>
-            <w:tcW w:type="dxa" w:w="2381"/>
-            <w:shd w:val="clear" w:fill="E3F2F1"/>
-          </w:tcPr>
-          <w:p>
-            <w:r>
-              <w:t>24 centros de salud</w:t>
-            </w:r>
-          </w:p>
-        </w:tc>
-        <w:tc>
-          <w:tcPr>
-            <w:tcW w:type="dxa" w:w="1134"/>
-            <w:shd w:val="clear" w:fill="E3F2F1"/>
-          </w:tcPr>
-          <w:p>
-            <w:r/>
-          </w:p>
-        </w:tc>
-        <w:tc>
-          <w:tcPr>
-            <w:tcW w:type="dxa" w:w="3628"/>
-            <w:shd w:val="clear" w:fill="E3F2F1"/>
-          </w:tcPr>
-          <w:p>
-            <w:r>
-              <w:t>Red Integrada de Servicios de Salud (22 establecimientos) y mantenimiento de 24 centros.</w:t>
-            </w:r>
-          </w:p>
-        </w:tc>
-      </w:tr>
-      <w:tr>
-        <w:tc>
-          <w:tcPr>
-            <w:tcW w:type="dxa" w:w="2608"/>
-          </w:tcPr>
-          <w:p>
-            <w:r>
-              <w:t>Clínica Odontológica de la UTO</w:t>
-            </w:r>
-          </w:p>
-        </w:tc>
-        <w:tc>
-          <w:tcPr>
-            <w:tcW w:type="dxa" w:w="1701"/>
-          </w:tcPr>
-          <w:p>
-            <w:r>
-              <w:t>Universidad (UTO)</w:t>
-            </w:r>
-          </w:p>
-        </w:tc>
-        <w:tc>
-          <w:tcPr>
-            <w:tcW w:type="dxa" w:w="1474"/>
-          </w:tcPr>
-          <w:p>
-            <w:r>
-              <w:t>Universitaria</w:t>
-            </w:r>
-          </w:p>
-        </w:tc>
-        <w:tc>
-          <w:tcPr>
-            <w:tcW w:type="dxa" w:w="1247"/>
-          </w:tcPr>
-          <w:p>
-            <w:r>
-              <w:t>Oruro</w:t>
-            </w:r>
-          </w:p>
-        </w:tc>
-        <w:tc>
-          <w:tcPr>
-            <w:tcW w:type="dxa" w:w="2381"/>
-          </w:tcPr>
-          <w:p>
-            <w:r>
-              <w:t>Facultad de Ciencias de la Salud</w:t>
-            </w:r>
-          </w:p>
-        </w:tc>
-        <w:tc>
-          <w:tcPr>
-            <w:tcW w:type="dxa" w:w="1134"/>
-          </w:tcPr>
-          <w:p>
-            <w:r/>
-          </w:p>
-        </w:tc>
-        <w:tc>
-          <w:tcPr>
-            <w:tcW w:type="dxa" w:w="3628"/>
-          </w:tcPr>
-          <w:p>
-            <w:r>
-              <w:t>Atención con estudiantes de 4to y 5to año: sillones e instrumental.</w:t>
-            </w:r>
-          </w:p>
-        </w:tc>
-      </w:tr>
-      <w:tr>
-        <w:tc>
-          <w:tcPr>
-            <w:tcW w:type="dxa" w:w="2608"/>
-          </w:tcPr>
-          <w:p>
-            <w:r>
-              <w:t>Hospital de Santiago de Andamarca</w:t>
-            </w:r>
-          </w:p>
-        </w:tc>
-        <w:tc>
-          <w:tcPr>
-            <w:tcW w:type="dxa" w:w="1701"/>
-          </w:tcPr>
-          <w:p>
-            <w:r>
-              <w:t>Municipal</w:t>
-            </w:r>
-          </w:p>
-        </w:tc>
-        <w:tc>
-          <w:tcPr>
-            <w:tcW w:type="dxa" w:w="1474"/>
-          </w:tcPr>
-          <w:p>
-            <w:r>
-              <w:t>Por confirmar</w:t>
-            </w:r>
-          </w:p>
-        </w:tc>
-        <w:tc>
-          <w:tcPr>
-            <w:tcW w:type="dxa" w:w="1247"/>
-          </w:tcPr>
-          <w:p>
-            <w:r>
-              <w:t>Andamarca</w:t>
-            </w:r>
-          </w:p>
-        </w:tc>
-        <w:tc>
-          <w:tcPr>
-            <w:tcW w:type="dxa" w:w="2381"/>
-          </w:tcPr>
-          <w:p>
-            <w:r/>
-          </w:p>
-        </w:tc>
-        <w:tc>
-          <w:tcPr>
-            <w:tcW w:type="dxa" w:w="1134"/>
-          </w:tcPr>
-          <w:p>
-            <w:r/>
-          </w:p>
-        </w:tc>
-        <w:tc>
-          <w:tcPr>
-            <w:tcW w:type="dxa" w:w="3628"/>
-          </w:tcPr>
-          <w:p>
-            <w:r>
-              <w:t>Hospital de la provincia Sud Carangas.</w:t>
-            </w:r>
-          </w:p>
-        </w:tc>
-      </w:tr>
-      <w:tr>
-        <w:tc>
-          <w:tcPr>
-            <w:tcW w:type="dxa" w:w="2608"/>
-            <w:shd w:val="clear" w:fill="E3F2F1"/>
-          </w:tcPr>
-          <w:p>
-            <w:r>
-              <w:t>Hospital San Andrés de Caracollo</w:t>
-            </w:r>
-          </w:p>
-        </w:tc>
-        <w:tc>
-          <w:tcPr>
-            <w:tcW w:type="dxa" w:w="1701"/>
-            <w:shd w:val="clear" w:fill="E3F2F1"/>
-          </w:tcPr>
-          <w:p>
-            <w:r>
-              <w:t>UPRE / Municipal</w:t>
-            </w:r>
-          </w:p>
-        </w:tc>
-        <w:tc>
-          <w:tcPr>
-            <w:tcW w:type="dxa" w:w="1474"/>
-            <w:shd w:val="clear" w:fill="E3F2F1"/>
-          </w:tcPr>
-          <w:p>
-            <w:r>
-              <w:t>2do nivel (en construcción)</w:t>
-            </w:r>
-          </w:p>
-        </w:tc>
-        <w:tc>
-          <w:tcPr>
-            <w:tcW w:type="dxa" w:w="1247"/>
-            <w:shd w:val="clear" w:fill="E3F2F1"/>
-          </w:tcPr>
-          <w:p>
-            <w:r>
-              <w:t>Caracollo</w:t>
-            </w:r>
-          </w:p>
-        </w:tc>
-        <w:tc>
-          <w:tcPr>
-            <w:tcW w:type="dxa" w:w="2381"/>
-            <w:shd w:val="clear" w:fill="E3F2F1"/>
-          </w:tcPr>
-          <w:p>
-            <w:r/>
-          </w:p>
-        </w:tc>
-        <w:tc>
-          <w:tcPr>
-            <w:tcW w:type="dxa" w:w="1134"/>
-            <w:shd w:val="clear" w:fill="E3F2F1"/>
-          </w:tcPr>
-          <w:p>
-            <w:r/>
-          </w:p>
-        </w:tc>
-        <w:tc>
-          <w:tcPr>
-            <w:tcW w:type="dxa" w:w="3628"/>
-            <w:shd w:val="clear" w:fill="E3F2F1"/>
-          </w:tcPr>
-          <w:p>
-            <w:r>
-              <w:t>Obra iniciada en 10/2023; estado actual por confirmar.</w:t>
-            </w:r>
-          </w:p>
-        </w:tc>
-      </w:tr>
-      <w:tr>
-        <w:tc>
-          <w:tcPr>
-            <w:tcW w:type="dxa" w:w="2608"/>
-            <w:shd w:val="clear" w:fill="E3F2F1"/>
-          </w:tcPr>
-          <w:p>
-            <w:r>
-              <w:t>Hospital San Juan de Dios de Challapata</w:t>
-            </w:r>
-          </w:p>
-        </w:tc>
-        <w:tc>
-          <w:tcPr>
-            <w:tcW w:type="dxa" w:w="1701"/>
-            <w:shd w:val="clear" w:fill="E3F2F1"/>
-          </w:tcPr>
-          <w:p>
-            <w:r>
-              <w:t>Ministerio / Municipal</w:t>
-            </w:r>
-          </w:p>
-        </w:tc>
-        <w:tc>
-          <w:tcPr>
-            <w:tcW w:type="dxa" w:w="1474"/>
-            <w:shd w:val="clear" w:fill="E3F2F1"/>
-          </w:tcPr>
-          <w:p>
-            <w:r>
-              <w:t>2do nivel</w:t>
-            </w:r>
-          </w:p>
-        </w:tc>
-        <w:tc>
-          <w:tcPr>
-            <w:tcW w:type="dxa" w:w="1247"/>
-            <w:shd w:val="clear" w:fill="E3F2F1"/>
-          </w:tcPr>
-          <w:p>
-            <w:r>
-              <w:t>Challapata</w:t>
-            </w:r>
-          </w:p>
-        </w:tc>
-        <w:tc>
-          <w:tcPr>
-            <w:tcW w:type="dxa" w:w="2381"/>
-            <w:shd w:val="clear" w:fill="E3F2F1"/>
-          </w:tcPr>
-          <w:p>
-            <w:r/>
-          </w:p>
-        </w:tc>
-        <w:tc>
-          <w:tcPr>
-            <w:tcW w:type="dxa" w:w="1134"/>
-            <w:shd w:val="clear" w:fill="E3F2F1"/>
-          </w:tcPr>
-          <w:p>
-            <w:r/>
-          </w:p>
-        </w:tc>
-        <w:tc>
-          <w:tcPr>
-            <w:tcW w:type="dxa" w:w="3628"/>
-            <w:shd w:val="clear" w:fill="E3F2F1"/>
-          </w:tcPr>
-          <w:p>
-            <w:r>
-              <w:t>Inaugurado a fines de 2023; inspección posterior halló falencias.</w:t>
-            </w:r>
-          </w:p>
-        </w:tc>
-      </w:tr>
-      <w:tr>
-        <w:tc>
-          <w:tcPr>
-            <w:tcW w:type="dxa" w:w="2608"/>
-            <w:shd w:val="clear" w:fill="E3F2F1"/>
-          </w:tcPr>
-          <w:p>
-            <w:r>
-              <w:t>Hospital de 2do nivel de Huanuni</w:t>
-            </w:r>
-          </w:p>
-        </w:tc>
-        <w:tc>
-          <w:tcPr>
-            <w:tcW w:type="dxa" w:w="1701"/>
-            <w:shd w:val="clear" w:fill="E3F2F1"/>
-          </w:tcPr>
-          <w:p>
-            <w:r>
-              <w:t>Municipal / Sedes</w:t>
-            </w:r>
-          </w:p>
-        </w:tc>
-        <w:tc>
-          <w:tcPr>
-            <w:tcW w:type="dxa" w:w="1474"/>
-            <w:shd w:val="clear" w:fill="E3F2F1"/>
-          </w:tcPr>
-          <w:p>
-            <w:r>
-              <w:t>2do nivel</w:t>
-            </w:r>
-          </w:p>
-        </w:tc>
-        <w:tc>
-          <w:tcPr>
-            <w:tcW w:type="dxa" w:w="1247"/>
-            <w:shd w:val="clear" w:fill="E3F2F1"/>
-          </w:tcPr>
-          <w:p>
-            <w:r>
-              <w:t>Huanuni</w:t>
-            </w:r>
-          </w:p>
-        </w:tc>
-        <w:tc>
-          <w:tcPr>
-            <w:tcW w:type="dxa" w:w="2381"/>
-            <w:shd w:val="clear" w:fill="E3F2F1"/>
-          </w:tcPr>
-          <w:p>
-            <w:r/>
-          </w:p>
-        </w:tc>
-        <w:tc>
-          <w:tcPr>
-            <w:tcW w:type="dxa" w:w="1134"/>
-            <w:shd w:val="clear" w:fill="E3F2F1"/>
-          </w:tcPr>
-          <w:p>
-            <w:r/>
-          </w:p>
-        </w:tc>
-        <w:tc>
-          <w:tcPr>
-            <w:tcW w:type="dxa" w:w="3628"/>
-            <w:shd w:val="clear" w:fill="E3F2F1"/>
-          </w:tcPr>
-          <w:p>
-            <w:r>
-              <w:t>12 especialistas nuevos en 08/2026 (pediatría; cirugía; anestesia; traumatología; ginecología).</w:t>
-            </w:r>
-          </w:p>
-        </w:tc>
-      </w:tr>
-      <w:tr>
-        <w:tc>
-          <w:tcPr>
-            <w:tcW w:type="dxa" w:w="2608"/>
-            <w:shd w:val="clear" w:fill="E3F2F1"/>
-          </w:tcPr>
-          <w:p>
-            <w:r>
-              <w:t>Hospital San Martín de Porres (nuevo)</w:t>
-            </w:r>
-          </w:p>
-        </w:tc>
-        <w:tc>
-          <w:tcPr>
-            <w:tcW w:type="dxa" w:w="1701"/>
-            <w:shd w:val="clear" w:fill="E3F2F1"/>
-          </w:tcPr>
-          <w:p>
-            <w:r>
-              <w:t>Municipal / Gobernación</w:t>
-            </w:r>
-          </w:p>
-        </w:tc>
-        <w:tc>
-          <w:tcPr>
-            <w:tcW w:type="dxa" w:w="1474"/>
-            <w:shd w:val="clear" w:fill="E3F2F1"/>
-          </w:tcPr>
-          <w:p>
-            <w:r>
-              <w:t>2do nivel (proyecto)</w:t>
-            </w:r>
-          </w:p>
-        </w:tc>
-        <w:tc>
-          <w:tcPr>
-            <w:tcW w:type="dxa" w:w="1247"/>
-            <w:shd w:val="clear" w:fill="E3F2F1"/>
-          </w:tcPr>
-          <w:p>
-            <w:r>
-              <w:t>Huanuni</w:t>
-            </w:r>
-          </w:p>
-        </w:tc>
-        <w:tc>
-          <w:tcPr>
-            <w:tcW w:type="dxa" w:w="2381"/>
-            <w:shd w:val="clear" w:fill="E3F2F1"/>
-          </w:tcPr>
-          <w:p>
-            <w:r/>
-          </w:p>
-        </w:tc>
-        <w:tc>
-          <w:tcPr>
-            <w:tcW w:type="dxa" w:w="1134"/>
-            <w:shd w:val="clear" w:fill="E3F2F1"/>
-          </w:tcPr>
-          <w:p>
-            <w:r/>
-          </w:p>
-        </w:tc>
-        <w:tc>
-          <w:tcPr>
-            <w:tcW w:type="dxa" w:w="3628"/>
-            <w:shd w:val="clear" w:fill="E3F2F1"/>
-          </w:tcPr>
-          <w:p>
-            <w:r>
-              <w:t>Diseño final casi concluido; busca financiamiento.</w:t>
-            </w:r>
-          </w:p>
-        </w:tc>
-      </w:tr>
-      <w:tr>
-        <w:tc>
-          <w:tcPr>
-            <w:tcW w:type="dxa" w:w="2608"/>
-          </w:tcPr>
-          <w:p>
-            <w:r>
-              <w:t>Centros de salud de provincias</w:t>
-            </w:r>
-          </w:p>
-        </w:tc>
-        <w:tc>
-          <w:tcPr>
-            <w:tcW w:type="dxa" w:w="1701"/>
-          </w:tcPr>
-          <w:p>
-            <w:r>
-              <w:t>Municipal / Sedes</w:t>
-            </w:r>
-          </w:p>
-        </w:tc>
-        <w:tc>
-          <w:tcPr>
-            <w:tcW w:type="dxa" w:w="1474"/>
-          </w:tcPr>
-          <w:p>
-            <w:r>
-              <w:t>1er nivel</w:t>
-            </w:r>
-          </w:p>
-        </w:tc>
-        <w:tc>
-          <w:tcPr>
-            <w:tcW w:type="dxa" w:w="1247"/>
-          </w:tcPr>
-          <w:p>
-            <w:r>
-              <w:t>Provincias</w:t>
-            </w:r>
-          </w:p>
-        </w:tc>
-        <w:tc>
-          <w:tcPr>
-            <w:tcW w:type="dxa" w:w="2381"/>
-          </w:tcPr>
-          <w:p>
-            <w:r>
-              <w:t>Red Norte (Caracollo; Curahuara; Eucaliptus; Huayllamarca; Totora; Soracachi) y Red Occidente (Sabaya; Carangas; Coipasa), entre otras</w:t>
-            </w:r>
-          </w:p>
-        </w:tc>
-        <w:tc>
-          <w:tcPr>
-            <w:tcW w:type="dxa" w:w="1134"/>
-          </w:tcPr>
-          <w:p>
-            <w:r/>
-          </w:p>
-        </w:tc>
-        <w:tc>
-          <w:tcPr>
-            <w:tcW w:type="dxa" w:w="3628"/>
-          </w:tcPr>
-          <w:p>
-            <w:r>
-              <w:t>Listado completo en el registro de establecimientos del SUS (Ministerio de Salud).</w:t>
-            </w:r>
-          </w:p>
-        </w:tc>
-      </w:tr>
-      <w:tr>
-        <w:tc>
-          <w:tcPr>
-            <w:tcW w:type="dxa" w:w="2608"/>
-          </w:tcPr>
-          <w:p>
-            <w:r>
-              <w:t>Centro de Salud Pisiga Bolívar</w:t>
-            </w:r>
-          </w:p>
-        </w:tc>
-        <w:tc>
-          <w:tcPr>
-            <w:tcW w:type="dxa" w:w="1701"/>
-          </w:tcPr>
-          <w:p>
-            <w:r>
-              <w:t>Municipal</w:t>
-            </w:r>
-          </w:p>
-        </w:tc>
-        <w:tc>
-          <w:tcPr>
-            <w:tcW w:type="dxa" w:w="1474"/>
-          </w:tcPr>
-          <w:p>
-            <w:r>
-              <w:t>1er nivel</w:t>
-            </w:r>
-          </w:p>
-        </w:tc>
-        <w:tc>
-          <w:tcPr>
-            <w:tcW w:type="dxa" w:w="1247"/>
-          </w:tcPr>
-          <w:p>
-            <w:r>
-              <w:t>Sabaya</w:t>
-            </w:r>
-          </w:p>
-        </w:tc>
-        <w:tc>
-          <w:tcPr>
-            <w:tcW w:type="dxa" w:w="2381"/>
-          </w:tcPr>
-          <w:p>
-            <w:r>
-              <w:t>Pisiga Bolívar (frontera)</w:t>
-            </w:r>
-          </w:p>
-        </w:tc>
-        <w:tc>
-          <w:tcPr>
-            <w:tcW w:type="dxa" w:w="1134"/>
-          </w:tcPr>
-          <w:p>
-            <w:r/>
-          </w:p>
-        </w:tc>
-        <w:tc>
-          <w:tcPr>
-            <w:tcW w:type="dxa" w:w="3628"/>
-          </w:tcPr>
-          <w:p>
-            <w:r>
-              <w:t>Centro de salud municipal.</w:t>
-            </w:r>
           </w:p>
         </w:tc>
       </w:tr>
@@ -1390,7 +1478,7 @@
         <w:pStyle w:val="Heading2"/>
       </w:pPr>
       <w:r>
-        <w:t>2. Seguridad social</w:t>
+        <w:t>Listado 1. Estatal</w:t>
       </w:r>
     </w:p>
     <w:tbl>
@@ -1400,18 +1488,20 @@
         <w:tblLook w:firstColumn="1" w:firstRow="1" w:lastColumn="0" w:lastRow="0" w:noHBand="0" w:noVBand="1" w:val="04A0"/>
       </w:tblPr>
       <w:tblGrid>
-        <w:gridCol w:w="1971"/>
-        <w:gridCol w:w="1971"/>
-        <w:gridCol w:w="1971"/>
-        <w:gridCol w:w="1971"/>
-        <w:gridCol w:w="1971"/>
-        <w:gridCol w:w="1971"/>
-        <w:gridCol w:w="1971"/>
+        <w:gridCol w:w="1533"/>
+        <w:gridCol w:w="1533"/>
+        <w:gridCol w:w="1533"/>
+        <w:gridCol w:w="1533"/>
+        <w:gridCol w:w="1533"/>
+        <w:gridCol w:w="1533"/>
+        <w:gridCol w:w="1533"/>
+        <w:gridCol w:w="1533"/>
+        <w:gridCol w:w="1533"/>
       </w:tblGrid>
       <w:tr>
         <w:tc>
           <w:tcPr>
-            <w:tcW w:type="dxa" w:w="2608"/>
+            <w:tcW w:type="dxa" w:w="2381"/>
             <w:shd w:val="clear" w:fill="0B6E6E"/>
           </w:tcPr>
           <w:p>
@@ -1427,7 +1517,7 @@
         </w:tc>
         <w:tc>
           <w:tcPr>
-            <w:tcW w:type="dxa" w:w="1701"/>
+            <w:tcW w:type="dxa" w:w="1474"/>
             <w:shd w:val="clear" w:fill="0B6E6E"/>
           </w:tcPr>
           <w:p>
@@ -1443,7 +1533,7 @@
         </w:tc>
         <w:tc>
           <w:tcPr>
-            <w:tcW w:type="dxa" w:w="1474"/>
+            <w:tcW w:type="dxa" w:w="1361"/>
             <w:shd w:val="clear" w:fill="0B6E6E"/>
           </w:tcPr>
           <w:p>
@@ -1459,7 +1549,7 @@
         </w:tc>
         <w:tc>
           <w:tcPr>
-            <w:tcW w:type="dxa" w:w="1247"/>
+            <w:tcW w:type="dxa" w:w="1134"/>
             <w:shd w:val="clear" w:fill="0B6E6E"/>
           </w:tcPr>
           <w:p>
@@ -1475,7 +1565,7 @@
         </w:tc>
         <w:tc>
           <w:tcPr>
-            <w:tcW w:type="dxa" w:w="2381"/>
+            <w:tcW w:type="dxa" w:w="2154"/>
             <w:shd w:val="clear" w:fill="0B6E6E"/>
           </w:tcPr>
           <w:p>
@@ -1491,7 +1581,7 @@
         </w:tc>
         <w:tc>
           <w:tcPr>
-            <w:tcW w:type="dxa" w:w="1134"/>
+            <w:tcW w:type="dxa" w:w="1247"/>
             <w:shd w:val="clear" w:fill="0B6E6E"/>
           </w:tcPr>
           <w:p>
@@ -1507,7 +1597,39 @@
         </w:tc>
         <w:tc>
           <w:tcPr>
-            <w:tcW w:type="dxa" w:w="3628"/>
+            <w:tcW w:type="dxa" w:w="1247"/>
+            <w:shd w:val="clear" w:fill="0B6E6E"/>
+          </w:tcPr>
+          <w:p>
+            <w:r/>
+            <w:r>
+              <w:rPr>
+                <w:b/>
+                <w:color w:val="FFFFFF"/>
+              </w:rPr>
+              <w:t>UTI</w:t>
+            </w:r>
+          </w:p>
+        </w:tc>
+        <w:tc>
+          <w:tcPr>
+            <w:tcW w:type="dxa" w:w="1020"/>
+            <w:shd w:val="clear" w:fill="0B6E6E"/>
+          </w:tcPr>
+          <w:p>
+            <w:r/>
+            <w:r>
+              <w:rPr>
+                <w:b/>
+                <w:color w:val="FFFFFF"/>
+              </w:rPr>
+              <w:t>Emergencia</w:t>
+            </w:r>
+          </w:p>
+        </w:tc>
+        <w:tc>
+          <w:tcPr>
+            <w:tcW w:type="dxa" w:w="2835"/>
             <w:shd w:val="clear" w:fill="0B6E6E"/>
           </w:tcPr>
           <w:p>
@@ -1525,27 +1647,30 @@
       <w:tr>
         <w:tc>
           <w:tcPr>
-            <w:tcW w:type="dxa" w:w="2608"/>
-          </w:tcPr>
-          <w:p>
-            <w:r>
-              <w:t>Hospital Obrero N°4 (CNS)</w:t>
-            </w:r>
-          </w:p>
-        </w:tc>
-        <w:tc>
-          <w:tcPr>
-            <w:tcW w:type="dxa" w:w="1701"/>
-          </w:tcPr>
-          <w:p>
-            <w:r>
-              <w:t>Caja Nacional de Salud</w:t>
+            <w:tcW w:type="dxa" w:w="2381"/>
+            <w:shd w:val="clear" w:fill="E3F2F1"/>
+          </w:tcPr>
+          <w:p>
+            <w:r>
+              <w:t>Hospital General San Juan de Dios</w:t>
             </w:r>
           </w:p>
         </w:tc>
         <w:tc>
           <w:tcPr>
             <w:tcW w:type="dxa" w:w="1474"/>
+            <w:shd w:val="clear" w:fill="E3F2F1"/>
+          </w:tcPr>
+          <w:p>
+            <w:r>
+              <w:t>Gobernación / Sedes</w:t>
+            </w:r>
+          </w:p>
+        </w:tc>
+        <w:tc>
+          <w:tcPr>
+            <w:tcW w:type="dxa" w:w="1361"/>
+            <w:shd w:val="clear" w:fill="E3F2F1"/>
           </w:tcPr>
           <w:p>
             <w:r>
@@ -1555,27 +1680,30 @@
         </w:tc>
         <w:tc>
           <w:tcPr>
+            <w:tcW w:type="dxa" w:w="1134"/>
+            <w:shd w:val="clear" w:fill="E3F2F1"/>
+          </w:tcPr>
+          <w:p>
+            <w:r>
+              <w:t>Oruro</w:t>
+            </w:r>
+          </w:p>
+        </w:tc>
+        <w:tc>
+          <w:tcPr>
+            <w:tcW w:type="dxa" w:w="2154"/>
+            <w:shd w:val="clear" w:fill="E3F2F1"/>
+          </w:tcPr>
+          <w:p>
+            <w:r>
+              <w:t>Calle San Felipe 538</w:t>
+            </w:r>
+          </w:p>
+        </w:tc>
+        <w:tc>
+          <w:tcPr>
             <w:tcW w:type="dxa" w:w="1247"/>
-          </w:tcPr>
-          <w:p>
-            <w:r>
-              <w:t>Oruro</w:t>
-            </w:r>
-          </w:p>
-        </w:tc>
-        <w:tc>
-          <w:tcPr>
-            <w:tcW w:type="dxa" w:w="2381"/>
-          </w:tcPr>
-          <w:p>
-            <w:r>
-              <w:t>Rotonda Sargento Flores y La Patria</w:t>
-            </w:r>
-          </w:p>
-        </w:tc>
-        <w:tc>
-          <w:tcPr>
-            <w:tcW w:type="dxa" w:w="1134"/>
+            <w:shd w:val="clear" w:fill="E3F2F1"/>
           </w:tcPr>
           <w:p>
             <w:r/>
@@ -1583,11 +1711,34 @@
         </w:tc>
         <w:tc>
           <w:tcPr>
-            <w:tcW w:type="dxa" w:w="3628"/>
-          </w:tcPr>
-          <w:p>
-            <w:r>
-              <w:t>Falta de camas; implementa unidad de oncología.</w:t>
+            <w:tcW w:type="dxa" w:w="1247"/>
+            <w:shd w:val="clear" w:fill="E3F2F1"/>
+          </w:tcPr>
+          <w:p>
+            <w:r>
+              <w:t>Sí (6 camas según reporte de 2020)</w:t>
+            </w:r>
+          </w:p>
+        </w:tc>
+        <w:tc>
+          <w:tcPr>
+            <w:tcW w:type="dxa" w:w="1020"/>
+            <w:shd w:val="clear" w:fill="E3F2F1"/>
+          </w:tcPr>
+          <w:p>
+            <w:r>
+              <w:t>Sí 24 h</w:t>
+            </w:r>
+          </w:p>
+        </w:tc>
+        <w:tc>
+          <w:tcPr>
+            <w:tcW w:type="dxa" w:w="2835"/>
+            <w:shd w:val="clear" w:fill="E3F2F1"/>
+          </w:tcPr>
+          <w:p>
+            <w:r>
+              <w:t>Hemodiálisis con equipos desgastados; escasez de oxígeno en 05/2026; UTI chica (6 camas en 2020).</w:t>
             </w:r>
           </w:p>
         </w:tc>
@@ -1595,47 +1746,63 @@
       <w:tr>
         <w:tc>
           <w:tcPr>
-            <w:tcW w:type="dxa" w:w="2608"/>
-          </w:tcPr>
-          <w:p>
-            <w:r>
-              <w:t>Policlínico de Especialidades Candelaria (CNS)</w:t>
-            </w:r>
-          </w:p>
-        </w:tc>
-        <w:tc>
-          <w:tcPr>
-            <w:tcW w:type="dxa" w:w="1701"/>
-          </w:tcPr>
-          <w:p>
-            <w:r>
-              <w:t>Caja Nacional de Salud</w:t>
+            <w:tcW w:type="dxa" w:w="2381"/>
+            <w:shd w:val="clear" w:fill="E3F2F1"/>
+          </w:tcPr>
+          <w:p>
+            <w:r>
+              <w:t>Hospital de Especialidades de Alta Complejidad</w:t>
             </w:r>
           </w:p>
         </w:tc>
         <w:tc>
           <w:tcPr>
             <w:tcW w:type="dxa" w:w="1474"/>
-          </w:tcPr>
-          <w:p>
-            <w:r>
-              <w:t>Policlínico</w:t>
+            <w:shd w:val="clear" w:fill="E3F2F1"/>
+          </w:tcPr>
+          <w:p>
+            <w:r>
+              <w:t>Gobernación / Sedes</w:t>
+            </w:r>
+          </w:p>
+        </w:tc>
+        <w:tc>
+          <w:tcPr>
+            <w:tcW w:type="dxa" w:w="1361"/>
+            <w:shd w:val="clear" w:fill="E3F2F1"/>
+          </w:tcPr>
+          <w:p>
+            <w:r>
+              <w:t>3er nivel (en construcción)</w:t>
+            </w:r>
+          </w:p>
+        </w:tc>
+        <w:tc>
+          <w:tcPr>
+            <w:tcW w:type="dxa" w:w="1134"/>
+            <w:shd w:val="clear" w:fill="E3F2F1"/>
+          </w:tcPr>
+          <w:p>
+            <w:r>
+              <w:t>Oruro</w:t>
+            </w:r>
+          </w:p>
+        </w:tc>
+        <w:tc>
+          <w:tcPr>
+            <w:tcW w:type="dxa" w:w="2154"/>
+            <w:shd w:val="clear" w:fill="E3F2F1"/>
+          </w:tcPr>
+          <w:p>
+            <w:r>
+              <w:t>Complejo Hospital San Juan de Dios</w:t>
             </w:r>
           </w:p>
         </w:tc>
         <w:tc>
           <w:tcPr>
             <w:tcW w:type="dxa" w:w="1247"/>
-          </w:tcPr>
-          <w:p>
-            <w:r>
-              <w:t>Oruro</w:t>
-            </w:r>
-          </w:p>
-        </w:tc>
-        <w:tc>
-          <w:tcPr>
-            <w:tcW w:type="dxa" w:w="2381"/>
+            <w:shd w:val="clear" w:fill="E3F2F1"/>
           </w:tcPr>
           <w:p>
             <w:r/>
@@ -1643,19 +1810,34 @@
         </w:tc>
         <w:tc>
           <w:tcPr>
-            <w:tcW w:type="dxa" w:w="1134"/>
-          </w:tcPr>
-          <w:p>
-            <w:r/>
-          </w:p>
-        </w:tc>
-        <w:tc>
-          <w:tcPr>
-            <w:tcW w:type="dxa" w:w="3628"/>
-          </w:tcPr>
-          <w:p>
-            <w:r>
-              <w:t>Edificio de 8 pisos entregado en 2022; 19 especialidades.</w:t>
+            <w:tcW w:type="dxa" w:w="1247"/>
+            <w:shd w:val="clear" w:fill="E3F2F1"/>
+          </w:tcPr>
+          <w:p>
+            <w:r>
+              <w:t>Proyectada</w:t>
+            </w:r>
+          </w:p>
+        </w:tc>
+        <w:tc>
+          <w:tcPr>
+            <w:tcW w:type="dxa" w:w="1020"/>
+            <w:shd w:val="clear" w:fill="E3F2F1"/>
+          </w:tcPr>
+          <w:p>
+            <w:r>
+              <w:t>Proyectada</w:t>
+            </w:r>
+          </w:p>
+        </w:tc>
+        <w:tc>
+          <w:tcPr>
+            <w:tcW w:type="dxa" w:w="2835"/>
+            <w:shd w:val="clear" w:fill="E3F2F1"/>
+          </w:tcPr>
+          <w:p>
+            <w:r>
+              <w:t>Conclusión prevista 08/2026; equipamiento estimado Bs 15-20 M.</w:t>
             </w:r>
           </w:p>
         </w:tc>
@@ -1663,47 +1845,61 @@
       <w:tr>
         <w:tc>
           <w:tcPr>
-            <w:tcW w:type="dxa" w:w="2608"/>
-          </w:tcPr>
-          <w:p>
-            <w:r>
-              <w:t>CIMFA 10 de Febrero (CNS)</w:t>
-            </w:r>
-          </w:p>
-        </w:tc>
-        <w:tc>
-          <w:tcPr>
-            <w:tcW w:type="dxa" w:w="1701"/>
-          </w:tcPr>
-          <w:p>
-            <w:r>
-              <w:t>Caja Nacional de Salud</w:t>
+            <w:tcW w:type="dxa" w:w="2381"/>
+            <w:shd w:val="clear" w:fill="E3F2F1"/>
+          </w:tcPr>
+          <w:p>
+            <w:r>
+              <w:t>Hospital Oruro-Corea</w:t>
             </w:r>
           </w:p>
         </w:tc>
         <w:tc>
           <w:tcPr>
             <w:tcW w:type="dxa" w:w="1474"/>
-          </w:tcPr>
-          <w:p>
-            <w:r>
-              <w:t>1er nivel</w:t>
-            </w:r>
+            <w:shd w:val="clear" w:fill="E3F2F1"/>
+          </w:tcPr>
+          <w:p>
+            <w:r>
+              <w:t>Gobernación</w:t>
+            </w:r>
+          </w:p>
+        </w:tc>
+        <w:tc>
+          <w:tcPr>
+            <w:tcW w:type="dxa" w:w="1361"/>
+            <w:shd w:val="clear" w:fill="E3F2F1"/>
+          </w:tcPr>
+          <w:p>
+            <w:r>
+              <w:t>3er nivel</w:t>
+            </w:r>
+          </w:p>
+        </w:tc>
+        <w:tc>
+          <w:tcPr>
+            <w:tcW w:type="dxa" w:w="1134"/>
+            <w:shd w:val="clear" w:fill="E3F2F1"/>
+          </w:tcPr>
+          <w:p>
+            <w:r>
+              <w:t>Oruro</w:t>
+            </w:r>
+          </w:p>
+        </w:tc>
+        <w:tc>
+          <w:tcPr>
+            <w:tcW w:type="dxa" w:w="2154"/>
+            <w:shd w:val="clear" w:fill="E3F2F1"/>
+          </w:tcPr>
+          <w:p>
+            <w:r/>
           </w:p>
         </w:tc>
         <w:tc>
           <w:tcPr>
             <w:tcW w:type="dxa" w:w="1247"/>
-          </w:tcPr>
-          <w:p>
-            <w:r>
-              <w:t>Oruro</w:t>
-            </w:r>
-          </w:p>
-        </w:tc>
-        <w:tc>
-          <w:tcPr>
-            <w:tcW w:type="dxa" w:w="2381"/>
+            <w:shd w:val="clear" w:fill="E3F2F1"/>
           </w:tcPr>
           <w:p>
             <w:r/>
@@ -1711,19 +1907,34 @@
         </w:tc>
         <w:tc>
           <w:tcPr>
-            <w:tcW w:type="dxa" w:w="1134"/>
-          </w:tcPr>
-          <w:p>
-            <w:r/>
-          </w:p>
-        </w:tc>
-        <w:tc>
-          <w:tcPr>
-            <w:tcW w:type="dxa" w:w="3628"/>
-          </w:tcPr>
-          <w:p>
-            <w:r>
-              <w:t>Centro de medicina familiar.</w:t>
+            <w:tcW w:type="dxa" w:w="1247"/>
+            <w:shd w:val="clear" w:fill="E3F2F1"/>
+          </w:tcPr>
+          <w:p>
+            <w:r>
+              <w:t>Por confirmar</w:t>
+            </w:r>
+          </w:p>
+        </w:tc>
+        <w:tc>
+          <w:tcPr>
+            <w:tcW w:type="dxa" w:w="1020"/>
+            <w:shd w:val="clear" w:fill="E3F2F1"/>
+          </w:tcPr>
+          <w:p>
+            <w:r>
+              <w:t>Sí</w:t>
+            </w:r>
+          </w:p>
+        </w:tc>
+        <w:tc>
+          <w:tcPr>
+            <w:tcW w:type="dxa" w:w="2835"/>
+            <w:shd w:val="clear" w:fill="E3F2F1"/>
+          </w:tcPr>
+          <w:p>
+            <w:r>
+              <w:t>II fase adjudicada a consorcio coreano: 194 camas con equipamiento (hasta US$110 M).</w:t>
             </w:r>
           </w:p>
         </w:tc>
@@ -1731,47 +1942,63 @@
       <w:tr>
         <w:tc>
           <w:tcPr>
-            <w:tcW w:type="dxa" w:w="2608"/>
-          </w:tcPr>
-          <w:p>
-            <w:r>
-              <w:t>Hospital Petrolero Oruro</w:t>
-            </w:r>
-          </w:p>
-        </w:tc>
-        <w:tc>
-          <w:tcPr>
-            <w:tcW w:type="dxa" w:w="1701"/>
-          </w:tcPr>
-          <w:p>
-            <w:r>
-              <w:t>Caja Petrolera de Salud</w:t>
+            <w:tcW w:type="dxa" w:w="2381"/>
+            <w:shd w:val="clear" w:fill="E3F2F1"/>
+          </w:tcPr>
+          <w:p>
+            <w:r>
+              <w:t>Hospital Isaías</w:t>
             </w:r>
           </w:p>
         </w:tc>
         <w:tc>
           <w:tcPr>
             <w:tcW w:type="dxa" w:w="1474"/>
-          </w:tcPr>
-          <w:p>
-            <w:r>
-              <w:t>2do nivel</w:t>
+            <w:shd w:val="clear" w:fill="E3F2F1"/>
+          </w:tcPr>
+          <w:p>
+            <w:r>
+              <w:t>Municipal (GAMO)</w:t>
+            </w:r>
+          </w:p>
+        </w:tc>
+        <w:tc>
+          <w:tcPr>
+            <w:tcW w:type="dxa" w:w="1361"/>
+            <w:shd w:val="clear" w:fill="E3F2F1"/>
+          </w:tcPr>
+          <w:p>
+            <w:r>
+              <w:t>2do nivel (en construcción)</w:t>
+            </w:r>
+          </w:p>
+        </w:tc>
+        <w:tc>
+          <w:tcPr>
+            <w:tcW w:type="dxa" w:w="1134"/>
+            <w:shd w:val="clear" w:fill="E3F2F1"/>
+          </w:tcPr>
+          <w:p>
+            <w:r>
+              <w:t>Oruro</w:t>
+            </w:r>
+          </w:p>
+        </w:tc>
+        <w:tc>
+          <w:tcPr>
+            <w:tcW w:type="dxa" w:w="2154"/>
+            <w:shd w:val="clear" w:fill="E3F2F1"/>
+          </w:tcPr>
+          <w:p>
+            <w:r>
+              <w:t>Zona Las Lomas (sudeste)</w:t>
             </w:r>
           </w:p>
         </w:tc>
         <w:tc>
           <w:tcPr>
             <w:tcW w:type="dxa" w:w="1247"/>
-          </w:tcPr>
-          <w:p>
-            <w:r>
-              <w:t>Oruro</w:t>
-            </w:r>
-          </w:p>
-        </w:tc>
-        <w:tc>
-          <w:tcPr>
-            <w:tcW w:type="dxa" w:w="2381"/>
+            <w:shd w:val="clear" w:fill="E3F2F1"/>
           </w:tcPr>
           <w:p>
             <w:r/>
@@ -1779,7 +2006,8 @@
         </w:tc>
         <w:tc>
           <w:tcPr>
-            <w:tcW w:type="dxa" w:w="1134"/>
+            <w:tcW w:type="dxa" w:w="1247"/>
+            <w:shd w:val="clear" w:fill="E3F2F1"/>
           </w:tcPr>
           <w:p>
             <w:r/>
@@ -1787,11 +2015,21 @@
         </w:tc>
         <w:tc>
           <w:tcPr>
-            <w:tcW w:type="dxa" w:w="3628"/>
-          </w:tcPr>
-          <w:p>
-            <w:r>
-              <w:t>47 camas; abrió unidad de neonatología propia.</w:t>
+            <w:tcW w:type="dxa" w:w="1020"/>
+            <w:shd w:val="clear" w:fill="E3F2F1"/>
+          </w:tcPr>
+          <w:p>
+            <w:r/>
+          </w:p>
+        </w:tc>
+        <w:tc>
+          <w:tcPr>
+            <w:tcW w:type="dxa" w:w="2835"/>
+            <w:shd w:val="clear" w:fill="E3F2F1"/>
+          </w:tcPr>
+          <w:p>
+            <w:r>
+              <w:t>Obra al 40% a mediados de 2026; presupuesto ~Bs 67 M; financiamiento UPRE asegurado en 08/2026.</w:t>
             </w:r>
           </w:p>
         </w:tc>
@@ -1799,21 +2037,11 @@
       <w:tr>
         <w:tc>
           <w:tcPr>
-            <w:tcW w:type="dxa" w:w="2608"/>
-          </w:tcPr>
-          <w:p>
-            <w:r>
-              <w:t>Hospital de la Caja de Caminos</w:t>
-            </w:r>
-          </w:p>
-        </w:tc>
-        <w:tc>
-          <w:tcPr>
-            <w:tcW w:type="dxa" w:w="1701"/>
-          </w:tcPr>
-          <w:p>
-            <w:r>
-              <w:t>Caja de Salud de Caminos</w:t>
+            <w:tcW w:type="dxa" w:w="2381"/>
+          </w:tcPr>
+          <w:p>
+            <w:r>
+              <w:t>Hospital Barrios Mineros</w:t>
             </w:r>
           </w:p>
         </w:tc>
@@ -1823,43 +2051,73 @@
           </w:tcPr>
           <w:p>
             <w:r>
+              <w:t>Municipal (GAMO)</w:t>
+            </w:r>
+          </w:p>
+        </w:tc>
+        <w:tc>
+          <w:tcPr>
+            <w:tcW w:type="dxa" w:w="1361"/>
+          </w:tcPr>
+          <w:p>
+            <w:r>
               <w:t>2do nivel</w:t>
             </w:r>
           </w:p>
         </w:tc>
         <w:tc>
           <w:tcPr>
+            <w:tcW w:type="dxa" w:w="1134"/>
+          </w:tcPr>
+          <w:p>
+            <w:r>
+              <w:t>Oruro</w:t>
+            </w:r>
+          </w:p>
+        </w:tc>
+        <w:tc>
+          <w:tcPr>
+            <w:tcW w:type="dxa" w:w="2154"/>
+          </w:tcPr>
+          <w:p>
+            <w:r/>
+          </w:p>
+        </w:tc>
+        <w:tc>
+          <w:tcPr>
             <w:tcW w:type="dxa" w:w="1247"/>
           </w:tcPr>
           <w:p>
-            <w:r>
-              <w:t>Oruro</w:t>
-            </w:r>
-          </w:p>
-        </w:tc>
-        <w:tc>
-          <w:tcPr>
-            <w:tcW w:type="dxa" w:w="2381"/>
-          </w:tcPr>
-          <w:p>
             <w:r/>
           </w:p>
         </w:tc>
         <w:tc>
           <w:tcPr>
-            <w:tcW w:type="dxa" w:w="1134"/>
-          </w:tcPr>
-          <w:p>
-            <w:r/>
-          </w:p>
-        </w:tc>
-        <w:tc>
-          <w:tcPr>
-            <w:tcW w:type="dxa" w:w="3628"/>
-          </w:tcPr>
-          <w:p>
-            <w:r>
-              <w:t>35 camas; 19 especialidades.</w:t>
+            <w:tcW w:type="dxa" w:w="1247"/>
+          </w:tcPr>
+          <w:p>
+            <w:r>
+              <w:t>No</w:t>
+            </w:r>
+          </w:p>
+        </w:tc>
+        <w:tc>
+          <w:tcPr>
+            <w:tcW w:type="dxa" w:w="1020"/>
+          </w:tcPr>
+          <w:p>
+            <w:r>
+              <w:t>Sí</w:t>
+            </w:r>
+          </w:p>
+        </w:tc>
+        <w:tc>
+          <w:tcPr>
+            <w:tcW w:type="dxa" w:w="2835"/>
+          </w:tcPr>
+          <w:p>
+            <w:r>
+              <w:t>Centro municipal de hemodiálisis (abierto en 2019 con 7 máquinas).</w:t>
             </w:r>
           </w:p>
         </w:tc>
@@ -1867,21 +2125,11 @@
       <w:tr>
         <w:tc>
           <w:tcPr>
-            <w:tcW w:type="dxa" w:w="2608"/>
-          </w:tcPr>
-          <w:p>
-            <w:r>
-              <w:t>Caja Bancaria Estatal / COSSMIL / otras</w:t>
-            </w:r>
-          </w:p>
-        </w:tc>
-        <w:tc>
-          <w:tcPr>
-            <w:tcW w:type="dxa" w:w="1701"/>
-          </w:tcPr>
-          <w:p>
-            <w:r>
-              <w:t>Otras cajas</w:t>
+            <w:tcW w:type="dxa" w:w="2381"/>
+          </w:tcPr>
+          <w:p>
+            <w:r>
+              <w:t>Hospital Walter Khon</w:t>
             </w:r>
           </w:p>
         </w:tc>
@@ -1891,23 +2139,574 @@
           </w:tcPr>
           <w:p>
             <w:r>
+              <w:t>Municipal (GAMO)</w:t>
+            </w:r>
+          </w:p>
+        </w:tc>
+        <w:tc>
+          <w:tcPr>
+            <w:tcW w:type="dxa" w:w="1361"/>
+          </w:tcPr>
+          <w:p>
+            <w:r>
+              <w:t>2do nivel</w:t>
+            </w:r>
+          </w:p>
+        </w:tc>
+        <w:tc>
+          <w:tcPr>
+            <w:tcW w:type="dxa" w:w="1134"/>
+          </w:tcPr>
+          <w:p>
+            <w:r>
+              <w:t>Oruro</w:t>
+            </w:r>
+          </w:p>
+        </w:tc>
+        <w:tc>
+          <w:tcPr>
+            <w:tcW w:type="dxa" w:w="2154"/>
+          </w:tcPr>
+          <w:p>
+            <w:r/>
+          </w:p>
+        </w:tc>
+        <w:tc>
+          <w:tcPr>
+            <w:tcW w:type="dxa" w:w="1247"/>
+          </w:tcPr>
+          <w:p>
+            <w:r/>
+          </w:p>
+        </w:tc>
+        <w:tc>
+          <w:tcPr>
+            <w:tcW w:type="dxa" w:w="1247"/>
+          </w:tcPr>
+          <w:p>
+            <w:r>
+              <w:t>No</w:t>
+            </w:r>
+          </w:p>
+        </w:tc>
+        <w:tc>
+          <w:tcPr>
+            <w:tcW w:type="dxa" w:w="1020"/>
+          </w:tcPr>
+          <w:p>
+            <w:r>
+              <w:t>Sí</w:t>
+            </w:r>
+          </w:p>
+        </w:tc>
+        <w:tc>
+          <w:tcPr>
+            <w:tcW w:type="dxa" w:w="2835"/>
+          </w:tcPr>
+          <w:p>
+            <w:r>
+              <w:t>Centro de salud ampliado a hospital de 2do nivel.</w:t>
+            </w:r>
+          </w:p>
+        </w:tc>
+      </w:tr>
+      <w:tr>
+        <w:tc>
+          <w:tcPr>
+            <w:tcW w:type="dxa" w:w="2381"/>
+            <w:shd w:val="clear" w:fill="E3F2F1"/>
+          </w:tcPr>
+          <w:p>
+            <w:r>
+              <w:t>Nuevo hospital zona Yugoslavo</w:t>
+            </w:r>
+          </w:p>
+        </w:tc>
+        <w:tc>
+          <w:tcPr>
+            <w:tcW w:type="dxa" w:w="1474"/>
+            <w:shd w:val="clear" w:fill="E3F2F1"/>
+          </w:tcPr>
+          <w:p>
+            <w:r>
+              <w:t>Municipal (GAMO)</w:t>
+            </w:r>
+          </w:p>
+        </w:tc>
+        <w:tc>
+          <w:tcPr>
+            <w:tcW w:type="dxa" w:w="1361"/>
+            <w:shd w:val="clear" w:fill="E3F2F1"/>
+          </w:tcPr>
+          <w:p>
+            <w:r>
+              <w:t>2do nivel (en análisis)</w:t>
+            </w:r>
+          </w:p>
+        </w:tc>
+        <w:tc>
+          <w:tcPr>
+            <w:tcW w:type="dxa" w:w="1134"/>
+            <w:shd w:val="clear" w:fill="E3F2F1"/>
+          </w:tcPr>
+          <w:p>
+            <w:r>
+              <w:t>Oruro</w:t>
+            </w:r>
+          </w:p>
+        </w:tc>
+        <w:tc>
+          <w:tcPr>
+            <w:tcW w:type="dxa" w:w="2154"/>
+            <w:shd w:val="clear" w:fill="E3F2F1"/>
+          </w:tcPr>
+          <w:p>
+            <w:r>
+              <w:t>Zona Yugoslavo</w:t>
+            </w:r>
+          </w:p>
+        </w:tc>
+        <w:tc>
+          <w:tcPr>
+            <w:tcW w:type="dxa" w:w="1247"/>
+            <w:shd w:val="clear" w:fill="E3F2F1"/>
+          </w:tcPr>
+          <w:p>
+            <w:r/>
+          </w:p>
+        </w:tc>
+        <w:tc>
+          <w:tcPr>
+            <w:tcW w:type="dxa" w:w="1247"/>
+            <w:shd w:val="clear" w:fill="E3F2F1"/>
+          </w:tcPr>
+          <w:p>
+            <w:r/>
+          </w:p>
+        </w:tc>
+        <w:tc>
+          <w:tcPr>
+            <w:tcW w:type="dxa" w:w="1020"/>
+            <w:shd w:val="clear" w:fill="E3F2F1"/>
+          </w:tcPr>
+          <w:p>
+            <w:r/>
+          </w:p>
+        </w:tc>
+        <w:tc>
+          <w:tcPr>
+            <w:tcW w:type="dxa" w:w="2835"/>
+            <w:shd w:val="clear" w:fill="E3F2F1"/>
+          </w:tcPr>
+          <w:p>
+            <w:r>
+              <w:t>Autoridades analizan convertir un establecimiento nuevo en hospital de 2do nivel.</w:t>
+            </w:r>
+          </w:p>
+        </w:tc>
+      </w:tr>
+      <w:tr>
+        <w:tc>
+          <w:tcPr>
+            <w:tcW w:type="dxa" w:w="2381"/>
+            <w:shd w:val="clear" w:fill="E3F2F1"/>
+          </w:tcPr>
+          <w:p>
+            <w:r>
+              <w:t>Red municipal de centros de salud</w:t>
+            </w:r>
+          </w:p>
+        </w:tc>
+        <w:tc>
+          <w:tcPr>
+            <w:tcW w:type="dxa" w:w="1474"/>
+            <w:shd w:val="clear" w:fill="E3F2F1"/>
+          </w:tcPr>
+          <w:p>
+            <w:r>
+              <w:t>Municipal (GAMO)</w:t>
+            </w:r>
+          </w:p>
+        </w:tc>
+        <w:tc>
+          <w:tcPr>
+            <w:tcW w:type="dxa" w:w="1361"/>
+            <w:shd w:val="clear" w:fill="E3F2F1"/>
+          </w:tcPr>
+          <w:p>
+            <w:r>
+              <w:t>1er nivel</w:t>
+            </w:r>
+          </w:p>
+        </w:tc>
+        <w:tc>
+          <w:tcPr>
+            <w:tcW w:type="dxa" w:w="1134"/>
+            <w:shd w:val="clear" w:fill="E3F2F1"/>
+          </w:tcPr>
+          <w:p>
+            <w:r>
+              <w:t>Oruro</w:t>
+            </w:r>
+          </w:p>
+        </w:tc>
+        <w:tc>
+          <w:tcPr>
+            <w:tcW w:type="dxa" w:w="2154"/>
+            <w:shd w:val="clear" w:fill="E3F2F1"/>
+          </w:tcPr>
+          <w:p>
+            <w:r>
+              <w:t>24 centros de salud</w:t>
+            </w:r>
+          </w:p>
+        </w:tc>
+        <w:tc>
+          <w:tcPr>
+            <w:tcW w:type="dxa" w:w="1247"/>
+            <w:shd w:val="clear" w:fill="E3F2F1"/>
+          </w:tcPr>
+          <w:p>
+            <w:r/>
+          </w:p>
+        </w:tc>
+        <w:tc>
+          <w:tcPr>
+            <w:tcW w:type="dxa" w:w="1247"/>
+            <w:shd w:val="clear" w:fill="E3F2F1"/>
+          </w:tcPr>
+          <w:p>
+            <w:r/>
+          </w:p>
+        </w:tc>
+        <w:tc>
+          <w:tcPr>
+            <w:tcW w:type="dxa" w:w="1020"/>
+            <w:shd w:val="clear" w:fill="E3F2F1"/>
+          </w:tcPr>
+          <w:p>
+            <w:r/>
+          </w:p>
+        </w:tc>
+        <w:tc>
+          <w:tcPr>
+            <w:tcW w:type="dxa" w:w="2835"/>
+            <w:shd w:val="clear" w:fill="E3F2F1"/>
+          </w:tcPr>
+          <w:p>
+            <w:r>
+              <w:t>Red Integrada de Servicios de Salud (22 establecimientos) y mantenimiento de 24 centros. Los 22 establecimientos de la Red Urbana se declararon en emergencia por falta de personal (2026).</w:t>
+            </w:r>
+          </w:p>
+        </w:tc>
+      </w:tr>
+      <w:tr>
+        <w:tc>
+          <w:tcPr>
+            <w:tcW w:type="dxa" w:w="2381"/>
+          </w:tcPr>
+          <w:p>
+            <w:r>
+              <w:t>Clínica Odontológica de la UTO</w:t>
+            </w:r>
+          </w:p>
+        </w:tc>
+        <w:tc>
+          <w:tcPr>
+            <w:tcW w:type="dxa" w:w="1474"/>
+          </w:tcPr>
+          <w:p>
+            <w:r>
+              <w:t>Universidad (UTO)</w:t>
+            </w:r>
+          </w:p>
+        </w:tc>
+        <w:tc>
+          <w:tcPr>
+            <w:tcW w:type="dxa" w:w="1361"/>
+          </w:tcPr>
+          <w:p>
+            <w:r>
+              <w:t>Universitaria</w:t>
+            </w:r>
+          </w:p>
+        </w:tc>
+        <w:tc>
+          <w:tcPr>
+            <w:tcW w:type="dxa" w:w="1134"/>
+          </w:tcPr>
+          <w:p>
+            <w:r>
+              <w:t>Oruro</w:t>
+            </w:r>
+          </w:p>
+        </w:tc>
+        <w:tc>
+          <w:tcPr>
+            <w:tcW w:type="dxa" w:w="2154"/>
+          </w:tcPr>
+          <w:p>
+            <w:r>
+              <w:t>Facultad de Ciencias de la Salud</w:t>
+            </w:r>
+          </w:p>
+        </w:tc>
+        <w:tc>
+          <w:tcPr>
+            <w:tcW w:type="dxa" w:w="1247"/>
+          </w:tcPr>
+          <w:p>
+            <w:r/>
+          </w:p>
+        </w:tc>
+        <w:tc>
+          <w:tcPr>
+            <w:tcW w:type="dxa" w:w="1247"/>
+          </w:tcPr>
+          <w:p>
+            <w:r/>
+          </w:p>
+        </w:tc>
+        <w:tc>
+          <w:tcPr>
+            <w:tcW w:type="dxa" w:w="1020"/>
+          </w:tcPr>
+          <w:p>
+            <w:r/>
+          </w:p>
+        </w:tc>
+        <w:tc>
+          <w:tcPr>
+            <w:tcW w:type="dxa" w:w="2835"/>
+          </w:tcPr>
+          <w:p>
+            <w:r>
+              <w:t>Atención con estudiantes de 4to y 5to año: sillones e instrumental.</w:t>
+            </w:r>
+          </w:p>
+        </w:tc>
+      </w:tr>
+      <w:tr>
+        <w:tc>
+          <w:tcPr>
+            <w:tcW w:type="dxa" w:w="2381"/>
+          </w:tcPr>
+          <w:p>
+            <w:r>
+              <w:t>Centro Coordinador de Emergencias en Salud (Sedes)</w:t>
+            </w:r>
+          </w:p>
+        </w:tc>
+        <w:tc>
+          <w:tcPr>
+            <w:tcW w:type="dxa" w:w="1474"/>
+          </w:tcPr>
+          <w:p>
+            <w:r>
+              <w:t>Sedes</w:t>
+            </w:r>
+          </w:p>
+        </w:tc>
+        <w:tc>
+          <w:tcPr>
+            <w:tcW w:type="dxa" w:w="1361"/>
+          </w:tcPr>
+          <w:p>
+            <w:r>
+              <w:t>Coordinación</w:t>
+            </w:r>
+          </w:p>
+        </w:tc>
+        <w:tc>
+          <w:tcPr>
+            <w:tcW w:type="dxa" w:w="1134"/>
+          </w:tcPr>
+          <w:p>
+            <w:r>
+              <w:t>Oruro</w:t>
+            </w:r>
+          </w:p>
+        </w:tc>
+        <w:tc>
+          <w:tcPr>
+            <w:tcW w:type="dxa" w:w="2154"/>
+          </w:tcPr>
+          <w:p>
+            <w:r/>
+          </w:p>
+        </w:tc>
+        <w:tc>
+          <w:tcPr>
+            <w:tcW w:type="dxa" w:w="1247"/>
+          </w:tcPr>
+          <w:p>
+            <w:r>
+              <w:t>5287222 / 5274111 / 5267111</w:t>
+            </w:r>
+          </w:p>
+        </w:tc>
+        <w:tc>
+          <w:tcPr>
+            <w:tcW w:type="dxa" w:w="1247"/>
+          </w:tcPr>
+          <w:p>
+            <w:r/>
+          </w:p>
+        </w:tc>
+        <w:tc>
+          <w:tcPr>
+            <w:tcW w:type="dxa" w:w="1020"/>
+          </w:tcPr>
+          <w:p>
+            <w:r>
+              <w:t>Sí 24 h</w:t>
+            </w:r>
+          </w:p>
+        </w:tc>
+        <w:tc>
+          <w:tcPr>
+            <w:tcW w:type="dxa" w:w="2835"/>
+          </w:tcPr>
+          <w:p>
+            <w:r>
+              <w:t>Coordina traslados y emergencias 24 h: sirve para saber qué hospitales tienen UTI y camas.</w:t>
+            </w:r>
+          </w:p>
+        </w:tc>
+      </w:tr>
+      <w:tr>
+        <w:tc>
+          <w:tcPr>
+            <w:tcW w:type="dxa" w:w="2381"/>
+          </w:tcPr>
+          <w:p>
+            <w:r>
+              <w:t>Hospital de Santiago de Andamarca</w:t>
+            </w:r>
+          </w:p>
+        </w:tc>
+        <w:tc>
+          <w:tcPr>
+            <w:tcW w:type="dxa" w:w="1474"/>
+          </w:tcPr>
+          <w:p>
+            <w:r>
+              <w:t>Municipal</w:t>
+            </w:r>
+          </w:p>
+        </w:tc>
+        <w:tc>
+          <w:tcPr>
+            <w:tcW w:type="dxa" w:w="1361"/>
+          </w:tcPr>
+          <w:p>
+            <w:r>
               <w:t>Por confirmar</w:t>
             </w:r>
           </w:p>
         </w:tc>
         <w:tc>
           <w:tcPr>
+            <w:tcW w:type="dxa" w:w="1134"/>
+          </w:tcPr>
+          <w:p>
+            <w:r>
+              <w:t>Andamarca</w:t>
+            </w:r>
+          </w:p>
+        </w:tc>
+        <w:tc>
+          <w:tcPr>
+            <w:tcW w:type="dxa" w:w="2154"/>
+          </w:tcPr>
+          <w:p>
+            <w:r/>
+          </w:p>
+        </w:tc>
+        <w:tc>
+          <w:tcPr>
             <w:tcW w:type="dxa" w:w="1247"/>
           </w:tcPr>
           <w:p>
-            <w:r>
-              <w:t>Oruro</w:t>
-            </w:r>
-          </w:p>
-        </w:tc>
+            <w:r/>
+          </w:p>
+        </w:tc>
+        <w:tc>
+          <w:tcPr>
+            <w:tcW w:type="dxa" w:w="1247"/>
+          </w:tcPr>
+          <w:p>
+            <w:r/>
+          </w:p>
+        </w:tc>
+        <w:tc>
+          <w:tcPr>
+            <w:tcW w:type="dxa" w:w="1020"/>
+          </w:tcPr>
+          <w:p>
+            <w:r/>
+          </w:p>
+        </w:tc>
+        <w:tc>
+          <w:tcPr>
+            <w:tcW w:type="dxa" w:w="2835"/>
+          </w:tcPr>
+          <w:p>
+            <w:r>
+              <w:t>Hospital de la provincia Sud Carangas.</w:t>
+            </w:r>
+          </w:p>
+        </w:tc>
+      </w:tr>
+      <w:tr>
         <w:tc>
           <w:tcPr>
             <w:tcW w:type="dxa" w:w="2381"/>
+            <w:shd w:val="clear" w:fill="E3F2F1"/>
+          </w:tcPr>
+          <w:p>
+            <w:r>
+              <w:t>Hospital San Andrés de Caracollo</w:t>
+            </w:r>
+          </w:p>
+        </w:tc>
+        <w:tc>
+          <w:tcPr>
+            <w:tcW w:type="dxa" w:w="1474"/>
+            <w:shd w:val="clear" w:fill="E3F2F1"/>
+          </w:tcPr>
+          <w:p>
+            <w:r>
+              <w:t>UPRE / Municipal</w:t>
+            </w:r>
+          </w:p>
+        </w:tc>
+        <w:tc>
+          <w:tcPr>
+            <w:tcW w:type="dxa" w:w="1361"/>
+            <w:shd w:val="clear" w:fill="E3F2F1"/>
+          </w:tcPr>
+          <w:p>
+            <w:r>
+              <w:t>2do nivel (en construcción)</w:t>
+            </w:r>
+          </w:p>
+        </w:tc>
+        <w:tc>
+          <w:tcPr>
+            <w:tcW w:type="dxa" w:w="1134"/>
+            <w:shd w:val="clear" w:fill="E3F2F1"/>
+          </w:tcPr>
+          <w:p>
+            <w:r>
+              <w:t>Caracollo</w:t>
+            </w:r>
+          </w:p>
+        </w:tc>
+        <w:tc>
+          <w:tcPr>
+            <w:tcW w:type="dxa" w:w="2154"/>
+            <w:shd w:val="clear" w:fill="E3F2F1"/>
           </w:tcPr>
           <w:p>
             <w:r/>
@@ -1915,7 +2714,92 @@
         </w:tc>
         <w:tc>
           <w:tcPr>
+            <w:tcW w:type="dxa" w:w="1247"/>
+            <w:shd w:val="clear" w:fill="E3F2F1"/>
+          </w:tcPr>
+          <w:p>
+            <w:r/>
+          </w:p>
+        </w:tc>
+        <w:tc>
+          <w:tcPr>
+            <w:tcW w:type="dxa" w:w="1247"/>
+            <w:shd w:val="clear" w:fill="E3F2F1"/>
+          </w:tcPr>
+          <w:p>
+            <w:r/>
+          </w:p>
+        </w:tc>
+        <w:tc>
+          <w:tcPr>
+            <w:tcW w:type="dxa" w:w="1020"/>
+            <w:shd w:val="clear" w:fill="E3F2F1"/>
+          </w:tcPr>
+          <w:p>
+            <w:r/>
+          </w:p>
+        </w:tc>
+        <w:tc>
+          <w:tcPr>
+            <w:tcW w:type="dxa" w:w="2835"/>
+            <w:shd w:val="clear" w:fill="E3F2F1"/>
+          </w:tcPr>
+          <w:p>
+            <w:r>
+              <w:t>Obra iniciada en 10/2023; estado actual por confirmar.</w:t>
+            </w:r>
+          </w:p>
+        </w:tc>
+      </w:tr>
+      <w:tr>
+        <w:tc>
+          <w:tcPr>
+            <w:tcW w:type="dxa" w:w="2381"/>
+            <w:shd w:val="clear" w:fill="E3F2F1"/>
+          </w:tcPr>
+          <w:p>
+            <w:r>
+              <w:t>Hospital San Juan de Dios de Challapata</w:t>
+            </w:r>
+          </w:p>
+        </w:tc>
+        <w:tc>
+          <w:tcPr>
+            <w:tcW w:type="dxa" w:w="1474"/>
+            <w:shd w:val="clear" w:fill="E3F2F1"/>
+          </w:tcPr>
+          <w:p>
+            <w:r>
+              <w:t>Ministerio / Municipal</w:t>
+            </w:r>
+          </w:p>
+        </w:tc>
+        <w:tc>
+          <w:tcPr>
+            <w:tcW w:type="dxa" w:w="1361"/>
+            <w:shd w:val="clear" w:fill="E3F2F1"/>
+          </w:tcPr>
+          <w:p>
+            <w:r>
+              <w:t>2do nivel</w:t>
+            </w:r>
+          </w:p>
+        </w:tc>
+        <w:tc>
+          <w:tcPr>
             <w:tcW w:type="dxa" w:w="1134"/>
+            <w:shd w:val="clear" w:fill="E3F2F1"/>
+          </w:tcPr>
+          <w:p>
+            <w:r>
+              <w:t>Challapata</w:t>
+            </w:r>
+          </w:p>
+        </w:tc>
+        <w:tc>
+          <w:tcPr>
+            <w:tcW w:type="dxa" w:w="2154"/>
+            <w:shd w:val="clear" w:fill="E3F2F1"/>
           </w:tcPr>
           <w:p>
             <w:r/>
@@ -1923,11 +2807,401 @@
         </w:tc>
         <w:tc>
           <w:tcPr>
-            <w:tcW w:type="dxa" w:w="3628"/>
-          </w:tcPr>
-          <w:p>
-            <w:r>
-              <w:t>Presencia en Oruro sin dirección confirmada.</w:t>
+            <w:tcW w:type="dxa" w:w="1247"/>
+            <w:shd w:val="clear" w:fill="E3F2F1"/>
+          </w:tcPr>
+          <w:p>
+            <w:r/>
+          </w:p>
+        </w:tc>
+        <w:tc>
+          <w:tcPr>
+            <w:tcW w:type="dxa" w:w="1247"/>
+            <w:shd w:val="clear" w:fill="E3F2F1"/>
+          </w:tcPr>
+          <w:p>
+            <w:r/>
+          </w:p>
+        </w:tc>
+        <w:tc>
+          <w:tcPr>
+            <w:tcW w:type="dxa" w:w="1020"/>
+            <w:shd w:val="clear" w:fill="E3F2F1"/>
+          </w:tcPr>
+          <w:p>
+            <w:r/>
+          </w:p>
+        </w:tc>
+        <w:tc>
+          <w:tcPr>
+            <w:tcW w:type="dxa" w:w="2835"/>
+            <w:shd w:val="clear" w:fill="E3F2F1"/>
+          </w:tcPr>
+          <w:p>
+            <w:r>
+              <w:t>Inaugurado a fines de 2023; inspección posterior halló falencias.</w:t>
+            </w:r>
+          </w:p>
+        </w:tc>
+      </w:tr>
+      <w:tr>
+        <w:tc>
+          <w:tcPr>
+            <w:tcW w:type="dxa" w:w="2381"/>
+            <w:shd w:val="clear" w:fill="E3F2F1"/>
+          </w:tcPr>
+          <w:p>
+            <w:r>
+              <w:t>Hospital de 2do nivel de Huanuni</w:t>
+            </w:r>
+          </w:p>
+        </w:tc>
+        <w:tc>
+          <w:tcPr>
+            <w:tcW w:type="dxa" w:w="1474"/>
+            <w:shd w:val="clear" w:fill="E3F2F1"/>
+          </w:tcPr>
+          <w:p>
+            <w:r>
+              <w:t>Municipal / Sedes</w:t>
+            </w:r>
+          </w:p>
+        </w:tc>
+        <w:tc>
+          <w:tcPr>
+            <w:tcW w:type="dxa" w:w="1361"/>
+            <w:shd w:val="clear" w:fill="E3F2F1"/>
+          </w:tcPr>
+          <w:p>
+            <w:r>
+              <w:t>2do nivel</w:t>
+            </w:r>
+          </w:p>
+        </w:tc>
+        <w:tc>
+          <w:tcPr>
+            <w:tcW w:type="dxa" w:w="1134"/>
+            <w:shd w:val="clear" w:fill="E3F2F1"/>
+          </w:tcPr>
+          <w:p>
+            <w:r>
+              <w:t>Huanuni</w:t>
+            </w:r>
+          </w:p>
+        </w:tc>
+        <w:tc>
+          <w:tcPr>
+            <w:tcW w:type="dxa" w:w="2154"/>
+            <w:shd w:val="clear" w:fill="E3F2F1"/>
+          </w:tcPr>
+          <w:p>
+            <w:r/>
+          </w:p>
+        </w:tc>
+        <w:tc>
+          <w:tcPr>
+            <w:tcW w:type="dxa" w:w="1247"/>
+            <w:shd w:val="clear" w:fill="E3F2F1"/>
+          </w:tcPr>
+          <w:p>
+            <w:r/>
+          </w:p>
+        </w:tc>
+        <w:tc>
+          <w:tcPr>
+            <w:tcW w:type="dxa" w:w="1247"/>
+            <w:shd w:val="clear" w:fill="E3F2F1"/>
+          </w:tcPr>
+          <w:p>
+            <w:r>
+              <w:t>No</w:t>
+            </w:r>
+          </w:p>
+        </w:tc>
+        <w:tc>
+          <w:tcPr>
+            <w:tcW w:type="dxa" w:w="1020"/>
+            <w:shd w:val="clear" w:fill="E3F2F1"/>
+          </w:tcPr>
+          <w:p>
+            <w:r>
+              <w:t>Sí 24 h</w:t>
+            </w:r>
+          </w:p>
+        </w:tc>
+        <w:tc>
+          <w:tcPr>
+            <w:tcW w:type="dxa" w:w="2835"/>
+            <w:shd w:val="clear" w:fill="E3F2F1"/>
+          </w:tcPr>
+          <w:p>
+            <w:r>
+              <w:t>12 especialistas nuevos en 08/2026 (pediatría; cirugía; anestesia; traumatología; ginecología).</w:t>
+            </w:r>
+          </w:p>
+        </w:tc>
+      </w:tr>
+      <w:tr>
+        <w:tc>
+          <w:tcPr>
+            <w:tcW w:type="dxa" w:w="2381"/>
+            <w:shd w:val="clear" w:fill="E3F2F1"/>
+          </w:tcPr>
+          <w:p>
+            <w:r>
+              <w:t>Hospital San Martín de Porres (nuevo)</w:t>
+            </w:r>
+          </w:p>
+        </w:tc>
+        <w:tc>
+          <w:tcPr>
+            <w:tcW w:type="dxa" w:w="1474"/>
+            <w:shd w:val="clear" w:fill="E3F2F1"/>
+          </w:tcPr>
+          <w:p>
+            <w:r>
+              <w:t>Municipal / Gobernación</w:t>
+            </w:r>
+          </w:p>
+        </w:tc>
+        <w:tc>
+          <w:tcPr>
+            <w:tcW w:type="dxa" w:w="1361"/>
+            <w:shd w:val="clear" w:fill="E3F2F1"/>
+          </w:tcPr>
+          <w:p>
+            <w:r>
+              <w:t>2do nivel (proyecto)</w:t>
+            </w:r>
+          </w:p>
+        </w:tc>
+        <w:tc>
+          <w:tcPr>
+            <w:tcW w:type="dxa" w:w="1134"/>
+            <w:shd w:val="clear" w:fill="E3F2F1"/>
+          </w:tcPr>
+          <w:p>
+            <w:r>
+              <w:t>Huanuni</w:t>
+            </w:r>
+          </w:p>
+        </w:tc>
+        <w:tc>
+          <w:tcPr>
+            <w:tcW w:type="dxa" w:w="2154"/>
+            <w:shd w:val="clear" w:fill="E3F2F1"/>
+          </w:tcPr>
+          <w:p>
+            <w:r/>
+          </w:p>
+        </w:tc>
+        <w:tc>
+          <w:tcPr>
+            <w:tcW w:type="dxa" w:w="1247"/>
+            <w:shd w:val="clear" w:fill="E3F2F1"/>
+          </w:tcPr>
+          <w:p>
+            <w:r/>
+          </w:p>
+        </w:tc>
+        <w:tc>
+          <w:tcPr>
+            <w:tcW w:type="dxa" w:w="1247"/>
+            <w:shd w:val="clear" w:fill="E3F2F1"/>
+          </w:tcPr>
+          <w:p>
+            <w:r/>
+          </w:p>
+        </w:tc>
+        <w:tc>
+          <w:tcPr>
+            <w:tcW w:type="dxa" w:w="1020"/>
+            <w:shd w:val="clear" w:fill="E3F2F1"/>
+          </w:tcPr>
+          <w:p>
+            <w:r/>
+          </w:p>
+        </w:tc>
+        <w:tc>
+          <w:tcPr>
+            <w:tcW w:type="dxa" w:w="2835"/>
+            <w:shd w:val="clear" w:fill="E3F2F1"/>
+          </w:tcPr>
+          <w:p>
+            <w:r>
+              <w:t>Diseño final casi concluido; busca financiamiento.</w:t>
+            </w:r>
+          </w:p>
+        </w:tc>
+      </w:tr>
+      <w:tr>
+        <w:tc>
+          <w:tcPr>
+            <w:tcW w:type="dxa" w:w="2381"/>
+          </w:tcPr>
+          <w:p>
+            <w:r>
+              <w:t>Centros de salud de provincias</w:t>
+            </w:r>
+          </w:p>
+        </w:tc>
+        <w:tc>
+          <w:tcPr>
+            <w:tcW w:type="dxa" w:w="1474"/>
+          </w:tcPr>
+          <w:p>
+            <w:r>
+              <w:t>Municipal / Sedes</w:t>
+            </w:r>
+          </w:p>
+        </w:tc>
+        <w:tc>
+          <w:tcPr>
+            <w:tcW w:type="dxa" w:w="1361"/>
+          </w:tcPr>
+          <w:p>
+            <w:r>
+              <w:t>1er nivel</w:t>
+            </w:r>
+          </w:p>
+        </w:tc>
+        <w:tc>
+          <w:tcPr>
+            <w:tcW w:type="dxa" w:w="1134"/>
+          </w:tcPr>
+          <w:p>
+            <w:r>
+              <w:t>Provincias</w:t>
+            </w:r>
+          </w:p>
+        </w:tc>
+        <w:tc>
+          <w:tcPr>
+            <w:tcW w:type="dxa" w:w="2154"/>
+          </w:tcPr>
+          <w:p>
+            <w:r>
+              <w:t>Red Norte (Caracollo; Curahuara; Eucaliptus; Huayllamarca; Totora; Soracachi) y Red Occidente (Sabaya; Carangas; Coipasa), entre otras</w:t>
+            </w:r>
+          </w:p>
+        </w:tc>
+        <w:tc>
+          <w:tcPr>
+            <w:tcW w:type="dxa" w:w="1247"/>
+          </w:tcPr>
+          <w:p>
+            <w:r/>
+          </w:p>
+        </w:tc>
+        <w:tc>
+          <w:tcPr>
+            <w:tcW w:type="dxa" w:w="1247"/>
+          </w:tcPr>
+          <w:p>
+            <w:r/>
+          </w:p>
+        </w:tc>
+        <w:tc>
+          <w:tcPr>
+            <w:tcW w:type="dxa" w:w="1020"/>
+          </w:tcPr>
+          <w:p>
+            <w:r/>
+          </w:p>
+        </w:tc>
+        <w:tc>
+          <w:tcPr>
+            <w:tcW w:type="dxa" w:w="2835"/>
+          </w:tcPr>
+          <w:p>
+            <w:r>
+              <w:t>Listado completo en el registro de establecimientos del SUS (Ministerio de Salud).</w:t>
+            </w:r>
+          </w:p>
+        </w:tc>
+      </w:tr>
+      <w:tr>
+        <w:tc>
+          <w:tcPr>
+            <w:tcW w:type="dxa" w:w="2381"/>
+          </w:tcPr>
+          <w:p>
+            <w:r>
+              <w:t>Centro de Salud Pisiga Bolívar</w:t>
+            </w:r>
+          </w:p>
+        </w:tc>
+        <w:tc>
+          <w:tcPr>
+            <w:tcW w:type="dxa" w:w="1474"/>
+          </w:tcPr>
+          <w:p>
+            <w:r>
+              <w:t>Municipal</w:t>
+            </w:r>
+          </w:p>
+        </w:tc>
+        <w:tc>
+          <w:tcPr>
+            <w:tcW w:type="dxa" w:w="1361"/>
+          </w:tcPr>
+          <w:p>
+            <w:r>
+              <w:t>1er nivel</w:t>
+            </w:r>
+          </w:p>
+        </w:tc>
+        <w:tc>
+          <w:tcPr>
+            <w:tcW w:type="dxa" w:w="1134"/>
+          </w:tcPr>
+          <w:p>
+            <w:r>
+              <w:t>Sabaya</w:t>
+            </w:r>
+          </w:p>
+        </w:tc>
+        <w:tc>
+          <w:tcPr>
+            <w:tcW w:type="dxa" w:w="2154"/>
+          </w:tcPr>
+          <w:p>
+            <w:r>
+              <w:t>Pisiga Bolívar (frontera)</w:t>
+            </w:r>
+          </w:p>
+        </w:tc>
+        <w:tc>
+          <w:tcPr>
+            <w:tcW w:type="dxa" w:w="1247"/>
+          </w:tcPr>
+          <w:p>
+            <w:r/>
+          </w:p>
+        </w:tc>
+        <w:tc>
+          <w:tcPr>
+            <w:tcW w:type="dxa" w:w="1247"/>
+          </w:tcPr>
+          <w:p>
+            <w:r/>
+          </w:p>
+        </w:tc>
+        <w:tc>
+          <w:tcPr>
+            <w:tcW w:type="dxa" w:w="1020"/>
+          </w:tcPr>
+          <w:p>
+            <w:r/>
+          </w:p>
+        </w:tc>
+        <w:tc>
+          <w:tcPr>
+            <w:tcW w:type="dxa" w:w="2835"/>
+          </w:tcPr>
+          <w:p>
+            <w:r>
+              <w:t>Centro de salud municipal.</w:t>
             </w:r>
           </w:p>
         </w:tc>
@@ -1938,7 +3212,7 @@
         <w:pStyle w:val="Heading2"/>
       </w:pPr>
       <w:r>
-        <w:t>3. Privado</w:t>
+        <w:t>Listado 2. Seguridad social</w:t>
       </w:r>
     </w:p>
     <w:tbl>
@@ -1948,18 +3222,20 @@
         <w:tblLook w:firstColumn="1" w:firstRow="1" w:lastColumn="0" w:lastRow="0" w:noHBand="0" w:noVBand="1" w:val="04A0"/>
       </w:tblPr>
       <w:tblGrid>
-        <w:gridCol w:w="1971"/>
-        <w:gridCol w:w="1971"/>
-        <w:gridCol w:w="1971"/>
-        <w:gridCol w:w="1971"/>
-        <w:gridCol w:w="1971"/>
-        <w:gridCol w:w="1971"/>
-        <w:gridCol w:w="1971"/>
+        <w:gridCol w:w="1533"/>
+        <w:gridCol w:w="1533"/>
+        <w:gridCol w:w="1533"/>
+        <w:gridCol w:w="1533"/>
+        <w:gridCol w:w="1533"/>
+        <w:gridCol w:w="1533"/>
+        <w:gridCol w:w="1533"/>
+        <w:gridCol w:w="1533"/>
+        <w:gridCol w:w="1533"/>
       </w:tblGrid>
       <w:tr>
         <w:tc>
           <w:tcPr>
-            <w:tcW w:type="dxa" w:w="2608"/>
+            <w:tcW w:type="dxa" w:w="2381"/>
             <w:shd w:val="clear" w:fill="0B6E6E"/>
           </w:tcPr>
           <w:p>
@@ -1975,7 +3251,7 @@
         </w:tc>
         <w:tc>
           <w:tcPr>
-            <w:tcW w:type="dxa" w:w="1701"/>
+            <w:tcW w:type="dxa" w:w="1474"/>
             <w:shd w:val="clear" w:fill="0B6E6E"/>
           </w:tcPr>
           <w:p>
@@ -1991,7 +3267,7 @@
         </w:tc>
         <w:tc>
           <w:tcPr>
-            <w:tcW w:type="dxa" w:w="1474"/>
+            <w:tcW w:type="dxa" w:w="1361"/>
             <w:shd w:val="clear" w:fill="0B6E6E"/>
           </w:tcPr>
           <w:p>
@@ -2007,7 +3283,7 @@
         </w:tc>
         <w:tc>
           <w:tcPr>
-            <w:tcW w:type="dxa" w:w="1247"/>
+            <w:tcW w:type="dxa" w:w="1134"/>
             <w:shd w:val="clear" w:fill="0B6E6E"/>
           </w:tcPr>
           <w:p>
@@ -2023,7 +3299,7 @@
         </w:tc>
         <w:tc>
           <w:tcPr>
-            <w:tcW w:type="dxa" w:w="2381"/>
+            <w:tcW w:type="dxa" w:w="2154"/>
             <w:shd w:val="clear" w:fill="0B6E6E"/>
           </w:tcPr>
           <w:p>
@@ -2039,7 +3315,7 @@
         </w:tc>
         <w:tc>
           <w:tcPr>
-            <w:tcW w:type="dxa" w:w="1134"/>
+            <w:tcW w:type="dxa" w:w="1247"/>
             <w:shd w:val="clear" w:fill="0B6E6E"/>
           </w:tcPr>
           <w:p>
@@ -2055,7 +3331,39 @@
         </w:tc>
         <w:tc>
           <w:tcPr>
-            <w:tcW w:type="dxa" w:w="3628"/>
+            <w:tcW w:type="dxa" w:w="1247"/>
+            <w:shd w:val="clear" w:fill="0B6E6E"/>
+          </w:tcPr>
+          <w:p>
+            <w:r/>
+            <w:r>
+              <w:rPr>
+                <w:b/>
+                <w:color w:val="FFFFFF"/>
+              </w:rPr>
+              <w:t>UTI</w:t>
+            </w:r>
+          </w:p>
+        </w:tc>
+        <w:tc>
+          <w:tcPr>
+            <w:tcW w:type="dxa" w:w="1020"/>
+            <w:shd w:val="clear" w:fill="0B6E6E"/>
+          </w:tcPr>
+          <w:p>
+            <w:r/>
+            <w:r>
+              <w:rPr>
+                <w:b/>
+                <w:color w:val="FFFFFF"/>
+              </w:rPr>
+              <w:t>Emergencia</w:t>
+            </w:r>
+          </w:p>
+        </w:tc>
+        <w:tc>
+          <w:tcPr>
+            <w:tcW w:type="dxa" w:w="2835"/>
             <w:shd w:val="clear" w:fill="0B6E6E"/>
           </w:tcPr>
           <w:p>
@@ -2073,23 +3381,702 @@
       <w:tr>
         <w:tc>
           <w:tcPr>
-            <w:tcW w:type="dxa" w:w="2608"/>
+            <w:tcW w:type="dxa" w:w="2381"/>
+          </w:tcPr>
+          <w:p>
+            <w:r>
+              <w:t>Hospital Obrero N°4 (CNS)</w:t>
+            </w:r>
+          </w:p>
+        </w:tc>
+        <w:tc>
+          <w:tcPr>
+            <w:tcW w:type="dxa" w:w="1474"/>
+          </w:tcPr>
+          <w:p>
+            <w:r>
+              <w:t>Caja Nacional de Salud</w:t>
+            </w:r>
+          </w:p>
+        </w:tc>
+        <w:tc>
+          <w:tcPr>
+            <w:tcW w:type="dxa" w:w="1361"/>
+          </w:tcPr>
+          <w:p>
+            <w:r>
+              <w:t>3er nivel</w:t>
+            </w:r>
+          </w:p>
+        </w:tc>
+        <w:tc>
+          <w:tcPr>
+            <w:tcW w:type="dxa" w:w="1134"/>
+          </w:tcPr>
+          <w:p>
+            <w:r>
+              <w:t>Oruro</w:t>
+            </w:r>
+          </w:p>
+        </w:tc>
+        <w:tc>
+          <w:tcPr>
+            <w:tcW w:type="dxa" w:w="2154"/>
+          </w:tcPr>
+          <w:p>
+            <w:r>
+              <w:t>Rotonda Sargento Flores y La Patria</w:t>
+            </w:r>
+          </w:p>
+        </w:tc>
+        <w:tc>
+          <w:tcPr>
+            <w:tcW w:type="dxa" w:w="1247"/>
+          </w:tcPr>
+          <w:p>
+            <w:r/>
+          </w:p>
+        </w:tc>
+        <w:tc>
+          <w:tcPr>
+            <w:tcW w:type="dxa" w:w="1247"/>
+          </w:tcPr>
+          <w:p>
+            <w:r>
+              <w:t>Sí</w:t>
+            </w:r>
+          </w:p>
+        </w:tc>
+        <w:tc>
+          <w:tcPr>
+            <w:tcW w:type="dxa" w:w="1020"/>
+          </w:tcPr>
+          <w:p>
+            <w:r>
+              <w:t>Sí 24 h</w:t>
+            </w:r>
+          </w:p>
+        </w:tc>
+        <w:tc>
+          <w:tcPr>
+            <w:tcW w:type="dxa" w:w="2835"/>
+          </w:tcPr>
+          <w:p>
+            <w:r>
+              <w:t>Falta de camas; implementa unidad de oncología.</w:t>
+            </w:r>
+          </w:p>
+        </w:tc>
+      </w:tr>
+      <w:tr>
+        <w:tc>
+          <w:tcPr>
+            <w:tcW w:type="dxa" w:w="2381"/>
+          </w:tcPr>
+          <w:p>
+            <w:r>
+              <w:t>Policlínico de Especialidades Candelaria (CNS)</w:t>
+            </w:r>
+          </w:p>
+        </w:tc>
+        <w:tc>
+          <w:tcPr>
+            <w:tcW w:type="dxa" w:w="1474"/>
+          </w:tcPr>
+          <w:p>
+            <w:r>
+              <w:t>Caja Nacional de Salud</w:t>
+            </w:r>
+          </w:p>
+        </w:tc>
+        <w:tc>
+          <w:tcPr>
+            <w:tcW w:type="dxa" w:w="1361"/>
+          </w:tcPr>
+          <w:p>
+            <w:r>
+              <w:t>Policlínico</w:t>
+            </w:r>
+          </w:p>
+        </w:tc>
+        <w:tc>
+          <w:tcPr>
+            <w:tcW w:type="dxa" w:w="1134"/>
+          </w:tcPr>
+          <w:p>
+            <w:r>
+              <w:t>Oruro</w:t>
+            </w:r>
+          </w:p>
+        </w:tc>
+        <w:tc>
+          <w:tcPr>
+            <w:tcW w:type="dxa" w:w="2154"/>
+          </w:tcPr>
+          <w:p>
+            <w:r/>
+          </w:p>
+        </w:tc>
+        <w:tc>
+          <w:tcPr>
+            <w:tcW w:type="dxa" w:w="1247"/>
+          </w:tcPr>
+          <w:p>
+            <w:r/>
+          </w:p>
+        </w:tc>
+        <w:tc>
+          <w:tcPr>
+            <w:tcW w:type="dxa" w:w="1247"/>
+          </w:tcPr>
+          <w:p>
+            <w:r/>
+          </w:p>
+        </w:tc>
+        <w:tc>
+          <w:tcPr>
+            <w:tcW w:type="dxa" w:w="1020"/>
+          </w:tcPr>
+          <w:p>
+            <w:r/>
+          </w:p>
+        </w:tc>
+        <w:tc>
+          <w:tcPr>
+            <w:tcW w:type="dxa" w:w="2835"/>
+          </w:tcPr>
+          <w:p>
+            <w:r>
+              <w:t>Edificio de 8 pisos entregado en 2022; 19 especialidades.</w:t>
+            </w:r>
+          </w:p>
+        </w:tc>
+      </w:tr>
+      <w:tr>
+        <w:tc>
+          <w:tcPr>
+            <w:tcW w:type="dxa" w:w="2381"/>
+          </w:tcPr>
+          <w:p>
+            <w:r>
+              <w:t>CIMFA 10 de Febrero (CNS)</w:t>
+            </w:r>
+          </w:p>
+        </w:tc>
+        <w:tc>
+          <w:tcPr>
+            <w:tcW w:type="dxa" w:w="1474"/>
+          </w:tcPr>
+          <w:p>
+            <w:r>
+              <w:t>Caja Nacional de Salud</w:t>
+            </w:r>
+          </w:p>
+        </w:tc>
+        <w:tc>
+          <w:tcPr>
+            <w:tcW w:type="dxa" w:w="1361"/>
+          </w:tcPr>
+          <w:p>
+            <w:r>
+              <w:t>1er nivel</w:t>
+            </w:r>
+          </w:p>
+        </w:tc>
+        <w:tc>
+          <w:tcPr>
+            <w:tcW w:type="dxa" w:w="1134"/>
+          </w:tcPr>
+          <w:p>
+            <w:r>
+              <w:t>Oruro</w:t>
+            </w:r>
+          </w:p>
+        </w:tc>
+        <w:tc>
+          <w:tcPr>
+            <w:tcW w:type="dxa" w:w="2154"/>
+          </w:tcPr>
+          <w:p>
+            <w:r/>
+          </w:p>
+        </w:tc>
+        <w:tc>
+          <w:tcPr>
+            <w:tcW w:type="dxa" w:w="1247"/>
+          </w:tcPr>
+          <w:p>
+            <w:r/>
+          </w:p>
+        </w:tc>
+        <w:tc>
+          <w:tcPr>
+            <w:tcW w:type="dxa" w:w="1247"/>
+          </w:tcPr>
+          <w:p>
+            <w:r/>
+          </w:p>
+        </w:tc>
+        <w:tc>
+          <w:tcPr>
+            <w:tcW w:type="dxa" w:w="1020"/>
+          </w:tcPr>
+          <w:p>
+            <w:r/>
+          </w:p>
+        </w:tc>
+        <w:tc>
+          <w:tcPr>
+            <w:tcW w:type="dxa" w:w="2835"/>
+          </w:tcPr>
+          <w:p>
+            <w:r>
+              <w:t>Centro de medicina familiar.</w:t>
+            </w:r>
+          </w:p>
+        </w:tc>
+      </w:tr>
+      <w:tr>
+        <w:tc>
+          <w:tcPr>
+            <w:tcW w:type="dxa" w:w="2381"/>
+          </w:tcPr>
+          <w:p>
+            <w:r>
+              <w:t>Hospital Petrolero Oruro</w:t>
+            </w:r>
+          </w:p>
+        </w:tc>
+        <w:tc>
+          <w:tcPr>
+            <w:tcW w:type="dxa" w:w="1474"/>
+          </w:tcPr>
+          <w:p>
+            <w:r>
+              <w:t>Caja Petrolera de Salud</w:t>
+            </w:r>
+          </w:p>
+        </w:tc>
+        <w:tc>
+          <w:tcPr>
+            <w:tcW w:type="dxa" w:w="1361"/>
+          </w:tcPr>
+          <w:p>
+            <w:r>
+              <w:t>2do nivel</w:t>
+            </w:r>
+          </w:p>
+        </w:tc>
+        <w:tc>
+          <w:tcPr>
+            <w:tcW w:type="dxa" w:w="1134"/>
+          </w:tcPr>
+          <w:p>
+            <w:r>
+              <w:t>Oruro</w:t>
+            </w:r>
+          </w:p>
+        </w:tc>
+        <w:tc>
+          <w:tcPr>
+            <w:tcW w:type="dxa" w:w="2154"/>
+          </w:tcPr>
+          <w:p>
+            <w:r>
+              <w:t>Carretera a Vinto Km 4, frente a Enalbo</w:t>
+            </w:r>
+          </w:p>
+        </w:tc>
+        <w:tc>
+          <w:tcPr>
+            <w:tcW w:type="dxa" w:w="1247"/>
+          </w:tcPr>
+          <w:p>
+            <w:r>
+              <w:t>5255867 / 5256444</w:t>
+            </w:r>
+          </w:p>
+        </w:tc>
+        <w:tc>
+          <w:tcPr>
+            <w:tcW w:type="dxa" w:w="1247"/>
+          </w:tcPr>
+          <w:p>
+            <w:r>
+              <w:t>Neonatología</w:t>
+            </w:r>
+          </w:p>
+        </w:tc>
+        <w:tc>
+          <w:tcPr>
+            <w:tcW w:type="dxa" w:w="1020"/>
+          </w:tcPr>
+          <w:p>
+            <w:r>
+              <w:t>Por confirmar</w:t>
+            </w:r>
+          </w:p>
+        </w:tc>
+        <w:tc>
+          <w:tcPr>
+            <w:tcW w:type="dxa" w:w="2835"/>
+          </w:tcPr>
+          <w:p>
+            <w:r>
+              <w:t>47 camas; abrió unidad de neonatología propia.</w:t>
+            </w:r>
+          </w:p>
+        </w:tc>
+      </w:tr>
+      <w:tr>
+        <w:tc>
+          <w:tcPr>
+            <w:tcW w:type="dxa" w:w="2381"/>
+          </w:tcPr>
+          <w:p>
+            <w:r>
+              <w:t>Hospital de la Caja de Caminos</w:t>
+            </w:r>
+          </w:p>
+        </w:tc>
+        <w:tc>
+          <w:tcPr>
+            <w:tcW w:type="dxa" w:w="1474"/>
+          </w:tcPr>
+          <w:p>
+            <w:r>
+              <w:t>Caja de Salud de Caminos</w:t>
+            </w:r>
+          </w:p>
+        </w:tc>
+        <w:tc>
+          <w:tcPr>
+            <w:tcW w:type="dxa" w:w="1361"/>
+          </w:tcPr>
+          <w:p>
+            <w:r>
+              <w:t>2do nivel</w:t>
+            </w:r>
+          </w:p>
+        </w:tc>
+        <w:tc>
+          <w:tcPr>
+            <w:tcW w:type="dxa" w:w="1134"/>
+          </w:tcPr>
+          <w:p>
+            <w:r>
+              <w:t>Oruro</w:t>
+            </w:r>
+          </w:p>
+        </w:tc>
+        <w:tc>
+          <w:tcPr>
+            <w:tcW w:type="dxa" w:w="2154"/>
+          </w:tcPr>
+          <w:p>
+            <w:r/>
+          </w:p>
+        </w:tc>
+        <w:tc>
+          <w:tcPr>
+            <w:tcW w:type="dxa" w:w="1247"/>
+          </w:tcPr>
+          <w:p>
+            <w:r/>
+          </w:p>
+        </w:tc>
+        <w:tc>
+          <w:tcPr>
+            <w:tcW w:type="dxa" w:w="1247"/>
+          </w:tcPr>
+          <w:p>
+            <w:r/>
+          </w:p>
+        </w:tc>
+        <w:tc>
+          <w:tcPr>
+            <w:tcW w:type="dxa" w:w="1020"/>
+          </w:tcPr>
+          <w:p>
+            <w:r/>
+          </w:p>
+        </w:tc>
+        <w:tc>
+          <w:tcPr>
+            <w:tcW w:type="dxa" w:w="2835"/>
+          </w:tcPr>
+          <w:p>
+            <w:r>
+              <w:t>35 camas; 19 especialidades.</w:t>
+            </w:r>
+          </w:p>
+        </w:tc>
+      </w:tr>
+      <w:tr>
+        <w:tc>
+          <w:tcPr>
+            <w:tcW w:type="dxa" w:w="2381"/>
+          </w:tcPr>
+          <w:p>
+            <w:r>
+              <w:t>Caja Bancaria Estatal / COSSMIL / otras</w:t>
+            </w:r>
+          </w:p>
+        </w:tc>
+        <w:tc>
+          <w:tcPr>
+            <w:tcW w:type="dxa" w:w="1474"/>
+          </w:tcPr>
+          <w:p>
+            <w:r>
+              <w:t>Otras cajas</w:t>
+            </w:r>
+          </w:p>
+        </w:tc>
+        <w:tc>
+          <w:tcPr>
+            <w:tcW w:type="dxa" w:w="1361"/>
+          </w:tcPr>
+          <w:p>
+            <w:r>
+              <w:t>Por confirmar</w:t>
+            </w:r>
+          </w:p>
+        </w:tc>
+        <w:tc>
+          <w:tcPr>
+            <w:tcW w:type="dxa" w:w="1134"/>
+          </w:tcPr>
+          <w:p>
+            <w:r>
+              <w:t>Oruro</w:t>
+            </w:r>
+          </w:p>
+        </w:tc>
+        <w:tc>
+          <w:tcPr>
+            <w:tcW w:type="dxa" w:w="2154"/>
+          </w:tcPr>
+          <w:p>
+            <w:r/>
+          </w:p>
+        </w:tc>
+        <w:tc>
+          <w:tcPr>
+            <w:tcW w:type="dxa" w:w="1247"/>
+          </w:tcPr>
+          <w:p>
+            <w:r/>
+          </w:p>
+        </w:tc>
+        <w:tc>
+          <w:tcPr>
+            <w:tcW w:type="dxa" w:w="1247"/>
+          </w:tcPr>
+          <w:p>
+            <w:r/>
+          </w:p>
+        </w:tc>
+        <w:tc>
+          <w:tcPr>
+            <w:tcW w:type="dxa" w:w="1020"/>
+          </w:tcPr>
+          <w:p>
+            <w:r/>
+          </w:p>
+        </w:tc>
+        <w:tc>
+          <w:tcPr>
+            <w:tcW w:type="dxa" w:w="2835"/>
+          </w:tcPr>
+          <w:p>
+            <w:r>
+              <w:t>Presencia en Oruro sin dirección confirmada.</w:t>
+            </w:r>
+          </w:p>
+        </w:tc>
+      </w:tr>
+    </w:tbl>
+    <w:p>
+      <w:pPr>
+        <w:pStyle w:val="Heading2"/>
+      </w:pPr>
+      <w:r>
+        <w:t>Listado 3. Privado</w:t>
+      </w:r>
+    </w:p>
+    <w:tbl>
+      <w:tblPr>
+        <w:tblStyle w:val="TableGrid"/>
+        <w:tblW w:type="auto" w:w="0"/>
+        <w:tblLook w:firstColumn="1" w:firstRow="1" w:lastColumn="0" w:lastRow="0" w:noHBand="0" w:noVBand="1" w:val="04A0"/>
+      </w:tblPr>
+      <w:tblGrid>
+        <w:gridCol w:w="1533"/>
+        <w:gridCol w:w="1533"/>
+        <w:gridCol w:w="1533"/>
+        <w:gridCol w:w="1533"/>
+        <w:gridCol w:w="1533"/>
+        <w:gridCol w:w="1533"/>
+        <w:gridCol w:w="1533"/>
+        <w:gridCol w:w="1533"/>
+        <w:gridCol w:w="1533"/>
+      </w:tblGrid>
+      <w:tr>
+        <w:tc>
+          <w:tcPr>
+            <w:tcW w:type="dxa" w:w="2381"/>
+            <w:shd w:val="clear" w:fill="0B6E6E"/>
+          </w:tcPr>
+          <w:p>
+            <w:r/>
+            <w:r>
+              <w:rPr>
+                <w:b/>
+                <w:color w:val="FFFFFF"/>
+              </w:rPr>
+              <w:t>Nombre</w:t>
+            </w:r>
+          </w:p>
+        </w:tc>
+        <w:tc>
+          <w:tcPr>
+            <w:tcW w:type="dxa" w:w="1474"/>
+            <w:shd w:val="clear" w:fill="0B6E6E"/>
+          </w:tcPr>
+          <w:p>
+            <w:r/>
+            <w:r>
+              <w:rPr>
+                <w:b/>
+                <w:color w:val="FFFFFF"/>
+              </w:rPr>
+              <w:t>Tipo</w:t>
+            </w:r>
+          </w:p>
+        </w:tc>
+        <w:tc>
+          <w:tcPr>
+            <w:tcW w:type="dxa" w:w="1361"/>
+            <w:shd w:val="clear" w:fill="0B6E6E"/>
+          </w:tcPr>
+          <w:p>
+            <w:r/>
+            <w:r>
+              <w:rPr>
+                <w:b/>
+                <w:color w:val="FFFFFF"/>
+              </w:rPr>
+              <w:t>Nivel</w:t>
+            </w:r>
+          </w:p>
+        </w:tc>
+        <w:tc>
+          <w:tcPr>
+            <w:tcW w:type="dxa" w:w="1134"/>
+            <w:shd w:val="clear" w:fill="0B6E6E"/>
+          </w:tcPr>
+          <w:p>
+            <w:r/>
+            <w:r>
+              <w:rPr>
+                <w:b/>
+                <w:color w:val="FFFFFF"/>
+              </w:rPr>
+              <w:t>Municipio</w:t>
+            </w:r>
+          </w:p>
+        </w:tc>
+        <w:tc>
+          <w:tcPr>
+            <w:tcW w:type="dxa" w:w="2154"/>
+            <w:shd w:val="clear" w:fill="0B6E6E"/>
+          </w:tcPr>
+          <w:p>
+            <w:r/>
+            <w:r>
+              <w:rPr>
+                <w:b/>
+                <w:color w:val="FFFFFF"/>
+              </w:rPr>
+              <w:t>Dirección</w:t>
+            </w:r>
+          </w:p>
+        </w:tc>
+        <w:tc>
+          <w:tcPr>
+            <w:tcW w:type="dxa" w:w="1247"/>
+            <w:shd w:val="clear" w:fill="0B6E6E"/>
+          </w:tcPr>
+          <w:p>
+            <w:r/>
+            <w:r>
+              <w:rPr>
+                <w:b/>
+                <w:color w:val="FFFFFF"/>
+              </w:rPr>
+              <w:t>Teléfono</w:t>
+            </w:r>
+          </w:p>
+        </w:tc>
+        <w:tc>
+          <w:tcPr>
+            <w:tcW w:type="dxa" w:w="1247"/>
+            <w:shd w:val="clear" w:fill="0B6E6E"/>
+          </w:tcPr>
+          <w:p>
+            <w:r/>
+            <w:r>
+              <w:rPr>
+                <w:b/>
+                <w:color w:val="FFFFFF"/>
+              </w:rPr>
+              <w:t>UTI</w:t>
+            </w:r>
+          </w:p>
+        </w:tc>
+        <w:tc>
+          <w:tcPr>
+            <w:tcW w:type="dxa" w:w="1020"/>
+            <w:shd w:val="clear" w:fill="0B6E6E"/>
+          </w:tcPr>
+          <w:p>
+            <w:r/>
+            <w:r>
+              <w:rPr>
+                <w:b/>
+                <w:color w:val="FFFFFF"/>
+              </w:rPr>
+              <w:t>Emergencia</w:t>
+            </w:r>
+          </w:p>
+        </w:tc>
+        <w:tc>
+          <w:tcPr>
+            <w:tcW w:type="dxa" w:w="2835"/>
+            <w:shd w:val="clear" w:fill="0B6E6E"/>
+          </w:tcPr>
+          <w:p>
+            <w:r/>
+            <w:r>
+              <w:rPr>
+                <w:b/>
+                <w:color w:val="FFFFFF"/>
+              </w:rPr>
+              <w:t>Novedad / oportunidad</w:t>
+            </w:r>
+          </w:p>
+        </w:tc>
+      </w:tr>
+      <w:tr>
+        <w:tc>
+          <w:tcPr>
+            <w:tcW w:type="dxa" w:w="2381"/>
             <w:shd w:val="clear" w:fill="E3F2F1"/>
           </w:tcPr>
           <w:p>
             <w:r>
               <w:t>Clínica Santiago</w:t>
-            </w:r>
-          </w:p>
-        </w:tc>
-        <w:tc>
-          <w:tcPr>
-            <w:tcW w:type="dxa" w:w="1701"/>
-            <w:shd w:val="clear" w:fill="E3F2F1"/>
-          </w:tcPr>
-          <w:p>
-            <w:r>
-              <w:t>Clínica general</w:t>
             </w:r>
           </w:p>
         </w:tc>
@@ -2100,7 +4087,40 @@
           </w:tcPr>
           <w:p>
             <w:r>
+              <w:t>Clínica general</w:t>
+            </w:r>
+          </w:p>
+        </w:tc>
+        <w:tc>
+          <w:tcPr>
+            <w:tcW w:type="dxa" w:w="1361"/>
+            <w:shd w:val="clear" w:fill="E3F2F1"/>
+          </w:tcPr>
+          <w:p>
+            <w:r>
               <w:t>2do nivel</w:t>
+            </w:r>
+          </w:p>
+        </w:tc>
+        <w:tc>
+          <w:tcPr>
+            <w:tcW w:type="dxa" w:w="1134"/>
+            <w:shd w:val="clear" w:fill="E3F2F1"/>
+          </w:tcPr>
+          <w:p>
+            <w:r>
+              <w:t>Oruro</w:t>
+            </w:r>
+          </w:p>
+        </w:tc>
+        <w:tc>
+          <w:tcPr>
+            <w:tcW w:type="dxa" w:w="2154"/>
+            <w:shd w:val="clear" w:fill="E3F2F1"/>
+          </w:tcPr>
+          <w:p>
+            <w:r>
+              <w:t>Calle Rodríguez casi pasaje Tejerina</w:t>
             </w:r>
           </w:p>
         </w:tc>
@@ -2111,10 +4131,1015 @@
           </w:tcPr>
           <w:p>
             <w:r>
+              <w:t>75410007</w:t>
+            </w:r>
+          </w:p>
+        </w:tc>
+        <w:tc>
+          <w:tcPr>
+            <w:tcW w:type="dxa" w:w="1247"/>
+            <w:shd w:val="clear" w:fill="E3F2F1"/>
+          </w:tcPr>
+          <w:p>
+            <w:r>
+              <w:t>Por confirmar</w:t>
+            </w:r>
+          </w:p>
+        </w:tc>
+        <w:tc>
+          <w:tcPr>
+            <w:tcW w:type="dxa" w:w="1020"/>
+            <w:shd w:val="clear" w:fill="E3F2F1"/>
+          </w:tcPr>
+          <w:p>
+            <w:r>
+              <w:t>Por confirmar</w:t>
+            </w:r>
+          </w:p>
+        </w:tc>
+        <w:tc>
+          <w:tcPr>
+            <w:tcW w:type="dxa" w:w="2835"/>
+            <w:shd w:val="clear" w:fill="E3F2F1"/>
+          </w:tcPr>
+          <w:p>
+            <w:r>
+              <w:t>Abierta en 2021; anunció ampliación de servicios en 2026.</w:t>
+            </w:r>
+          </w:p>
+        </w:tc>
+      </w:tr>
+      <w:tr>
+        <w:tc>
+          <w:tcPr>
+            <w:tcW w:type="dxa" w:w="2381"/>
+          </w:tcPr>
+          <w:p>
+            <w:r>
+              <w:t>Policlínica Oruro</w:t>
+            </w:r>
+          </w:p>
+        </w:tc>
+        <w:tc>
+          <w:tcPr>
+            <w:tcW w:type="dxa" w:w="1474"/>
+          </w:tcPr>
+          <w:p>
+            <w:r>
+              <w:t>Clínica general</w:t>
+            </w:r>
+          </w:p>
+        </w:tc>
+        <w:tc>
+          <w:tcPr>
+            <w:tcW w:type="dxa" w:w="1361"/>
+          </w:tcPr>
+          <w:p>
+            <w:r>
+              <w:t>3er nivel</w:t>
+            </w:r>
+          </w:p>
+        </w:tc>
+        <w:tc>
+          <w:tcPr>
+            <w:tcW w:type="dxa" w:w="1134"/>
+          </w:tcPr>
+          <w:p>
+            <w:r>
               <w:t>Oruro</w:t>
             </w:r>
           </w:p>
         </w:tc>
+        <w:tc>
+          <w:tcPr>
+            <w:tcW w:type="dxa" w:w="2154"/>
+          </w:tcPr>
+          <w:p>
+            <w:r>
+              <w:t>Calle Rodríguez 579 entre La Paz y 6 de Octubre</w:t>
+            </w:r>
+          </w:p>
+        </w:tc>
+        <w:tc>
+          <w:tcPr>
+            <w:tcW w:type="dxa" w:w="1247"/>
+          </w:tcPr>
+          <w:p>
+            <w:r>
+              <w:t>2 5275082 / WhatsApp 72495862</w:t>
+            </w:r>
+          </w:p>
+        </w:tc>
+        <w:tc>
+          <w:tcPr>
+            <w:tcW w:type="dxa" w:w="1247"/>
+          </w:tcPr>
+          <w:p>
+            <w:r>
+              <w:t>Sí (adultos y pediátrica, 24 h)</w:t>
+            </w:r>
+          </w:p>
+        </w:tc>
+        <w:tc>
+          <w:tcPr>
+            <w:tcW w:type="dxa" w:w="1020"/>
+          </w:tcPr>
+          <w:p>
+            <w:r>
+              <w:t>Sí 24 h</w:t>
+            </w:r>
+          </w:p>
+        </w:tc>
+        <w:tc>
+          <w:tcPr>
+            <w:tcW w:type="dxa" w:w="2835"/>
+          </w:tcPr>
+          <w:p>
+            <w:r>
+              <w:t>Clínica privada de mayor complejidad: UTI adultos y pediátrica; emergencias 24 h; hospitalización.</w:t>
+            </w:r>
+          </w:p>
+        </w:tc>
+      </w:tr>
+      <w:tr>
+        <w:tc>
+          <w:tcPr>
+            <w:tcW w:type="dxa" w:w="2381"/>
+          </w:tcPr>
+          <w:p>
+            <w:r>
+              <w:t>Clínica Cristo Rey</w:t>
+            </w:r>
+          </w:p>
+        </w:tc>
+        <w:tc>
+          <w:tcPr>
+            <w:tcW w:type="dxa" w:w="1474"/>
+          </w:tcPr>
+          <w:p>
+            <w:r>
+              <w:t>Clínica general</w:t>
+            </w:r>
+          </w:p>
+        </w:tc>
+        <w:tc>
+          <w:tcPr>
+            <w:tcW w:type="dxa" w:w="1361"/>
+          </w:tcPr>
+          <w:p>
+            <w:r>
+              <w:t>2do nivel</w:t>
+            </w:r>
+          </w:p>
+        </w:tc>
+        <w:tc>
+          <w:tcPr>
+            <w:tcW w:type="dxa" w:w="1134"/>
+          </w:tcPr>
+          <w:p>
+            <w:r>
+              <w:t>Oruro</w:t>
+            </w:r>
+          </w:p>
+        </w:tc>
+        <w:tc>
+          <w:tcPr>
+            <w:tcW w:type="dxa" w:w="2154"/>
+          </w:tcPr>
+          <w:p>
+            <w:r>
+              <w:t>Velasco Galvarro esq. Arce 6709</w:t>
+            </w:r>
+          </w:p>
+        </w:tc>
+        <w:tc>
+          <w:tcPr>
+            <w:tcW w:type="dxa" w:w="1247"/>
+          </w:tcPr>
+          <w:p>
+            <w:r>
+              <w:t>5275796 / 5274440</w:t>
+            </w:r>
+          </w:p>
+        </w:tc>
+        <w:tc>
+          <w:tcPr>
+            <w:tcW w:type="dxa" w:w="1247"/>
+          </w:tcPr>
+          <w:p>
+            <w:r>
+              <w:t>Sí</w:t>
+            </w:r>
+          </w:p>
+        </w:tc>
+        <w:tc>
+          <w:tcPr>
+            <w:tcW w:type="dxa" w:w="1020"/>
+          </w:tcPr>
+          <w:p>
+            <w:r>
+              <w:t>Sí 24 h</w:t>
+            </w:r>
+          </w:p>
+        </w:tc>
+        <w:tc>
+          <w:tcPr>
+            <w:tcW w:type="dxa" w:w="2835"/>
+          </w:tcPr>
+          <w:p>
+            <w:r>
+              <w:t>Desde 1991; imagenología y hemodiálisis.</w:t>
+            </w:r>
+          </w:p>
+        </w:tc>
+      </w:tr>
+      <w:tr>
+        <w:tc>
+          <w:tcPr>
+            <w:tcW w:type="dxa" w:w="2381"/>
+          </w:tcPr>
+          <w:p>
+            <w:r>
+              <w:t>Clínica Natividad</w:t>
+            </w:r>
+          </w:p>
+        </w:tc>
+        <w:tc>
+          <w:tcPr>
+            <w:tcW w:type="dxa" w:w="1474"/>
+          </w:tcPr>
+          <w:p>
+            <w:r>
+              <w:t>Clínica general</w:t>
+            </w:r>
+          </w:p>
+        </w:tc>
+        <w:tc>
+          <w:tcPr>
+            <w:tcW w:type="dxa" w:w="1361"/>
+          </w:tcPr>
+          <w:p>
+            <w:r>
+              <w:t>2do nivel</w:t>
+            </w:r>
+          </w:p>
+        </w:tc>
+        <w:tc>
+          <w:tcPr>
+            <w:tcW w:type="dxa" w:w="1134"/>
+          </w:tcPr>
+          <w:p>
+            <w:r>
+              <w:t>Oruro</w:t>
+            </w:r>
+          </w:p>
+        </w:tc>
+        <w:tc>
+          <w:tcPr>
+            <w:tcW w:type="dxa" w:w="2154"/>
+          </w:tcPr>
+          <w:p>
+            <w:r>
+              <w:t>Calle Bolívar 501 / 753</w:t>
+            </w:r>
+          </w:p>
+        </w:tc>
+        <w:tc>
+          <w:tcPr>
+            <w:tcW w:type="dxa" w:w="1247"/>
+          </w:tcPr>
+          <w:p>
+            <w:r>
+              <w:t>5254721</w:t>
+            </w:r>
+          </w:p>
+        </w:tc>
+        <w:tc>
+          <w:tcPr>
+            <w:tcW w:type="dxa" w:w="1247"/>
+          </w:tcPr>
+          <w:p>
+            <w:r>
+              <w:t>Sí</w:t>
+            </w:r>
+          </w:p>
+        </w:tc>
+        <w:tc>
+          <w:tcPr>
+            <w:tcW w:type="dxa" w:w="1020"/>
+          </w:tcPr>
+          <w:p>
+            <w:r>
+              <w:t>Por confirmar</w:t>
+            </w:r>
+          </w:p>
+        </w:tc>
+        <w:tc>
+          <w:tcPr>
+            <w:tcW w:type="dxa" w:w="2835"/>
+          </w:tcPr>
+          <w:p>
+            <w:r>
+              <w:t>Varias especialidades.</w:t>
+            </w:r>
+          </w:p>
+        </w:tc>
+      </w:tr>
+      <w:tr>
+        <w:tc>
+          <w:tcPr>
+            <w:tcW w:type="dxa" w:w="2381"/>
+          </w:tcPr>
+          <w:p>
+            <w:r>
+              <w:t>Clínica URME (Urgencias Médico Quirúrgicas)</w:t>
+            </w:r>
+          </w:p>
+        </w:tc>
+        <w:tc>
+          <w:tcPr>
+            <w:tcW w:type="dxa" w:w="1474"/>
+          </w:tcPr>
+          <w:p>
+            <w:r>
+              <w:t>Clínica general</w:t>
+            </w:r>
+          </w:p>
+        </w:tc>
+        <w:tc>
+          <w:tcPr>
+            <w:tcW w:type="dxa" w:w="1361"/>
+          </w:tcPr>
+          <w:p>
+            <w:r>
+              <w:t>2do nivel</w:t>
+            </w:r>
+          </w:p>
+        </w:tc>
+        <w:tc>
+          <w:tcPr>
+            <w:tcW w:type="dxa" w:w="1134"/>
+          </w:tcPr>
+          <w:p>
+            <w:r>
+              <w:t>Oruro</w:t>
+            </w:r>
+          </w:p>
+        </w:tc>
+        <w:tc>
+          <w:tcPr>
+            <w:tcW w:type="dxa" w:w="2154"/>
+          </w:tcPr>
+          <w:p>
+            <w:r>
+              <w:t>Calle Cochabamba 548 esq. 6 de Octubre</w:t>
+            </w:r>
+          </w:p>
+        </w:tc>
+        <w:tc>
+          <w:tcPr>
+            <w:tcW w:type="dxa" w:w="1247"/>
+          </w:tcPr>
+          <w:p>
+            <w:r>
+              <w:t>70424771</w:t>
+            </w:r>
+          </w:p>
+        </w:tc>
+        <w:tc>
+          <w:tcPr>
+            <w:tcW w:type="dxa" w:w="1247"/>
+          </w:tcPr>
+          <w:p>
+            <w:r>
+              <w:t>Por confirmar</w:t>
+            </w:r>
+          </w:p>
+        </w:tc>
+        <w:tc>
+          <w:tcPr>
+            <w:tcW w:type="dxa" w:w="1020"/>
+          </w:tcPr>
+          <w:p>
+            <w:r>
+              <w:t>Sí 24 h</w:t>
+            </w:r>
+          </w:p>
+        </w:tc>
+        <w:tc>
+          <w:tcPr>
+            <w:tcW w:type="dxa" w:w="2835"/>
+          </w:tcPr>
+          <w:p>
+            <w:r>
+              <w:t>Emergencias 24 h; servicio de tomografía.</w:t>
+            </w:r>
+          </w:p>
+        </w:tc>
+      </w:tr>
+      <w:tr>
+        <w:tc>
+          <w:tcPr>
+            <w:tcW w:type="dxa" w:w="2381"/>
+          </w:tcPr>
+          <w:p>
+            <w:r>
+              <w:t>Clínica Virgen del Socavón</w:t>
+            </w:r>
+          </w:p>
+        </w:tc>
+        <w:tc>
+          <w:tcPr>
+            <w:tcW w:type="dxa" w:w="1474"/>
+          </w:tcPr>
+          <w:p>
+            <w:r>
+              <w:t>Clínica general</w:t>
+            </w:r>
+          </w:p>
+        </w:tc>
+        <w:tc>
+          <w:tcPr>
+            <w:tcW w:type="dxa" w:w="1361"/>
+          </w:tcPr>
+          <w:p>
+            <w:r>
+              <w:t>2do nivel</w:t>
+            </w:r>
+          </w:p>
+        </w:tc>
+        <w:tc>
+          <w:tcPr>
+            <w:tcW w:type="dxa" w:w="1134"/>
+          </w:tcPr>
+          <w:p>
+            <w:r>
+              <w:t>Oruro</w:t>
+            </w:r>
+          </w:p>
+        </w:tc>
+        <w:tc>
+          <w:tcPr>
+            <w:tcW w:type="dxa" w:w="2154"/>
+          </w:tcPr>
+          <w:p>
+            <w:r>
+              <w:t>Calle Potosí 6152 entre Bolívar y Sucre</w:t>
+            </w:r>
+          </w:p>
+        </w:tc>
+        <w:tc>
+          <w:tcPr>
+            <w:tcW w:type="dxa" w:w="1247"/>
+          </w:tcPr>
+          <w:p>
+            <w:r>
+              <w:t>5283300</w:t>
+            </w:r>
+          </w:p>
+        </w:tc>
+        <w:tc>
+          <w:tcPr>
+            <w:tcW w:type="dxa" w:w="1247"/>
+          </w:tcPr>
+          <w:p>
+            <w:r/>
+          </w:p>
+        </w:tc>
+        <w:tc>
+          <w:tcPr>
+            <w:tcW w:type="dxa" w:w="1020"/>
+          </w:tcPr>
+          <w:p>
+            <w:r/>
+          </w:p>
+        </w:tc>
+        <w:tc>
+          <w:tcPr>
+            <w:tcW w:type="dxa" w:w="2835"/>
+          </w:tcPr>
+          <w:p>
+            <w:r/>
+          </w:p>
+        </w:tc>
+      </w:tr>
+      <w:tr>
+        <w:tc>
+          <w:tcPr>
+            <w:tcW w:type="dxa" w:w="2381"/>
+          </w:tcPr>
+          <w:p>
+            <w:r>
+              <w:t>Clínica Universitaria</w:t>
+            </w:r>
+          </w:p>
+        </w:tc>
+        <w:tc>
+          <w:tcPr>
+            <w:tcW w:type="dxa" w:w="1474"/>
+          </w:tcPr>
+          <w:p>
+            <w:r>
+              <w:t>Clínica general</w:t>
+            </w:r>
+          </w:p>
+        </w:tc>
+        <w:tc>
+          <w:tcPr>
+            <w:tcW w:type="dxa" w:w="1361"/>
+          </w:tcPr>
+          <w:p>
+            <w:r>
+              <w:t>2do nivel</w:t>
+            </w:r>
+          </w:p>
+        </w:tc>
+        <w:tc>
+          <w:tcPr>
+            <w:tcW w:type="dxa" w:w="1134"/>
+          </w:tcPr>
+          <w:p>
+            <w:r>
+              <w:t>Oruro</w:t>
+            </w:r>
+          </w:p>
+        </w:tc>
+        <w:tc>
+          <w:tcPr>
+            <w:tcW w:type="dxa" w:w="2154"/>
+          </w:tcPr>
+          <w:p>
+            <w:r>
+              <w:t>Calle Pagador y Velasco Galvarro</w:t>
+            </w:r>
+          </w:p>
+        </w:tc>
+        <w:tc>
+          <w:tcPr>
+            <w:tcW w:type="dxa" w:w="1247"/>
+          </w:tcPr>
+          <w:p>
+            <w:r>
+              <w:t>5273714</w:t>
+            </w:r>
+          </w:p>
+        </w:tc>
+        <w:tc>
+          <w:tcPr>
+            <w:tcW w:type="dxa" w:w="1247"/>
+          </w:tcPr>
+          <w:p>
+            <w:r/>
+          </w:p>
+        </w:tc>
+        <w:tc>
+          <w:tcPr>
+            <w:tcW w:type="dxa" w:w="1020"/>
+          </w:tcPr>
+          <w:p>
+            <w:r/>
+          </w:p>
+        </w:tc>
+        <w:tc>
+          <w:tcPr>
+            <w:tcW w:type="dxa" w:w="2835"/>
+          </w:tcPr>
+          <w:p>
+            <w:r/>
+          </w:p>
+        </w:tc>
+      </w:tr>
+      <w:tr>
+        <w:tc>
+          <w:tcPr>
+            <w:tcW w:type="dxa" w:w="2381"/>
+          </w:tcPr>
+          <w:p>
+            <w:r>
+              <w:t>Clínica El Salvador</w:t>
+            </w:r>
+          </w:p>
+        </w:tc>
+        <w:tc>
+          <w:tcPr>
+            <w:tcW w:type="dxa" w:w="1474"/>
+          </w:tcPr>
+          <w:p>
+            <w:r>
+              <w:t>Clínica general</w:t>
+            </w:r>
+          </w:p>
+        </w:tc>
+        <w:tc>
+          <w:tcPr>
+            <w:tcW w:type="dxa" w:w="1361"/>
+          </w:tcPr>
+          <w:p>
+            <w:r>
+              <w:t>Por confirmar</w:t>
+            </w:r>
+          </w:p>
+        </w:tc>
+        <w:tc>
+          <w:tcPr>
+            <w:tcW w:type="dxa" w:w="1134"/>
+          </w:tcPr>
+          <w:p>
+            <w:r>
+              <w:t>Oruro</w:t>
+            </w:r>
+          </w:p>
+        </w:tc>
+        <w:tc>
+          <w:tcPr>
+            <w:tcW w:type="dxa" w:w="2154"/>
+          </w:tcPr>
+          <w:p>
+            <w:r>
+              <w:t>Calle Lira 644</w:t>
+            </w:r>
+          </w:p>
+        </w:tc>
+        <w:tc>
+          <w:tcPr>
+            <w:tcW w:type="dxa" w:w="1247"/>
+          </w:tcPr>
+          <w:p>
+            <w:r/>
+          </w:p>
+        </w:tc>
+        <w:tc>
+          <w:tcPr>
+            <w:tcW w:type="dxa" w:w="1247"/>
+          </w:tcPr>
+          <w:p>
+            <w:r/>
+          </w:p>
+        </w:tc>
+        <w:tc>
+          <w:tcPr>
+            <w:tcW w:type="dxa" w:w="1020"/>
+          </w:tcPr>
+          <w:p>
+            <w:r/>
+          </w:p>
+        </w:tc>
+        <w:tc>
+          <w:tcPr>
+            <w:tcW w:type="dxa" w:w="2835"/>
+          </w:tcPr>
+          <w:p>
+            <w:r/>
+          </w:p>
+        </w:tc>
+      </w:tr>
+      <w:tr>
+        <w:tc>
+          <w:tcPr>
+            <w:tcW w:type="dxa" w:w="2381"/>
+          </w:tcPr>
+          <w:p>
+            <w:r>
+              <w:t>Clínica San Juan de Dios Servimed</w:t>
+            </w:r>
+          </w:p>
+        </w:tc>
+        <w:tc>
+          <w:tcPr>
+            <w:tcW w:type="dxa" w:w="1474"/>
+          </w:tcPr>
+          <w:p>
+            <w:r>
+              <w:t>Clínica general</w:t>
+            </w:r>
+          </w:p>
+        </w:tc>
+        <w:tc>
+          <w:tcPr>
+            <w:tcW w:type="dxa" w:w="1361"/>
+          </w:tcPr>
+          <w:p>
+            <w:r>
+              <w:t>Por confirmar</w:t>
+            </w:r>
+          </w:p>
+        </w:tc>
+        <w:tc>
+          <w:tcPr>
+            <w:tcW w:type="dxa" w:w="1134"/>
+          </w:tcPr>
+          <w:p>
+            <w:r>
+              <w:t>Oruro</w:t>
+            </w:r>
+          </w:p>
+        </w:tc>
+        <w:tc>
+          <w:tcPr>
+            <w:tcW w:type="dxa" w:w="2154"/>
+          </w:tcPr>
+          <w:p>
+            <w:r/>
+          </w:p>
+        </w:tc>
+        <w:tc>
+          <w:tcPr>
+            <w:tcW w:type="dxa" w:w="1247"/>
+          </w:tcPr>
+          <w:p>
+            <w:r/>
+          </w:p>
+        </w:tc>
+        <w:tc>
+          <w:tcPr>
+            <w:tcW w:type="dxa" w:w="1247"/>
+          </w:tcPr>
+          <w:p>
+            <w:r/>
+          </w:p>
+        </w:tc>
+        <w:tc>
+          <w:tcPr>
+            <w:tcW w:type="dxa" w:w="1020"/>
+          </w:tcPr>
+          <w:p>
+            <w:r/>
+          </w:p>
+        </w:tc>
+        <w:tc>
+          <w:tcPr>
+            <w:tcW w:type="dxa" w:w="2835"/>
+          </w:tcPr>
+          <w:p>
+            <w:r/>
+          </w:p>
+        </w:tc>
+      </w:tr>
+      <w:tr>
+        <w:tc>
+          <w:tcPr>
+            <w:tcW w:type="dxa" w:w="2381"/>
+          </w:tcPr>
+          <w:p>
+            <w:r>
+              <w:t>CIES Oruro</w:t>
+            </w:r>
+          </w:p>
+        </w:tc>
+        <w:tc>
+          <w:tcPr>
+            <w:tcW w:type="dxa" w:w="1474"/>
+          </w:tcPr>
+          <w:p>
+            <w:r>
+              <w:t>ONG</w:t>
+            </w:r>
+          </w:p>
+        </w:tc>
+        <w:tc>
+          <w:tcPr>
+            <w:tcW w:type="dxa" w:w="1361"/>
+          </w:tcPr>
+          <w:p>
+            <w:r>
+              <w:t>1er-2do nivel</w:t>
+            </w:r>
+          </w:p>
+        </w:tc>
+        <w:tc>
+          <w:tcPr>
+            <w:tcW w:type="dxa" w:w="1134"/>
+          </w:tcPr>
+          <w:p>
+            <w:r>
+              <w:t>Oruro</w:t>
+            </w:r>
+          </w:p>
+        </w:tc>
+        <w:tc>
+          <w:tcPr>
+            <w:tcW w:type="dxa" w:w="2154"/>
+          </w:tcPr>
+          <w:p>
+            <w:r>
+              <w:t>Calle Velasco Galvarro 880</w:t>
+            </w:r>
+          </w:p>
+        </w:tc>
+        <w:tc>
+          <w:tcPr>
+            <w:tcW w:type="dxa" w:w="1247"/>
+          </w:tcPr>
+          <w:p>
+            <w:r/>
+          </w:p>
+        </w:tc>
+        <w:tc>
+          <w:tcPr>
+            <w:tcW w:type="dxa" w:w="1247"/>
+          </w:tcPr>
+          <w:p>
+            <w:r>
+              <w:t>No</w:t>
+            </w:r>
+          </w:p>
+        </w:tc>
+        <w:tc>
+          <w:tcPr>
+            <w:tcW w:type="dxa" w:w="1020"/>
+          </w:tcPr>
+          <w:p>
+            <w:r>
+              <w:t>Sí 24 h</w:t>
+            </w:r>
+          </w:p>
+        </w:tc>
+        <w:tc>
+          <w:tcPr>
+            <w:tcW w:type="dxa" w:w="2835"/>
+          </w:tcPr>
+          <w:p>
+            <w:r>
+              <w:t>Emergencias 24 h; varias especialidades.</w:t>
+            </w:r>
+          </w:p>
+        </w:tc>
+      </w:tr>
+      <w:tr>
+        <w:tc>
+          <w:tcPr>
+            <w:tcW w:type="dxa" w:w="2381"/>
+          </w:tcPr>
+          <w:p>
+            <w:r>
+              <w:t>Clínica de Maternidad La Salud</w:t>
+            </w:r>
+          </w:p>
+        </w:tc>
+        <w:tc>
+          <w:tcPr>
+            <w:tcW w:type="dxa" w:w="1474"/>
+          </w:tcPr>
+          <w:p>
+            <w:r>
+              <w:t>Maternidad / ginecología</w:t>
+            </w:r>
+          </w:p>
+        </w:tc>
+        <w:tc>
+          <w:tcPr>
+            <w:tcW w:type="dxa" w:w="1361"/>
+          </w:tcPr>
+          <w:p>
+            <w:r>
+              <w:t>2do nivel</w:t>
+            </w:r>
+          </w:p>
+        </w:tc>
+        <w:tc>
+          <w:tcPr>
+            <w:tcW w:type="dxa" w:w="1134"/>
+          </w:tcPr>
+          <w:p>
+            <w:r>
+              <w:t>Oruro</w:t>
+            </w:r>
+          </w:p>
+        </w:tc>
+        <w:tc>
+          <w:tcPr>
+            <w:tcW w:type="dxa" w:w="2154"/>
+          </w:tcPr>
+          <w:p>
+            <w:r>
+              <w:t>Calle Caro 390</w:t>
+            </w:r>
+          </w:p>
+        </w:tc>
+        <w:tc>
+          <w:tcPr>
+            <w:tcW w:type="dxa" w:w="1247"/>
+          </w:tcPr>
+          <w:p>
+            <w:r>
+              <w:t>5255481</w:t>
+            </w:r>
+          </w:p>
+        </w:tc>
+        <w:tc>
+          <w:tcPr>
+            <w:tcW w:type="dxa" w:w="1247"/>
+          </w:tcPr>
+          <w:p>
+            <w:r/>
+          </w:p>
+        </w:tc>
+        <w:tc>
+          <w:tcPr>
+            <w:tcW w:type="dxa" w:w="1020"/>
+          </w:tcPr>
+          <w:p>
+            <w:r/>
+          </w:p>
+        </w:tc>
+        <w:tc>
+          <w:tcPr>
+            <w:tcW w:type="dxa" w:w="2835"/>
+          </w:tcPr>
+          <w:p>
+            <w:r/>
+          </w:p>
+        </w:tc>
+      </w:tr>
+      <w:tr>
+        <w:tc>
+          <w:tcPr>
+            <w:tcW w:type="dxa" w:w="2381"/>
+          </w:tcPr>
+          <w:p>
+            <w:r>
+              <w:t>URPE Urgencias Pediátricas</w:t>
+            </w:r>
+          </w:p>
+        </w:tc>
+        <w:tc>
+          <w:tcPr>
+            <w:tcW w:type="dxa" w:w="1474"/>
+          </w:tcPr>
+          <w:p>
+            <w:r>
+              <w:t>Pediatría</w:t>
+            </w:r>
+          </w:p>
+        </w:tc>
+        <w:tc>
+          <w:tcPr>
+            <w:tcW w:type="dxa" w:w="1361"/>
+          </w:tcPr>
+          <w:p>
+            <w:r>
+              <w:t>Por confirmar</w:t>
+            </w:r>
+          </w:p>
+        </w:tc>
+        <w:tc>
+          <w:tcPr>
+            <w:tcW w:type="dxa" w:w="1134"/>
+          </w:tcPr>
+          <w:p>
+            <w:r>
+              <w:t>Oruro</w:t>
+            </w:r>
+          </w:p>
+        </w:tc>
+        <w:tc>
+          <w:tcPr>
+            <w:tcW w:type="dxa" w:w="2154"/>
+          </w:tcPr>
+          <w:p>
+            <w:r>
+              <w:t>Calle La Plata 1220</w:t>
+            </w:r>
+          </w:p>
+        </w:tc>
+        <w:tc>
+          <w:tcPr>
+            <w:tcW w:type="dxa" w:w="1247"/>
+          </w:tcPr>
+          <w:p>
+            <w:r/>
+          </w:p>
+        </w:tc>
+        <w:tc>
+          <w:tcPr>
+            <w:tcW w:type="dxa" w:w="1247"/>
+          </w:tcPr>
+          <w:p>
+            <w:r>
+              <w:t>Por confirmar</w:t>
+            </w:r>
+          </w:p>
+        </w:tc>
+        <w:tc>
+          <w:tcPr>
+            <w:tcW w:type="dxa" w:w="1020"/>
+          </w:tcPr>
+          <w:p>
+            <w:r>
+              <w:t>Sí (pediátrica)</w:t>
+            </w:r>
+          </w:p>
+        </w:tc>
+        <w:tc>
+          <w:tcPr>
+            <w:tcW w:type="dxa" w:w="2835"/>
+          </w:tcPr>
+          <w:p>
+            <w:r/>
+          </w:p>
+        </w:tc>
+      </w:tr>
+      <w:tr>
         <w:tc>
           <w:tcPr>
             <w:tcW w:type="dxa" w:w="2381"/>
@@ -2122,7 +5147,29 @@
           </w:tcPr>
           <w:p>
             <w:r>
-              <w:t>Calle Rodríguez entre Brasil y Tejerina</w:t>
+              <w:t>PhysioLife</w:t>
+            </w:r>
+          </w:p>
+        </w:tc>
+        <w:tc>
+          <w:tcPr>
+            <w:tcW w:type="dxa" w:w="1474"/>
+            <w:shd w:val="clear" w:fill="E3F2F1"/>
+          </w:tcPr>
+          <w:p>
+            <w:r>
+              <w:t>Fisioterapia</w:t>
+            </w:r>
+          </w:p>
+        </w:tc>
+        <w:tc>
+          <w:tcPr>
+            <w:tcW w:type="dxa" w:w="1361"/>
+            <w:shd w:val="clear" w:fill="E3F2F1"/>
+          </w:tcPr>
+          <w:p>
+            <w:r>
+              <w:t>Consultorio</w:t>
             </w:r>
           </w:p>
         </w:tc>
@@ -2132,17 +5179,59 @@
             <w:shd w:val="clear" w:fill="E3F2F1"/>
           </w:tcPr>
           <w:p>
+            <w:r>
+              <w:t>Oruro</w:t>
+            </w:r>
+          </w:p>
+        </w:tc>
+        <w:tc>
+          <w:tcPr>
+            <w:tcW w:type="dxa" w:w="2154"/>
+            <w:shd w:val="clear" w:fill="E3F2F1"/>
+          </w:tcPr>
+          <w:p>
+            <w:r>
+              <w:t>Av. 6 de Agosto y Herrera, Torre Fuerte 1er piso</w:t>
+            </w:r>
+          </w:p>
+        </w:tc>
+        <w:tc>
+          <w:tcPr>
+            <w:tcW w:type="dxa" w:w="1247"/>
+            <w:shd w:val="clear" w:fill="E3F2F1"/>
+          </w:tcPr>
+          <w:p>
+            <w:r>
+              <w:t>68365007</w:t>
+            </w:r>
+          </w:p>
+        </w:tc>
+        <w:tc>
+          <w:tcPr>
+            <w:tcW w:type="dxa" w:w="1247"/>
+            <w:shd w:val="clear" w:fill="E3F2F1"/>
+          </w:tcPr>
+          <w:p>
             <w:r/>
           </w:p>
         </w:tc>
         <w:tc>
           <w:tcPr>
-            <w:tcW w:type="dxa" w:w="3628"/>
+            <w:tcW w:type="dxa" w:w="1020"/>
             <w:shd w:val="clear" w:fill="E3F2F1"/>
           </w:tcPr>
           <w:p>
-            <w:r>
-              <w:t>Abierta en 2021; anunció ampliación de servicios en 2026.</w:t>
+            <w:r/>
+          </w:p>
+        </w:tc>
+        <w:tc>
+          <w:tcPr>
+            <w:tcW w:type="dxa" w:w="2835"/>
+            <w:shd w:val="clear" w:fill="E3F2F1"/>
+          </w:tcPr>
+          <w:p>
+            <w:r>
+              <w:t>Centro nuevo (marca de 2025).</w:t>
             </w:r>
           </w:p>
         </w:tc>
@@ -2150,21 +5239,11 @@
       <w:tr>
         <w:tc>
           <w:tcPr>
-            <w:tcW w:type="dxa" w:w="2608"/>
-          </w:tcPr>
-          <w:p>
-            <w:r>
-              <w:t>Policlínica Oruro</w:t>
-            </w:r>
-          </w:p>
-        </w:tc>
-        <w:tc>
-          <w:tcPr>
-            <w:tcW w:type="dxa" w:w="1701"/>
-          </w:tcPr>
-          <w:p>
-            <w:r>
-              <w:t>Clínica general</w:t>
+            <w:tcW w:type="dxa" w:w="2381"/>
+          </w:tcPr>
+          <w:p>
+            <w:r>
+              <w:t>CEREFAT</w:t>
             </w:r>
           </w:p>
         </w:tc>
@@ -2174,7 +5253,37 @@
           </w:tcPr>
           <w:p>
             <w:r>
-              <w:t>3er nivel</w:t>
+              <w:t>Fisioterapia</w:t>
+            </w:r>
+          </w:p>
+        </w:tc>
+        <w:tc>
+          <w:tcPr>
+            <w:tcW w:type="dxa" w:w="1361"/>
+          </w:tcPr>
+          <w:p>
+            <w:r>
+              <w:t>Consultorio</w:t>
+            </w:r>
+          </w:p>
+        </w:tc>
+        <w:tc>
+          <w:tcPr>
+            <w:tcW w:type="dxa" w:w="1134"/>
+          </w:tcPr>
+          <w:p>
+            <w:r>
+              <w:t>Oruro</w:t>
+            </w:r>
+          </w:p>
+        </w:tc>
+        <w:tc>
+          <w:tcPr>
+            <w:tcW w:type="dxa" w:w="2154"/>
+          </w:tcPr>
+          <w:p>
+            <w:r>
+              <w:t>Rodríguez y Velasco</w:t>
             </w:r>
           </w:p>
         </w:tc>
@@ -2183,38 +5292,32 @@
             <w:tcW w:type="dxa" w:w="1247"/>
           </w:tcPr>
           <w:p>
-            <w:r>
-              <w:t>Oruro</w:t>
-            </w:r>
-          </w:p>
-        </w:tc>
-        <w:tc>
-          <w:tcPr>
-            <w:tcW w:type="dxa" w:w="2381"/>
-          </w:tcPr>
-          <w:p>
-            <w:r>
-              <w:t>Calle Rodríguez 579 entre La Paz y 6 de Octubre</w:t>
-            </w:r>
-          </w:p>
-        </w:tc>
-        <w:tc>
-          <w:tcPr>
-            <w:tcW w:type="dxa" w:w="1134"/>
-          </w:tcPr>
-          <w:p>
-            <w:r>
-              <w:t>2 5275082</w:t>
-            </w:r>
-          </w:p>
-        </w:tc>
-        <w:tc>
-          <w:tcPr>
-            <w:tcW w:type="dxa" w:w="3628"/>
-          </w:tcPr>
-          <w:p>
-            <w:r>
-              <w:t>Emergencias 24 h; terapia intensiva.</w:t>
+            <w:r/>
+          </w:p>
+        </w:tc>
+        <w:tc>
+          <w:tcPr>
+            <w:tcW w:type="dxa" w:w="1247"/>
+          </w:tcPr>
+          <w:p>
+            <w:r/>
+          </w:p>
+        </w:tc>
+        <w:tc>
+          <w:tcPr>
+            <w:tcW w:type="dxa" w:w="1020"/>
+          </w:tcPr>
+          <w:p>
+            <w:r/>
+          </w:p>
+        </w:tc>
+        <w:tc>
+          <w:tcPr>
+            <w:tcW w:type="dxa" w:w="2835"/>
+          </w:tcPr>
+          <w:p>
+            <w:r>
+              <w:t>Más de 30 años.</w:t>
             </w:r>
           </w:p>
         </w:tc>
@@ -2222,21 +5325,11 @@
       <w:tr>
         <w:tc>
           <w:tcPr>
-            <w:tcW w:type="dxa" w:w="2608"/>
-          </w:tcPr>
-          <w:p>
-            <w:r>
-              <w:t>Clínica Cristo Rey</w:t>
-            </w:r>
-          </w:p>
-        </w:tc>
-        <w:tc>
-          <w:tcPr>
-            <w:tcW w:type="dxa" w:w="1701"/>
-          </w:tcPr>
-          <w:p>
-            <w:r>
-              <w:t>Clínica general</w:t>
+            <w:tcW w:type="dxa" w:w="2381"/>
+          </w:tcPr>
+          <w:p>
+            <w:r>
+              <w:t>Innovaz Clínica Oftalmológica</w:t>
             </w:r>
           </w:p>
         </w:tc>
@@ -2246,7 +5339,37 @@
           </w:tcPr>
           <w:p>
             <w:r>
-              <w:t>2do nivel</w:t>
+              <w:t>Oftalmología</w:t>
+            </w:r>
+          </w:p>
+        </w:tc>
+        <w:tc>
+          <w:tcPr>
+            <w:tcW w:type="dxa" w:w="1361"/>
+          </w:tcPr>
+          <w:p>
+            <w:r>
+              <w:t>Consultorio</w:t>
+            </w:r>
+          </w:p>
+        </w:tc>
+        <w:tc>
+          <w:tcPr>
+            <w:tcW w:type="dxa" w:w="1134"/>
+          </w:tcPr>
+          <w:p>
+            <w:r>
+              <w:t>Oruro</w:t>
+            </w:r>
+          </w:p>
+        </w:tc>
+        <w:tc>
+          <w:tcPr>
+            <w:tcW w:type="dxa" w:w="2154"/>
+          </w:tcPr>
+          <w:p>
+            <w:r>
+              <w:t>Centro de Oruro</w:t>
             </w:r>
           </w:p>
         </w:tc>
@@ -2255,60 +5378,42 @@
             <w:tcW w:type="dxa" w:w="1247"/>
           </w:tcPr>
           <w:p>
-            <w:r>
-              <w:t>Oruro</w:t>
-            </w:r>
-          </w:p>
-        </w:tc>
-        <w:tc>
-          <w:tcPr>
-            <w:tcW w:type="dxa" w:w="2381"/>
-          </w:tcPr>
-          <w:p>
-            <w:r>
-              <w:t>Velasco Galvarro esq. Arce 6709</w:t>
-            </w:r>
-          </w:p>
-        </w:tc>
-        <w:tc>
-          <w:tcPr>
-            <w:tcW w:type="dxa" w:w="1134"/>
-          </w:tcPr>
-          <w:p>
-            <w:r>
-              <w:t>5274440</w:t>
-            </w:r>
-          </w:p>
-        </w:tc>
-        <w:tc>
-          <w:tcPr>
-            <w:tcW w:type="dxa" w:w="3628"/>
-          </w:tcPr>
-          <w:p>
-            <w:r>
-              <w:t>Desde 1991; imagenología y hemodiálisis.</w:t>
-            </w:r>
+            <w:r/>
+          </w:p>
+        </w:tc>
+        <w:tc>
+          <w:tcPr>
+            <w:tcW w:type="dxa" w:w="1247"/>
+          </w:tcPr>
+          <w:p>
+            <w:r/>
+          </w:p>
+        </w:tc>
+        <w:tc>
+          <w:tcPr>
+            <w:tcW w:type="dxa" w:w="1020"/>
+          </w:tcPr>
+          <w:p>
+            <w:r/>
+          </w:p>
+        </w:tc>
+        <w:tc>
+          <w:tcPr>
+            <w:tcW w:type="dxa" w:w="2835"/>
+          </w:tcPr>
+          <w:p>
+            <w:r/>
           </w:p>
         </w:tc>
       </w:tr>
       <w:tr>
         <w:tc>
           <w:tcPr>
-            <w:tcW w:type="dxa" w:w="2608"/>
-          </w:tcPr>
-          <w:p>
-            <w:r>
-              <w:t>Clínica Natividad</w:t>
-            </w:r>
-          </w:p>
-        </w:tc>
-        <w:tc>
-          <w:tcPr>
-            <w:tcW w:type="dxa" w:w="1701"/>
-          </w:tcPr>
-          <w:p>
-            <w:r>
-              <w:t>Clínica general</w:t>
+            <w:tcW w:type="dxa" w:w="2381"/>
+          </w:tcPr>
+          <w:p>
+            <w:r>
+              <w:t>Centro Oftalmológico Dra. Noemí Chambilla</w:t>
             </w:r>
           </w:p>
         </w:tc>
@@ -2318,8 +5423,36 @@
           </w:tcPr>
           <w:p>
             <w:r>
-              <w:t>2do nivel</w:t>
-            </w:r>
+              <w:t>Oftalmología</w:t>
+            </w:r>
+          </w:p>
+        </w:tc>
+        <w:tc>
+          <w:tcPr>
+            <w:tcW w:type="dxa" w:w="1361"/>
+          </w:tcPr>
+          <w:p>
+            <w:r>
+              <w:t>Consultorio</w:t>
+            </w:r>
+          </w:p>
+        </w:tc>
+        <w:tc>
+          <w:tcPr>
+            <w:tcW w:type="dxa" w:w="1134"/>
+          </w:tcPr>
+          <w:p>
+            <w:r>
+              <w:t>Oruro</w:t>
+            </w:r>
+          </w:p>
+        </w:tc>
+        <w:tc>
+          <w:tcPr>
+            <w:tcW w:type="dxa" w:w="2154"/>
+          </w:tcPr>
+          <w:p>
+            <w:r/>
           </w:p>
         </w:tc>
         <w:tc>
@@ -2327,60 +5460,42 @@
             <w:tcW w:type="dxa" w:w="1247"/>
           </w:tcPr>
           <w:p>
-            <w:r>
-              <w:t>Oruro</w:t>
-            </w:r>
-          </w:p>
-        </w:tc>
-        <w:tc>
-          <w:tcPr>
-            <w:tcW w:type="dxa" w:w="2381"/>
-          </w:tcPr>
-          <w:p>
-            <w:r>
-              <w:t>Calle Bolívar 501 / 753</w:t>
-            </w:r>
-          </w:p>
-        </w:tc>
-        <w:tc>
-          <w:tcPr>
-            <w:tcW w:type="dxa" w:w="1134"/>
-          </w:tcPr>
-          <w:p>
-            <w:r>
-              <w:t>5254721</w:t>
-            </w:r>
-          </w:p>
-        </w:tc>
-        <w:tc>
-          <w:tcPr>
-            <w:tcW w:type="dxa" w:w="3628"/>
-          </w:tcPr>
-          <w:p>
-            <w:r>
-              <w:t>Varias especialidades.</w:t>
-            </w:r>
+            <w:r/>
+          </w:p>
+        </w:tc>
+        <w:tc>
+          <w:tcPr>
+            <w:tcW w:type="dxa" w:w="1247"/>
+          </w:tcPr>
+          <w:p>
+            <w:r/>
+          </w:p>
+        </w:tc>
+        <w:tc>
+          <w:tcPr>
+            <w:tcW w:type="dxa" w:w="1020"/>
+          </w:tcPr>
+          <w:p>
+            <w:r/>
+          </w:p>
+        </w:tc>
+        <w:tc>
+          <w:tcPr>
+            <w:tcW w:type="dxa" w:w="2835"/>
+          </w:tcPr>
+          <w:p>
+            <w:r/>
           </w:p>
         </w:tc>
       </w:tr>
       <w:tr>
         <w:tc>
           <w:tcPr>
-            <w:tcW w:type="dxa" w:w="2608"/>
-          </w:tcPr>
-          <w:p>
-            <w:r>
-              <w:t>Clínica URME (Urgencias Médico Quirúrgicas)</w:t>
-            </w:r>
-          </w:p>
-        </w:tc>
-        <w:tc>
-          <w:tcPr>
-            <w:tcW w:type="dxa" w:w="1701"/>
-          </w:tcPr>
-          <w:p>
-            <w:r>
-              <w:t>Clínica general</w:t>
+            <w:tcW w:type="dxa" w:w="2381"/>
+          </w:tcPr>
+          <w:p>
+            <w:r>
+              <w:t>Diagnóstico por Imágenes</w:t>
             </w:r>
           </w:p>
         </w:tc>
@@ -2390,7 +5505,37 @@
           </w:tcPr>
           <w:p>
             <w:r>
-              <w:t>2do nivel</w:t>
+              <w:t>Imágenes</w:t>
+            </w:r>
+          </w:p>
+        </w:tc>
+        <w:tc>
+          <w:tcPr>
+            <w:tcW w:type="dxa" w:w="1361"/>
+          </w:tcPr>
+          <w:p>
+            <w:r>
+              <w:t>Centro de diagnóstico</w:t>
+            </w:r>
+          </w:p>
+        </w:tc>
+        <w:tc>
+          <w:tcPr>
+            <w:tcW w:type="dxa" w:w="1134"/>
+          </w:tcPr>
+          <w:p>
+            <w:r>
+              <w:t>Oruro</w:t>
+            </w:r>
+          </w:p>
+        </w:tc>
+        <w:tc>
+          <w:tcPr>
+            <w:tcW w:type="dxa" w:w="2154"/>
+          </w:tcPr>
+          <w:p>
+            <w:r>
+              <w:t>Velasco Galvarro 600 esq. Rodríguez</w:t>
             </w:r>
           </w:p>
         </w:tc>
@@ -2399,36 +5544,32 @@
             <w:tcW w:type="dxa" w:w="1247"/>
           </w:tcPr>
           <w:p>
-            <w:r>
-              <w:t>Oruro</w:t>
-            </w:r>
-          </w:p>
-        </w:tc>
-        <w:tc>
-          <w:tcPr>
-            <w:tcW w:type="dxa" w:w="2381"/>
-          </w:tcPr>
-          <w:p>
-            <w:r>
-              <w:t>Calle Cochabamba 548 esq. 6 de Octubre</w:t>
-            </w:r>
-          </w:p>
-        </w:tc>
-        <w:tc>
-          <w:tcPr>
-            <w:tcW w:type="dxa" w:w="1134"/>
-          </w:tcPr>
-          <w:p>
             <w:r/>
           </w:p>
         </w:tc>
         <w:tc>
           <w:tcPr>
-            <w:tcW w:type="dxa" w:w="3628"/>
-          </w:tcPr>
-          <w:p>
-            <w:r>
-              <w:t>Emergencias 24 h; servicio de tomografía.</w:t>
+            <w:tcW w:type="dxa" w:w="1247"/>
+          </w:tcPr>
+          <w:p>
+            <w:r/>
+          </w:p>
+        </w:tc>
+        <w:tc>
+          <w:tcPr>
+            <w:tcW w:type="dxa" w:w="1020"/>
+          </w:tcPr>
+          <w:p>
+            <w:r/>
+          </w:p>
+        </w:tc>
+        <w:tc>
+          <w:tcPr>
+            <w:tcW w:type="dxa" w:w="2835"/>
+          </w:tcPr>
+          <w:p>
+            <w:r>
+              <w:t>Tomografía; ecografía 5D; mamografía digital.</w:t>
             </w:r>
           </w:p>
         </w:tc>
@@ -2436,21 +5577,11 @@
       <w:tr>
         <w:tc>
           <w:tcPr>
-            <w:tcW w:type="dxa" w:w="2608"/>
-          </w:tcPr>
-          <w:p>
-            <w:r>
-              <w:t>Clínica Virgen del Socavón</w:t>
-            </w:r>
-          </w:p>
-        </w:tc>
-        <w:tc>
-          <w:tcPr>
-            <w:tcW w:type="dxa" w:w="1701"/>
-          </w:tcPr>
-          <w:p>
-            <w:r>
-              <w:t>Clínica general</w:t>
+            <w:tcW w:type="dxa" w:w="2381"/>
+          </w:tcPr>
+          <w:p>
+            <w:r>
+              <w:t>Laboratorio Clínico Estela</w:t>
             </w:r>
           </w:p>
         </w:tc>
@@ -2460,7 +5591,37 @@
           </w:tcPr>
           <w:p>
             <w:r>
-              <w:t>2do nivel</w:t>
+              <w:t>Laboratorio</w:t>
+            </w:r>
+          </w:p>
+        </w:tc>
+        <w:tc>
+          <w:tcPr>
+            <w:tcW w:type="dxa" w:w="1361"/>
+          </w:tcPr>
+          <w:p>
+            <w:r>
+              <w:t>Laboratorio</w:t>
+            </w:r>
+          </w:p>
+        </w:tc>
+        <w:tc>
+          <w:tcPr>
+            <w:tcW w:type="dxa" w:w="1134"/>
+          </w:tcPr>
+          <w:p>
+            <w:r>
+              <w:t>Oruro</w:t>
+            </w:r>
+          </w:p>
+        </w:tc>
+        <w:tc>
+          <w:tcPr>
+            <w:tcW w:type="dxa" w:w="2154"/>
+          </w:tcPr>
+          <w:p>
+            <w:r>
+              <w:t>Av. Caro esq. Petot</w:t>
             </w:r>
           </w:p>
         </w:tc>
@@ -2469,34 +5630,28 @@
             <w:tcW w:type="dxa" w:w="1247"/>
           </w:tcPr>
           <w:p>
-            <w:r>
-              <w:t>Oruro</w:t>
-            </w:r>
-          </w:p>
-        </w:tc>
-        <w:tc>
-          <w:tcPr>
-            <w:tcW w:type="dxa" w:w="2381"/>
-          </w:tcPr>
-          <w:p>
-            <w:r>
-              <w:t>Calle Potosí 6152 entre Bolívar y Sucre</w:t>
-            </w:r>
-          </w:p>
-        </w:tc>
-        <w:tc>
-          <w:tcPr>
-            <w:tcW w:type="dxa" w:w="1134"/>
-          </w:tcPr>
-          <w:p>
-            <w:r>
-              <w:t>5283300</w:t>
-            </w:r>
-          </w:p>
-        </w:tc>
-        <w:tc>
-          <w:tcPr>
-            <w:tcW w:type="dxa" w:w="3628"/>
+            <w:r/>
+          </w:p>
+        </w:tc>
+        <w:tc>
+          <w:tcPr>
+            <w:tcW w:type="dxa" w:w="1247"/>
+          </w:tcPr>
+          <w:p>
+            <w:r/>
+          </w:p>
+        </w:tc>
+        <w:tc>
+          <w:tcPr>
+            <w:tcW w:type="dxa" w:w="1020"/>
+          </w:tcPr>
+          <w:p>
+            <w:r/>
+          </w:p>
+        </w:tc>
+        <w:tc>
+          <w:tcPr>
+            <w:tcW w:type="dxa" w:w="2835"/>
           </w:tcPr>
           <w:p>
             <w:r/>
@@ -2506,21 +5661,11 @@
       <w:tr>
         <w:tc>
           <w:tcPr>
-            <w:tcW w:type="dxa" w:w="2608"/>
-          </w:tcPr>
-          <w:p>
-            <w:r>
-              <w:t>Clínica Universitaria</w:t>
-            </w:r>
-          </w:p>
-        </w:tc>
-        <w:tc>
-          <w:tcPr>
-            <w:tcW w:type="dxa" w:w="1701"/>
-          </w:tcPr>
-          <w:p>
-            <w:r>
-              <w:t>Clínica general</w:t>
+            <w:tcW w:type="dxa" w:w="2381"/>
+          </w:tcPr>
+          <w:p>
+            <w:r>
+              <w:t>Laboratorio Clínico Trinidad Chocaya</w:t>
             </w:r>
           </w:p>
         </w:tc>
@@ -2530,7 +5675,37 @@
           </w:tcPr>
           <w:p>
             <w:r>
-              <w:t>2do nivel</w:t>
+              <w:t>Laboratorio</w:t>
+            </w:r>
+          </w:p>
+        </w:tc>
+        <w:tc>
+          <w:tcPr>
+            <w:tcW w:type="dxa" w:w="1361"/>
+          </w:tcPr>
+          <w:p>
+            <w:r>
+              <w:t>Laboratorio</w:t>
+            </w:r>
+          </w:p>
+        </w:tc>
+        <w:tc>
+          <w:tcPr>
+            <w:tcW w:type="dxa" w:w="1134"/>
+          </w:tcPr>
+          <w:p>
+            <w:r>
+              <w:t>Oruro</w:t>
+            </w:r>
+          </w:p>
+        </w:tc>
+        <w:tc>
+          <w:tcPr>
+            <w:tcW w:type="dxa" w:w="2154"/>
+          </w:tcPr>
+          <w:p>
+            <w:r>
+              <w:t>Tarapacá 1156</w:t>
             </w:r>
           </w:p>
         </w:tc>
@@ -2539,34 +5714,28 @@
             <w:tcW w:type="dxa" w:w="1247"/>
           </w:tcPr>
           <w:p>
-            <w:r>
-              <w:t>Oruro</w:t>
-            </w:r>
-          </w:p>
-        </w:tc>
-        <w:tc>
-          <w:tcPr>
-            <w:tcW w:type="dxa" w:w="2381"/>
-          </w:tcPr>
-          <w:p>
-            <w:r>
-              <w:t>Calle Pagador y Velasco Galvarro</w:t>
-            </w:r>
-          </w:p>
-        </w:tc>
-        <w:tc>
-          <w:tcPr>
-            <w:tcW w:type="dxa" w:w="1134"/>
-          </w:tcPr>
-          <w:p>
-            <w:r>
-              <w:t>5273714</w:t>
-            </w:r>
-          </w:p>
-        </w:tc>
-        <w:tc>
-          <w:tcPr>
-            <w:tcW w:type="dxa" w:w="3628"/>
+            <w:r/>
+          </w:p>
+        </w:tc>
+        <w:tc>
+          <w:tcPr>
+            <w:tcW w:type="dxa" w:w="1247"/>
+          </w:tcPr>
+          <w:p>
+            <w:r/>
+          </w:p>
+        </w:tc>
+        <w:tc>
+          <w:tcPr>
+            <w:tcW w:type="dxa" w:w="1020"/>
+          </w:tcPr>
+          <w:p>
+            <w:r/>
+          </w:p>
+        </w:tc>
+        <w:tc>
+          <w:tcPr>
+            <w:tcW w:type="dxa" w:w="2835"/>
           </w:tcPr>
           <w:p>
             <w:r/>
@@ -2576,21 +5745,11 @@
       <w:tr>
         <w:tc>
           <w:tcPr>
-            <w:tcW w:type="dxa" w:w="2608"/>
-          </w:tcPr>
-          <w:p>
-            <w:r>
-              <w:t>Clínica El Salvador</w:t>
-            </w:r>
-          </w:p>
-        </w:tc>
-        <w:tc>
-          <w:tcPr>
-            <w:tcW w:type="dxa" w:w="1701"/>
-          </w:tcPr>
-          <w:p>
-            <w:r>
-              <w:t>Clínica general</w:t>
+            <w:tcW w:type="dxa" w:w="2381"/>
+          </w:tcPr>
+          <w:p>
+            <w:r>
+              <w:t>Odontología Titanium</w:t>
             </w:r>
           </w:p>
         </w:tc>
@@ -2600,8 +5759,36 @@
           </w:tcPr>
           <w:p>
             <w:r>
-              <w:t>Por confirmar</w:t>
-            </w:r>
+              <w:t>Odontología</w:t>
+            </w:r>
+          </w:p>
+        </w:tc>
+        <w:tc>
+          <w:tcPr>
+            <w:tcW w:type="dxa" w:w="1361"/>
+          </w:tcPr>
+          <w:p>
+            <w:r>
+              <w:t>Consultorio</w:t>
+            </w:r>
+          </w:p>
+        </w:tc>
+        <w:tc>
+          <w:tcPr>
+            <w:tcW w:type="dxa" w:w="1134"/>
+          </w:tcPr>
+          <w:p>
+            <w:r>
+              <w:t>Oruro</w:t>
+            </w:r>
+          </w:p>
+        </w:tc>
+        <w:tc>
+          <w:tcPr>
+            <w:tcW w:type="dxa" w:w="2154"/>
+          </w:tcPr>
+          <w:p>
+            <w:r/>
           </w:p>
         </w:tc>
         <w:tc>
@@ -2609,56 +5796,44 @@
             <w:tcW w:type="dxa" w:w="1247"/>
           </w:tcPr>
           <w:p>
-            <w:r>
-              <w:t>Oruro</w:t>
-            </w:r>
-          </w:p>
-        </w:tc>
-        <w:tc>
-          <w:tcPr>
-            <w:tcW w:type="dxa" w:w="2381"/>
-          </w:tcPr>
-          <w:p>
-            <w:r>
-              <w:t>Calle Lira 644</w:t>
-            </w:r>
-          </w:p>
-        </w:tc>
-        <w:tc>
-          <w:tcPr>
-            <w:tcW w:type="dxa" w:w="1134"/>
-          </w:tcPr>
-          <w:p>
             <w:r/>
           </w:p>
         </w:tc>
         <w:tc>
           <w:tcPr>
-            <w:tcW w:type="dxa" w:w="3628"/>
+            <w:tcW w:type="dxa" w:w="1247"/>
           </w:tcPr>
           <w:p>
             <w:r/>
+          </w:p>
+        </w:tc>
+        <w:tc>
+          <w:tcPr>
+            <w:tcW w:type="dxa" w:w="1020"/>
+          </w:tcPr>
+          <w:p>
+            <w:r/>
+          </w:p>
+        </w:tc>
+        <w:tc>
+          <w:tcPr>
+            <w:tcW w:type="dxa" w:w="2835"/>
+          </w:tcPr>
+          <w:p>
+            <w:r>
+              <w:t>13 años.</w:t>
+            </w:r>
           </w:p>
         </w:tc>
       </w:tr>
       <w:tr>
         <w:tc>
           <w:tcPr>
-            <w:tcW w:type="dxa" w:w="2608"/>
-          </w:tcPr>
-          <w:p>
-            <w:r>
-              <w:t>Clínica San Juan de Dios Servimed</w:t>
-            </w:r>
-          </w:p>
-        </w:tc>
-        <w:tc>
-          <w:tcPr>
-            <w:tcW w:type="dxa" w:w="1701"/>
-          </w:tcPr>
-          <w:p>
-            <w:r>
-              <w:t>Clínica general</w:t>
+            <w:tcW w:type="dxa" w:w="2381"/>
+          </w:tcPr>
+          <w:p>
+            <w:r>
+              <w:t>OrthoLife Odontología Especializada</w:t>
             </w:r>
           </w:p>
         </w:tc>
@@ -2668,8 +5843,36 @@
           </w:tcPr>
           <w:p>
             <w:r>
-              <w:t>Por confirmar</w:t>
-            </w:r>
+              <w:t>Odontología</w:t>
+            </w:r>
+          </w:p>
+        </w:tc>
+        <w:tc>
+          <w:tcPr>
+            <w:tcW w:type="dxa" w:w="1361"/>
+          </w:tcPr>
+          <w:p>
+            <w:r>
+              <w:t>Consultorio</w:t>
+            </w:r>
+          </w:p>
+        </w:tc>
+        <w:tc>
+          <w:tcPr>
+            <w:tcW w:type="dxa" w:w="1134"/>
+          </w:tcPr>
+          <w:p>
+            <w:r>
+              <w:t>Oruro</w:t>
+            </w:r>
+          </w:p>
+        </w:tc>
+        <w:tc>
+          <w:tcPr>
+            <w:tcW w:type="dxa" w:w="2154"/>
+          </w:tcPr>
+          <w:p>
+            <w:r/>
           </w:p>
         </w:tc>
         <w:tc>
@@ -2677,22 +5880,12 @@
             <w:tcW w:type="dxa" w:w="1247"/>
           </w:tcPr>
           <w:p>
-            <w:r>
-              <w:t>Oruro</w:t>
-            </w:r>
-          </w:p>
-        </w:tc>
-        <w:tc>
-          <w:tcPr>
-            <w:tcW w:type="dxa" w:w="2381"/>
-          </w:tcPr>
-          <w:p>
             <w:r/>
           </w:p>
         </w:tc>
         <w:tc>
           <w:tcPr>
-            <w:tcW w:type="dxa" w:w="1134"/>
+            <w:tcW w:type="dxa" w:w="1247"/>
           </w:tcPr>
           <w:p>
             <w:r/>
@@ -2700,31 +5893,31 @@
         </w:tc>
         <w:tc>
           <w:tcPr>
-            <w:tcW w:type="dxa" w:w="3628"/>
+            <w:tcW w:type="dxa" w:w="1020"/>
           </w:tcPr>
           <w:p>
             <w:r/>
+          </w:p>
+        </w:tc>
+        <w:tc>
+          <w:tcPr>
+            <w:tcW w:type="dxa" w:w="2835"/>
+          </w:tcPr>
+          <w:p>
+            <w:r>
+              <w:t>Ortodoncia e implantes.</w:t>
+            </w:r>
           </w:p>
         </w:tc>
       </w:tr>
       <w:tr>
         <w:tc>
           <w:tcPr>
-            <w:tcW w:type="dxa" w:w="2608"/>
-          </w:tcPr>
-          <w:p>
-            <w:r>
-              <w:t>CIES Oruro</w:t>
-            </w:r>
-          </w:p>
-        </w:tc>
-        <w:tc>
-          <w:tcPr>
-            <w:tcW w:type="dxa" w:w="1701"/>
-          </w:tcPr>
-          <w:p>
-            <w:r>
-              <w:t>ONG</w:t>
+            <w:tcW w:type="dxa" w:w="2381"/>
+          </w:tcPr>
+          <w:p>
+            <w:r>
+              <w:t>Clínica Dental Ortoperios</w:t>
             </w:r>
           </w:p>
         </w:tc>
@@ -2734,8 +5927,36 @@
           </w:tcPr>
           <w:p>
             <w:r>
-              <w:t>1er-2do nivel</w:t>
-            </w:r>
+              <w:t>Odontología</w:t>
+            </w:r>
+          </w:p>
+        </w:tc>
+        <w:tc>
+          <w:tcPr>
+            <w:tcW w:type="dxa" w:w="1361"/>
+          </w:tcPr>
+          <w:p>
+            <w:r>
+              <w:t>Consultorio</w:t>
+            </w:r>
+          </w:p>
+        </w:tc>
+        <w:tc>
+          <w:tcPr>
+            <w:tcW w:type="dxa" w:w="1134"/>
+          </w:tcPr>
+          <w:p>
+            <w:r>
+              <w:t>Oruro</w:t>
+            </w:r>
+          </w:p>
+        </w:tc>
+        <w:tc>
+          <w:tcPr>
+            <w:tcW w:type="dxa" w:w="2154"/>
+          </w:tcPr>
+          <w:p>
+            <w:r/>
           </w:p>
         </w:tc>
         <w:tc>
@@ -2743,58 +5964,42 @@
             <w:tcW w:type="dxa" w:w="1247"/>
           </w:tcPr>
           <w:p>
-            <w:r>
-              <w:t>Oruro</w:t>
-            </w:r>
-          </w:p>
-        </w:tc>
-        <w:tc>
-          <w:tcPr>
-            <w:tcW w:type="dxa" w:w="2381"/>
-          </w:tcPr>
-          <w:p>
-            <w:r>
-              <w:t>Calle Velasco Galvarro 880</w:t>
-            </w:r>
-          </w:p>
-        </w:tc>
-        <w:tc>
-          <w:tcPr>
-            <w:tcW w:type="dxa" w:w="1134"/>
-          </w:tcPr>
-          <w:p>
             <w:r/>
           </w:p>
         </w:tc>
         <w:tc>
           <w:tcPr>
-            <w:tcW w:type="dxa" w:w="3628"/>
-          </w:tcPr>
-          <w:p>
-            <w:r>
-              <w:t>Emergencias 24 h; varias especialidades.</w:t>
-            </w:r>
+            <w:tcW w:type="dxa" w:w="1247"/>
+          </w:tcPr>
+          <w:p>
+            <w:r/>
+          </w:p>
+        </w:tc>
+        <w:tc>
+          <w:tcPr>
+            <w:tcW w:type="dxa" w:w="1020"/>
+          </w:tcPr>
+          <w:p>
+            <w:r/>
+          </w:p>
+        </w:tc>
+        <w:tc>
+          <w:tcPr>
+            <w:tcW w:type="dxa" w:w="2835"/>
+          </w:tcPr>
+          <w:p>
+            <w:r/>
           </w:p>
         </w:tc>
       </w:tr>
       <w:tr>
         <w:tc>
           <w:tcPr>
-            <w:tcW w:type="dxa" w:w="2608"/>
-          </w:tcPr>
-          <w:p>
-            <w:r>
-              <w:t>Clínica de Maternidad La Salud</w:t>
-            </w:r>
-          </w:p>
-        </w:tc>
-        <w:tc>
-          <w:tcPr>
-            <w:tcW w:type="dxa" w:w="1701"/>
-          </w:tcPr>
-          <w:p>
-            <w:r>
-              <w:t>Maternidad / ginecología</w:t>
+            <w:tcW w:type="dxa" w:w="2381"/>
+          </w:tcPr>
+          <w:p>
+            <w:r>
+              <w:t>Toco's Odontología Integral</w:t>
             </w:r>
           </w:p>
         </w:tc>
@@ -2804,8 +6009,36 @@
           </w:tcPr>
           <w:p>
             <w:r>
-              <w:t>2do nivel</w:t>
-            </w:r>
+              <w:t>Odontología</w:t>
+            </w:r>
+          </w:p>
+        </w:tc>
+        <w:tc>
+          <w:tcPr>
+            <w:tcW w:type="dxa" w:w="1361"/>
+          </w:tcPr>
+          <w:p>
+            <w:r>
+              <w:t>Consultorio</w:t>
+            </w:r>
+          </w:p>
+        </w:tc>
+        <w:tc>
+          <w:tcPr>
+            <w:tcW w:type="dxa" w:w="1134"/>
+          </w:tcPr>
+          <w:p>
+            <w:r>
+              <w:t>Oruro</w:t>
+            </w:r>
+          </w:p>
+        </w:tc>
+        <w:tc>
+          <w:tcPr>
+            <w:tcW w:type="dxa" w:w="2154"/>
+          </w:tcPr>
+          <w:p>
+            <w:r/>
           </w:p>
         </w:tc>
         <w:tc>
@@ -2813,34 +6046,28 @@
             <w:tcW w:type="dxa" w:w="1247"/>
           </w:tcPr>
           <w:p>
-            <w:r>
-              <w:t>Oruro</w:t>
-            </w:r>
-          </w:p>
-        </w:tc>
-        <w:tc>
-          <w:tcPr>
-            <w:tcW w:type="dxa" w:w="2381"/>
-          </w:tcPr>
-          <w:p>
-            <w:r>
-              <w:t>Calle Caro 390</w:t>
-            </w:r>
-          </w:p>
-        </w:tc>
-        <w:tc>
-          <w:tcPr>
-            <w:tcW w:type="dxa" w:w="1134"/>
-          </w:tcPr>
-          <w:p>
-            <w:r>
-              <w:t>5255481</w:t>
-            </w:r>
-          </w:p>
-        </w:tc>
-        <w:tc>
-          <w:tcPr>
-            <w:tcW w:type="dxa" w:w="3628"/>
+            <w:r/>
+          </w:p>
+        </w:tc>
+        <w:tc>
+          <w:tcPr>
+            <w:tcW w:type="dxa" w:w="1247"/>
+          </w:tcPr>
+          <w:p>
+            <w:r/>
+          </w:p>
+        </w:tc>
+        <w:tc>
+          <w:tcPr>
+            <w:tcW w:type="dxa" w:w="1020"/>
+          </w:tcPr>
+          <w:p>
+            <w:r/>
+          </w:p>
+        </w:tc>
+        <w:tc>
+          <w:tcPr>
+            <w:tcW w:type="dxa" w:w="2835"/>
           </w:tcPr>
           <w:p>
             <w:r/>
@@ -2850,21 +6077,11 @@
       <w:tr>
         <w:tc>
           <w:tcPr>
-            <w:tcW w:type="dxa" w:w="2608"/>
-          </w:tcPr>
-          <w:p>
-            <w:r>
-              <w:t>URPE Urgencias Pediátricas</w:t>
-            </w:r>
-          </w:p>
-        </w:tc>
-        <w:tc>
-          <w:tcPr>
-            <w:tcW w:type="dxa" w:w="1701"/>
-          </w:tcPr>
-          <w:p>
-            <w:r>
-              <w:t>Pediatría</w:t>
+            <w:tcW w:type="dxa" w:w="2381"/>
+          </w:tcPr>
+          <w:p>
+            <w:r>
+              <w:t>OdontoPlus Oruro</w:t>
             </w:r>
           </w:p>
         </w:tc>
@@ -2874,8 +6091,36 @@
           </w:tcPr>
           <w:p>
             <w:r>
-              <w:t>Por confirmar</w:t>
-            </w:r>
+              <w:t>Odontología</w:t>
+            </w:r>
+          </w:p>
+        </w:tc>
+        <w:tc>
+          <w:tcPr>
+            <w:tcW w:type="dxa" w:w="1361"/>
+          </w:tcPr>
+          <w:p>
+            <w:r>
+              <w:t>Consultorio</w:t>
+            </w:r>
+          </w:p>
+        </w:tc>
+        <w:tc>
+          <w:tcPr>
+            <w:tcW w:type="dxa" w:w="1134"/>
+          </w:tcPr>
+          <w:p>
+            <w:r>
+              <w:t>Oruro</w:t>
+            </w:r>
+          </w:p>
+        </w:tc>
+        <w:tc>
+          <w:tcPr>
+            <w:tcW w:type="dxa" w:w="2154"/>
+          </w:tcPr>
+          <w:p>
+            <w:r/>
           </w:p>
         </w:tc>
         <w:tc>
@@ -2883,65 +6128,60 @@
             <w:tcW w:type="dxa" w:w="1247"/>
           </w:tcPr>
           <w:p>
-            <w:r>
-              <w:t>Oruro</w:t>
-            </w:r>
-          </w:p>
-        </w:tc>
-        <w:tc>
-          <w:tcPr>
-            <w:tcW w:type="dxa" w:w="2381"/>
-          </w:tcPr>
-          <w:p>
-            <w:r>
-              <w:t>Calle La Plata 1220</w:t>
-            </w:r>
-          </w:p>
-        </w:tc>
-        <w:tc>
-          <w:tcPr>
-            <w:tcW w:type="dxa" w:w="1134"/>
-          </w:tcPr>
-          <w:p>
             <w:r/>
           </w:p>
         </w:tc>
         <w:tc>
           <w:tcPr>
-            <w:tcW w:type="dxa" w:w="3628"/>
+            <w:tcW w:type="dxa" w:w="1247"/>
           </w:tcPr>
           <w:p>
             <w:r/>
+          </w:p>
+        </w:tc>
+        <w:tc>
+          <w:tcPr>
+            <w:tcW w:type="dxa" w:w="1020"/>
+          </w:tcPr>
+          <w:p>
+            <w:r/>
+          </w:p>
+        </w:tc>
+        <w:tc>
+          <w:tcPr>
+            <w:tcW w:type="dxa" w:w="2835"/>
+          </w:tcPr>
+          <w:p>
+            <w:r>
+              <w:t>TikTok @odontoplusoruro</w:t>
+            </w:r>
           </w:p>
         </w:tc>
       </w:tr>
       <w:tr>
         <w:tc>
           <w:tcPr>
-            <w:tcW w:type="dxa" w:w="2608"/>
-            <w:shd w:val="clear" w:fill="E3F2F1"/>
-          </w:tcPr>
-          <w:p>
-            <w:r>
-              <w:t>PhysioLife</w:t>
-            </w:r>
-          </w:p>
-        </w:tc>
-        <w:tc>
-          <w:tcPr>
-            <w:tcW w:type="dxa" w:w="1701"/>
-            <w:shd w:val="clear" w:fill="E3F2F1"/>
-          </w:tcPr>
-          <w:p>
-            <w:r>
-              <w:t>Fisioterapia</w:t>
+            <w:tcW w:type="dxa" w:w="2381"/>
+          </w:tcPr>
+          <w:p>
+            <w:r>
+              <w:t>Gaia Odontología Estética</w:t>
             </w:r>
           </w:p>
         </w:tc>
         <w:tc>
           <w:tcPr>
             <w:tcW w:type="dxa" w:w="1474"/>
-            <w:shd w:val="clear" w:fill="E3F2F1"/>
+          </w:tcPr>
+          <w:p>
+            <w:r>
+              <w:t>Odontología</w:t>
+            </w:r>
+          </w:p>
+        </w:tc>
+        <w:tc>
+          <w:tcPr>
+            <w:tcW w:type="dxa" w:w="1361"/>
           </w:tcPr>
           <w:p>
             <w:r>
@@ -2951,45 +6191,53 @@
         </w:tc>
         <w:tc>
           <w:tcPr>
+            <w:tcW w:type="dxa" w:w="1134"/>
+          </w:tcPr>
+          <w:p>
+            <w:r>
+              <w:t>Oruro</w:t>
+            </w:r>
+          </w:p>
+        </w:tc>
+        <w:tc>
+          <w:tcPr>
+            <w:tcW w:type="dxa" w:w="2154"/>
+          </w:tcPr>
+          <w:p>
+            <w:r/>
+          </w:p>
+        </w:tc>
+        <w:tc>
+          <w:tcPr>
             <w:tcW w:type="dxa" w:w="1247"/>
-            <w:shd w:val="clear" w:fill="E3F2F1"/>
-          </w:tcPr>
-          <w:p>
-            <w:r>
-              <w:t>Oruro</w:t>
-            </w:r>
-          </w:p>
-        </w:tc>
-        <w:tc>
-          <w:tcPr>
-            <w:tcW w:type="dxa" w:w="2381"/>
-            <w:shd w:val="clear" w:fill="E3F2F1"/>
-          </w:tcPr>
-          <w:p>
-            <w:r>
-              <w:t>Av. 6 de Agosto y Herrera, Torre Fuerte 1er piso</w:t>
-            </w:r>
-          </w:p>
-        </w:tc>
-        <w:tc>
-          <w:tcPr>
-            <w:tcW w:type="dxa" w:w="1134"/>
-            <w:shd w:val="clear" w:fill="E3F2F1"/>
-          </w:tcPr>
-          <w:p>
-            <w:r>
-              <w:t>68365007</w:t>
-            </w:r>
-          </w:p>
-        </w:tc>
-        <w:tc>
-          <w:tcPr>
-            <w:tcW w:type="dxa" w:w="3628"/>
-            <w:shd w:val="clear" w:fill="E3F2F1"/>
-          </w:tcPr>
-          <w:p>
-            <w:r>
-              <w:t>Centro nuevo (marca de 2025).</w:t>
+          </w:tcPr>
+          <w:p>
+            <w:r/>
+          </w:p>
+        </w:tc>
+        <w:tc>
+          <w:tcPr>
+            <w:tcW w:type="dxa" w:w="1247"/>
+          </w:tcPr>
+          <w:p>
+            <w:r/>
+          </w:p>
+        </w:tc>
+        <w:tc>
+          <w:tcPr>
+            <w:tcW w:type="dxa" w:w="1020"/>
+          </w:tcPr>
+          <w:p>
+            <w:r/>
+          </w:p>
+        </w:tc>
+        <w:tc>
+          <w:tcPr>
+            <w:tcW w:type="dxa" w:w="2835"/>
+          </w:tcPr>
+          <w:p>
+            <w:r>
+              <w:t>TikTok @gaiaodontologiaestetica</w:t>
             </w:r>
           </w:p>
         </w:tc>
@@ -2997,21 +6245,11 @@
       <w:tr>
         <w:tc>
           <w:tcPr>
-            <w:tcW w:type="dxa" w:w="2608"/>
-          </w:tcPr>
-          <w:p>
-            <w:r>
-              <w:t>CEREFAT</w:t>
-            </w:r>
-          </w:p>
-        </w:tc>
-        <w:tc>
-          <w:tcPr>
-            <w:tcW w:type="dxa" w:w="1701"/>
-          </w:tcPr>
-          <w:p>
-            <w:r>
-              <w:t>Fisioterapia</w:t>
+            <w:tcW w:type="dxa" w:w="2381"/>
+          </w:tcPr>
+          <w:p>
+            <w:r>
+              <w:t>Clínica Especializada San Juan</w:t>
             </w:r>
           </w:p>
         </w:tc>
@@ -3021,853 +6259,65 @@
           </w:tcPr>
           <w:p>
             <w:r>
+              <w:t>Estética</w:t>
+            </w:r>
+          </w:p>
+        </w:tc>
+        <w:tc>
+          <w:tcPr>
+            <w:tcW w:type="dxa" w:w="1361"/>
+          </w:tcPr>
+          <w:p>
+            <w:r>
               <w:t>Consultorio</w:t>
             </w:r>
           </w:p>
         </w:tc>
         <w:tc>
           <w:tcPr>
+            <w:tcW w:type="dxa" w:w="1134"/>
+          </w:tcPr>
+          <w:p>
+            <w:r>
+              <w:t>Oruro</w:t>
+            </w:r>
+          </w:p>
+        </w:tc>
+        <w:tc>
+          <w:tcPr>
+            <w:tcW w:type="dxa" w:w="2154"/>
+          </w:tcPr>
+          <w:p>
+            <w:r/>
+          </w:p>
+        </w:tc>
+        <w:tc>
+          <w:tcPr>
             <w:tcW w:type="dxa" w:w="1247"/>
           </w:tcPr>
           <w:p>
-            <w:r>
-              <w:t>Oruro</w:t>
-            </w:r>
-          </w:p>
-        </w:tc>
-        <w:tc>
-          <w:tcPr>
-            <w:tcW w:type="dxa" w:w="2381"/>
-          </w:tcPr>
-          <w:p>
-            <w:r>
-              <w:t>Rodríguez y Velasco</w:t>
-            </w:r>
-          </w:p>
-        </w:tc>
-        <w:tc>
-          <w:tcPr>
-            <w:tcW w:type="dxa" w:w="1134"/>
-          </w:tcPr>
-          <w:p>
             <w:r/>
           </w:p>
         </w:tc>
         <w:tc>
           <w:tcPr>
-            <w:tcW w:type="dxa" w:w="3628"/>
-          </w:tcPr>
-          <w:p>
-            <w:r>
-              <w:t>Más de 30 años.</w:t>
-            </w:r>
-          </w:p>
-        </w:tc>
-      </w:tr>
-      <w:tr>
-        <w:tc>
-          <w:tcPr>
-            <w:tcW w:type="dxa" w:w="2608"/>
-          </w:tcPr>
-          <w:p>
-            <w:r>
-              <w:t>Innovaz Clínica Oftalmológica</w:t>
-            </w:r>
-          </w:p>
-        </w:tc>
-        <w:tc>
-          <w:tcPr>
-            <w:tcW w:type="dxa" w:w="1701"/>
-          </w:tcPr>
-          <w:p>
-            <w:r>
-              <w:t>Oftalmología</w:t>
-            </w:r>
-          </w:p>
-        </w:tc>
-        <w:tc>
-          <w:tcPr>
-            <w:tcW w:type="dxa" w:w="1474"/>
-          </w:tcPr>
-          <w:p>
-            <w:r>
-              <w:t>Consultorio</w:t>
-            </w:r>
-          </w:p>
-        </w:tc>
-        <w:tc>
-          <w:tcPr>
             <w:tcW w:type="dxa" w:w="1247"/>
           </w:tcPr>
           <w:p>
-            <w:r>
-              <w:t>Oruro</w:t>
-            </w:r>
-          </w:p>
-        </w:tc>
-        <w:tc>
-          <w:tcPr>
-            <w:tcW w:type="dxa" w:w="2381"/>
-          </w:tcPr>
-          <w:p>
-            <w:r>
-              <w:t>Centro de Oruro</w:t>
-            </w:r>
-          </w:p>
-        </w:tc>
-        <w:tc>
-          <w:tcPr>
-            <w:tcW w:type="dxa" w:w="1134"/>
-          </w:tcPr>
-          <w:p>
             <w:r/>
           </w:p>
         </w:tc>
         <w:tc>
           <w:tcPr>
-            <w:tcW w:type="dxa" w:w="3628"/>
+            <w:tcW w:type="dxa" w:w="1020"/>
           </w:tcPr>
           <w:p>
             <w:r/>
           </w:p>
         </w:tc>
-      </w:tr>
-      <w:tr>
-        <w:tc>
-          <w:tcPr>
-            <w:tcW w:type="dxa" w:w="2608"/>
-          </w:tcPr>
-          <w:p>
-            <w:r>
-              <w:t>Centro Oftalmológico Dra. Noemí Chambilla</w:t>
-            </w:r>
-          </w:p>
-        </w:tc>
-        <w:tc>
-          <w:tcPr>
-            <w:tcW w:type="dxa" w:w="1701"/>
-          </w:tcPr>
-          <w:p>
-            <w:r>
-              <w:t>Oftalmología</w:t>
-            </w:r>
-          </w:p>
-        </w:tc>
-        <w:tc>
-          <w:tcPr>
-            <w:tcW w:type="dxa" w:w="1474"/>
-          </w:tcPr>
-          <w:p>
-            <w:r>
-              <w:t>Consultorio</w:t>
-            </w:r>
-          </w:p>
-        </w:tc>
-        <w:tc>
-          <w:tcPr>
-            <w:tcW w:type="dxa" w:w="1247"/>
-          </w:tcPr>
-          <w:p>
-            <w:r>
-              <w:t>Oruro</w:t>
-            </w:r>
-          </w:p>
-        </w:tc>
-        <w:tc>
-          <w:tcPr>
-            <w:tcW w:type="dxa" w:w="2381"/>
-          </w:tcPr>
-          <w:p>
-            <w:r/>
-          </w:p>
-        </w:tc>
-        <w:tc>
-          <w:tcPr>
-            <w:tcW w:type="dxa" w:w="1134"/>
-          </w:tcPr>
-          <w:p>
-            <w:r/>
-          </w:p>
-        </w:tc>
-        <w:tc>
-          <w:tcPr>
-            <w:tcW w:type="dxa" w:w="3628"/>
-          </w:tcPr>
-          <w:p>
-            <w:r/>
-          </w:p>
-        </w:tc>
-      </w:tr>
-      <w:tr>
-        <w:tc>
-          <w:tcPr>
-            <w:tcW w:type="dxa" w:w="2608"/>
-          </w:tcPr>
-          <w:p>
-            <w:r>
-              <w:t>Diagnóstico por Imágenes</w:t>
-            </w:r>
-          </w:p>
-        </w:tc>
-        <w:tc>
-          <w:tcPr>
-            <w:tcW w:type="dxa" w:w="1701"/>
-          </w:tcPr>
-          <w:p>
-            <w:r>
-              <w:t>Imágenes</w:t>
-            </w:r>
-          </w:p>
-        </w:tc>
-        <w:tc>
-          <w:tcPr>
-            <w:tcW w:type="dxa" w:w="1474"/>
-          </w:tcPr>
-          <w:p>
-            <w:r>
-              <w:t>Centro de diagnóstico</w:t>
-            </w:r>
-          </w:p>
-        </w:tc>
-        <w:tc>
-          <w:tcPr>
-            <w:tcW w:type="dxa" w:w="1247"/>
-          </w:tcPr>
-          <w:p>
-            <w:r>
-              <w:t>Oruro</w:t>
-            </w:r>
-          </w:p>
-        </w:tc>
-        <w:tc>
-          <w:tcPr>
-            <w:tcW w:type="dxa" w:w="2381"/>
-          </w:tcPr>
-          <w:p>
-            <w:r>
-              <w:t>Velasco Galvarro 600 esq. Rodríguez</w:t>
-            </w:r>
-          </w:p>
-        </w:tc>
-        <w:tc>
-          <w:tcPr>
-            <w:tcW w:type="dxa" w:w="1134"/>
-          </w:tcPr>
-          <w:p>
-            <w:r/>
-          </w:p>
-        </w:tc>
-        <w:tc>
-          <w:tcPr>
-            <w:tcW w:type="dxa" w:w="3628"/>
-          </w:tcPr>
-          <w:p>
-            <w:r>
-              <w:t>Tomografía; ecografía 5D; mamografía digital.</w:t>
-            </w:r>
-          </w:p>
-        </w:tc>
-      </w:tr>
-      <w:tr>
-        <w:tc>
-          <w:tcPr>
-            <w:tcW w:type="dxa" w:w="2608"/>
-          </w:tcPr>
-          <w:p>
-            <w:r>
-              <w:t>Laboratorio Clínico Estela</w:t>
-            </w:r>
-          </w:p>
-        </w:tc>
-        <w:tc>
-          <w:tcPr>
-            <w:tcW w:type="dxa" w:w="1701"/>
-          </w:tcPr>
-          <w:p>
-            <w:r>
-              <w:t>Laboratorio</w:t>
-            </w:r>
-          </w:p>
-        </w:tc>
-        <w:tc>
-          <w:tcPr>
-            <w:tcW w:type="dxa" w:w="1474"/>
-          </w:tcPr>
-          <w:p>
-            <w:r>
-              <w:t>Laboratorio</w:t>
-            </w:r>
-          </w:p>
-        </w:tc>
-        <w:tc>
-          <w:tcPr>
-            <w:tcW w:type="dxa" w:w="1247"/>
-          </w:tcPr>
-          <w:p>
-            <w:r>
-              <w:t>Oruro</w:t>
-            </w:r>
-          </w:p>
-        </w:tc>
-        <w:tc>
-          <w:tcPr>
-            <w:tcW w:type="dxa" w:w="2381"/>
-          </w:tcPr>
-          <w:p>
-            <w:r>
-              <w:t>Av. Caro esq. Petot</w:t>
-            </w:r>
-          </w:p>
-        </w:tc>
-        <w:tc>
-          <w:tcPr>
-            <w:tcW w:type="dxa" w:w="1134"/>
-          </w:tcPr>
-          <w:p>
-            <w:r/>
-          </w:p>
-        </w:tc>
-        <w:tc>
-          <w:tcPr>
-            <w:tcW w:type="dxa" w:w="3628"/>
-          </w:tcPr>
-          <w:p>
-            <w:r/>
-          </w:p>
-        </w:tc>
-      </w:tr>
-      <w:tr>
-        <w:tc>
-          <w:tcPr>
-            <w:tcW w:type="dxa" w:w="2608"/>
-          </w:tcPr>
-          <w:p>
-            <w:r>
-              <w:t>Laboratorio Clínico Trinidad Chocaya</w:t>
-            </w:r>
-          </w:p>
-        </w:tc>
-        <w:tc>
-          <w:tcPr>
-            <w:tcW w:type="dxa" w:w="1701"/>
-          </w:tcPr>
-          <w:p>
-            <w:r>
-              <w:t>Laboratorio</w:t>
-            </w:r>
-          </w:p>
-        </w:tc>
-        <w:tc>
-          <w:tcPr>
-            <w:tcW w:type="dxa" w:w="1474"/>
-          </w:tcPr>
-          <w:p>
-            <w:r>
-              <w:t>Laboratorio</w:t>
-            </w:r>
-          </w:p>
-        </w:tc>
-        <w:tc>
-          <w:tcPr>
-            <w:tcW w:type="dxa" w:w="1247"/>
-          </w:tcPr>
-          <w:p>
-            <w:r>
-              <w:t>Oruro</w:t>
-            </w:r>
-          </w:p>
-        </w:tc>
-        <w:tc>
-          <w:tcPr>
-            <w:tcW w:type="dxa" w:w="2381"/>
-          </w:tcPr>
-          <w:p>
-            <w:r>
-              <w:t>Tarapacá 1156</w:t>
-            </w:r>
-          </w:p>
-        </w:tc>
-        <w:tc>
-          <w:tcPr>
-            <w:tcW w:type="dxa" w:w="1134"/>
-          </w:tcPr>
-          <w:p>
-            <w:r/>
-          </w:p>
-        </w:tc>
-        <w:tc>
-          <w:tcPr>
-            <w:tcW w:type="dxa" w:w="3628"/>
-          </w:tcPr>
-          <w:p>
-            <w:r/>
-          </w:p>
-        </w:tc>
-      </w:tr>
-      <w:tr>
-        <w:tc>
-          <w:tcPr>
-            <w:tcW w:type="dxa" w:w="2608"/>
-          </w:tcPr>
-          <w:p>
-            <w:r>
-              <w:t>Odontología Titanium</w:t>
-            </w:r>
-          </w:p>
-        </w:tc>
-        <w:tc>
-          <w:tcPr>
-            <w:tcW w:type="dxa" w:w="1701"/>
-          </w:tcPr>
-          <w:p>
-            <w:r>
-              <w:t>Odontología</w:t>
-            </w:r>
-          </w:p>
-        </w:tc>
-        <w:tc>
-          <w:tcPr>
-            <w:tcW w:type="dxa" w:w="1474"/>
-          </w:tcPr>
-          <w:p>
-            <w:r>
-              <w:t>Consultorio</w:t>
-            </w:r>
-          </w:p>
-        </w:tc>
-        <w:tc>
-          <w:tcPr>
-            <w:tcW w:type="dxa" w:w="1247"/>
-          </w:tcPr>
-          <w:p>
-            <w:r>
-              <w:t>Oruro</w:t>
-            </w:r>
-          </w:p>
-        </w:tc>
-        <w:tc>
-          <w:tcPr>
-            <w:tcW w:type="dxa" w:w="2381"/>
-          </w:tcPr>
-          <w:p>
-            <w:r/>
-          </w:p>
-        </w:tc>
-        <w:tc>
-          <w:tcPr>
-            <w:tcW w:type="dxa" w:w="1134"/>
-          </w:tcPr>
-          <w:p>
-            <w:r/>
-          </w:p>
-        </w:tc>
-        <w:tc>
-          <w:tcPr>
-            <w:tcW w:type="dxa" w:w="3628"/>
-          </w:tcPr>
-          <w:p>
-            <w:r>
-              <w:t>13 años.</w:t>
-            </w:r>
-          </w:p>
-        </w:tc>
-      </w:tr>
-      <w:tr>
-        <w:tc>
-          <w:tcPr>
-            <w:tcW w:type="dxa" w:w="2608"/>
-          </w:tcPr>
-          <w:p>
-            <w:r>
-              <w:t>OrthoLife Odontología Especializada</w:t>
-            </w:r>
-          </w:p>
-        </w:tc>
-        <w:tc>
-          <w:tcPr>
-            <w:tcW w:type="dxa" w:w="1701"/>
-          </w:tcPr>
-          <w:p>
-            <w:r>
-              <w:t>Odontología</w:t>
-            </w:r>
-          </w:p>
-        </w:tc>
-        <w:tc>
-          <w:tcPr>
-            <w:tcW w:type="dxa" w:w="1474"/>
-          </w:tcPr>
-          <w:p>
-            <w:r>
-              <w:t>Consultorio</w:t>
-            </w:r>
-          </w:p>
-        </w:tc>
-        <w:tc>
-          <w:tcPr>
-            <w:tcW w:type="dxa" w:w="1247"/>
-          </w:tcPr>
-          <w:p>
-            <w:r>
-              <w:t>Oruro</w:t>
-            </w:r>
-          </w:p>
-        </w:tc>
-        <w:tc>
-          <w:tcPr>
-            <w:tcW w:type="dxa" w:w="2381"/>
-          </w:tcPr>
-          <w:p>
-            <w:r/>
-          </w:p>
-        </w:tc>
-        <w:tc>
-          <w:tcPr>
-            <w:tcW w:type="dxa" w:w="1134"/>
-          </w:tcPr>
-          <w:p>
-            <w:r/>
-          </w:p>
-        </w:tc>
-        <w:tc>
-          <w:tcPr>
-            <w:tcW w:type="dxa" w:w="3628"/>
-          </w:tcPr>
-          <w:p>
-            <w:r>
-              <w:t>Ortodoncia e implantes.</w:t>
-            </w:r>
-          </w:p>
-        </w:tc>
-      </w:tr>
-      <w:tr>
-        <w:tc>
-          <w:tcPr>
-            <w:tcW w:type="dxa" w:w="2608"/>
-          </w:tcPr>
-          <w:p>
-            <w:r>
-              <w:t>Clínica Dental Ortoperios</w:t>
-            </w:r>
-          </w:p>
-        </w:tc>
-        <w:tc>
-          <w:tcPr>
-            <w:tcW w:type="dxa" w:w="1701"/>
-          </w:tcPr>
-          <w:p>
-            <w:r>
-              <w:t>Odontología</w:t>
-            </w:r>
-          </w:p>
-        </w:tc>
-        <w:tc>
-          <w:tcPr>
-            <w:tcW w:type="dxa" w:w="1474"/>
-          </w:tcPr>
-          <w:p>
-            <w:r>
-              <w:t>Consultorio</w:t>
-            </w:r>
-          </w:p>
-        </w:tc>
-        <w:tc>
-          <w:tcPr>
-            <w:tcW w:type="dxa" w:w="1247"/>
-          </w:tcPr>
-          <w:p>
-            <w:r>
-              <w:t>Oruro</w:t>
-            </w:r>
-          </w:p>
-        </w:tc>
-        <w:tc>
-          <w:tcPr>
-            <w:tcW w:type="dxa" w:w="2381"/>
-          </w:tcPr>
-          <w:p>
-            <w:r/>
-          </w:p>
-        </w:tc>
-        <w:tc>
-          <w:tcPr>
-            <w:tcW w:type="dxa" w:w="1134"/>
-          </w:tcPr>
-          <w:p>
-            <w:r/>
-          </w:p>
-        </w:tc>
-        <w:tc>
-          <w:tcPr>
-            <w:tcW w:type="dxa" w:w="3628"/>
-          </w:tcPr>
-          <w:p>
-            <w:r/>
-          </w:p>
-        </w:tc>
-      </w:tr>
-      <w:tr>
-        <w:tc>
-          <w:tcPr>
-            <w:tcW w:type="dxa" w:w="2608"/>
-          </w:tcPr>
-          <w:p>
-            <w:r>
-              <w:t>Toco's Odontología Integral</w:t>
-            </w:r>
-          </w:p>
-        </w:tc>
-        <w:tc>
-          <w:tcPr>
-            <w:tcW w:type="dxa" w:w="1701"/>
-          </w:tcPr>
-          <w:p>
-            <w:r>
-              <w:t>Odontología</w:t>
-            </w:r>
-          </w:p>
-        </w:tc>
-        <w:tc>
-          <w:tcPr>
-            <w:tcW w:type="dxa" w:w="1474"/>
-          </w:tcPr>
-          <w:p>
-            <w:r>
-              <w:t>Consultorio</w:t>
-            </w:r>
-          </w:p>
-        </w:tc>
-        <w:tc>
-          <w:tcPr>
-            <w:tcW w:type="dxa" w:w="1247"/>
-          </w:tcPr>
-          <w:p>
-            <w:r>
-              <w:t>Oruro</w:t>
-            </w:r>
-          </w:p>
-        </w:tc>
-        <w:tc>
-          <w:tcPr>
-            <w:tcW w:type="dxa" w:w="2381"/>
-          </w:tcPr>
-          <w:p>
-            <w:r/>
-          </w:p>
-        </w:tc>
-        <w:tc>
-          <w:tcPr>
-            <w:tcW w:type="dxa" w:w="1134"/>
-          </w:tcPr>
-          <w:p>
-            <w:r/>
-          </w:p>
-        </w:tc>
-        <w:tc>
-          <w:tcPr>
-            <w:tcW w:type="dxa" w:w="3628"/>
-          </w:tcPr>
-          <w:p>
-            <w:r/>
-          </w:p>
-        </w:tc>
-      </w:tr>
-      <w:tr>
-        <w:tc>
-          <w:tcPr>
-            <w:tcW w:type="dxa" w:w="2608"/>
-          </w:tcPr>
-          <w:p>
-            <w:r>
-              <w:t>OdontoPlus Oruro</w:t>
-            </w:r>
-          </w:p>
-        </w:tc>
-        <w:tc>
-          <w:tcPr>
-            <w:tcW w:type="dxa" w:w="1701"/>
-          </w:tcPr>
-          <w:p>
-            <w:r>
-              <w:t>Odontología</w:t>
-            </w:r>
-          </w:p>
-        </w:tc>
-        <w:tc>
-          <w:tcPr>
-            <w:tcW w:type="dxa" w:w="1474"/>
-          </w:tcPr>
-          <w:p>
-            <w:r>
-              <w:t>Consultorio</w:t>
-            </w:r>
-          </w:p>
-        </w:tc>
-        <w:tc>
-          <w:tcPr>
-            <w:tcW w:type="dxa" w:w="1247"/>
-          </w:tcPr>
-          <w:p>
-            <w:r>
-              <w:t>Oruro</w:t>
-            </w:r>
-          </w:p>
-        </w:tc>
-        <w:tc>
-          <w:tcPr>
-            <w:tcW w:type="dxa" w:w="2381"/>
-          </w:tcPr>
-          <w:p>
-            <w:r/>
-          </w:p>
-        </w:tc>
-        <w:tc>
-          <w:tcPr>
-            <w:tcW w:type="dxa" w:w="1134"/>
-          </w:tcPr>
-          <w:p>
-            <w:r/>
-          </w:p>
-        </w:tc>
-        <w:tc>
-          <w:tcPr>
-            <w:tcW w:type="dxa" w:w="3628"/>
-          </w:tcPr>
-          <w:p>
-            <w:r>
-              <w:t>TikTok @odontoplusoruro</w:t>
-            </w:r>
-          </w:p>
-        </w:tc>
-      </w:tr>
-      <w:tr>
-        <w:tc>
-          <w:tcPr>
-            <w:tcW w:type="dxa" w:w="2608"/>
-          </w:tcPr>
-          <w:p>
-            <w:r>
-              <w:t>Gaia Odontología Estética</w:t>
-            </w:r>
-          </w:p>
-        </w:tc>
-        <w:tc>
-          <w:tcPr>
-            <w:tcW w:type="dxa" w:w="1701"/>
-          </w:tcPr>
-          <w:p>
-            <w:r>
-              <w:t>Odontología</w:t>
-            </w:r>
-          </w:p>
-        </w:tc>
-        <w:tc>
-          <w:tcPr>
-            <w:tcW w:type="dxa" w:w="1474"/>
-          </w:tcPr>
-          <w:p>
-            <w:r>
-              <w:t>Consultorio</w:t>
-            </w:r>
-          </w:p>
-        </w:tc>
-        <w:tc>
-          <w:tcPr>
-            <w:tcW w:type="dxa" w:w="1247"/>
-          </w:tcPr>
-          <w:p>
-            <w:r>
-              <w:t>Oruro</w:t>
-            </w:r>
-          </w:p>
-        </w:tc>
-        <w:tc>
-          <w:tcPr>
-            <w:tcW w:type="dxa" w:w="2381"/>
-          </w:tcPr>
-          <w:p>
-            <w:r/>
-          </w:p>
-        </w:tc>
-        <w:tc>
-          <w:tcPr>
-            <w:tcW w:type="dxa" w:w="1134"/>
-          </w:tcPr>
-          <w:p>
-            <w:r/>
-          </w:p>
-        </w:tc>
-        <w:tc>
-          <w:tcPr>
-            <w:tcW w:type="dxa" w:w="3628"/>
-          </w:tcPr>
-          <w:p>
-            <w:r>
-              <w:t>TikTok @gaiaodontologiaestetica</w:t>
-            </w:r>
-          </w:p>
-        </w:tc>
-      </w:tr>
-      <w:tr>
-        <w:tc>
-          <w:tcPr>
-            <w:tcW w:type="dxa" w:w="2608"/>
-          </w:tcPr>
-          <w:p>
-            <w:r>
-              <w:t>Clínica Especializada San Juan</w:t>
-            </w:r>
-          </w:p>
-        </w:tc>
-        <w:tc>
-          <w:tcPr>
-            <w:tcW w:type="dxa" w:w="1701"/>
-          </w:tcPr>
-          <w:p>
-            <w:r>
-              <w:t>Estética</w:t>
-            </w:r>
-          </w:p>
-        </w:tc>
-        <w:tc>
-          <w:tcPr>
-            <w:tcW w:type="dxa" w:w="1474"/>
-          </w:tcPr>
-          <w:p>
-            <w:r>
-              <w:t>Consultorio</w:t>
-            </w:r>
-          </w:p>
-        </w:tc>
-        <w:tc>
-          <w:tcPr>
-            <w:tcW w:type="dxa" w:w="1247"/>
-          </w:tcPr>
-          <w:p>
-            <w:r>
-              <w:t>Oruro</w:t>
-            </w:r>
-          </w:p>
-        </w:tc>
-        <w:tc>
-          <w:tcPr>
-            <w:tcW w:type="dxa" w:w="2381"/>
-          </w:tcPr>
-          <w:p>
-            <w:r/>
-          </w:p>
-        </w:tc>
-        <w:tc>
-          <w:tcPr>
-            <w:tcW w:type="dxa" w:w="1134"/>
-          </w:tcPr>
-          <w:p>
-            <w:r/>
-          </w:p>
-        </w:tc>
-        <w:tc>
-          <w:tcPr>
-            <w:tcW w:type="dxa" w:w="3628"/>
+        <w:tc>
+          <w:tcPr>
+            <w:tcW w:type="dxa" w:w="2835"/>
           </w:tcPr>
           <w:p>
             <w:r/>
@@ -3899,7 +6349,7 @@
         <w:pStyle w:val="Heading2"/>
       </w:pPr>
       <w:r>
-        <w:t>4. Cómo completar el mapeo</w:t>
+        <w:t>Cómo completar el mapeo</w:t>
       </w:r>
     </w:p>
     <w:p>
@@ -3947,7 +6397,7 @@
         <w:pStyle w:val="Heading2"/>
       </w:pPr>
       <w:r>
-        <w:t>5. Fuentes</w:t>
+        <w:t>Fuentes</w:t>
       </w:r>
     </w:p>
     <w:p>
@@ -4228,6 +6678,14 @@
       </w:pPr>
       <w:r>
         <w:t>https://www.sedesoruro.gob.bo/index.php/2026/08/11/el-servicio-departamental-de-salud-oruro-en-coordinacion-con-el-gobierno-autonomo-municipal-de-huanuni-consolida-un-importante-avance-para-la-salud-de-la-region-con-la-incorporacion-de-12-medicos-es/</w:t>
+      </w:r>
+    </w:p>
+    <w:p>
+      <w:pPr>
+        <w:pStyle w:val="ListBullet"/>
+      </w:pPr>
+      <w:r>
+        <w:t>https://www.sedesoruro.gob.bo/index.php/contactos/</w:t>
       </w:r>
     </w:p>
     <w:p>
